--- a/TheorynCoding/Study Material/Java Overall/Java Overall/Quick Java/oza sir/Study This/study material/Garbage Collection - 5.docx
+++ b/TheorynCoding/Study Material/Java Overall/Java Overall/Quick Java/oza sir/Study This/study material/Garbage Collection - 5.docx
@@ -445,7 +445,6 @@
           <w:lang w:eastAsia="en-IN"/>
         </w:rPr>
       </w:pPr>
-      <w:proofErr w:type="gramStart"/>
       <w:r>
         <w:rPr>
           <w:rFonts w:ascii="Times New Roman" w:eastAsia="Times New Roman" w:hAnsi="Times New Roman" w:cs="Times New Roman"/>
@@ -456,7 +455,6 @@
         <w:lastRenderedPageBreak/>
         <w:t>Because it scans only Young Generation.</w:t>
       </w:r>
-      <w:proofErr w:type="gramEnd"/>
     </w:p>
     <w:p>
       <w:pPr>
@@ -866,27 +864,7 @@
           <w:szCs w:val="24"/>
           <w:lang w:eastAsia="en-IN"/>
         </w:rPr>
-        <w:t xml:space="preserve">Full GC cleans the entire Heap including Young Generation, Old Generation and sometimes </w:t>
-      </w:r>
-      <w:proofErr w:type="spellStart"/>
-      <w:r>
-        <w:rPr>
-          <w:rFonts w:ascii="Times New Roman" w:eastAsia="Times New Roman" w:hAnsi="Times New Roman" w:cs="Times New Roman"/>
-          <w:sz w:val="24"/>
-          <w:szCs w:val="24"/>
-          <w:lang w:eastAsia="en-IN"/>
-        </w:rPr>
-        <w:t>Metaspace</w:t>
-      </w:r>
-      <w:proofErr w:type="spellEnd"/>
-      <w:r>
-        <w:rPr>
-          <w:rFonts w:ascii="Times New Roman" w:eastAsia="Times New Roman" w:hAnsi="Times New Roman" w:cs="Times New Roman"/>
-          <w:sz w:val="24"/>
-          <w:szCs w:val="24"/>
-          <w:lang w:eastAsia="en-IN"/>
-        </w:rPr>
-        <w:t>.</w:t>
+        <w:t>Full GC cleans the entire Heap including Young Generation, Old Generation and sometimes Metaspace.</w:t>
       </w:r>
     </w:p>
     <w:p>
@@ -1038,7 +1016,6 @@
           <w:lang w:eastAsia="en-IN"/>
         </w:rPr>
       </w:pPr>
-      <w:proofErr w:type="spellStart"/>
       <w:r>
         <w:rPr>
           <w:rFonts w:ascii="Courier New" w:eastAsia="Times New Roman" w:hAnsi="Courier New" w:cs="Courier New"/>
@@ -1048,7 +1025,6 @@
         </w:rPr>
         <w:t>Metaspace</w:t>
       </w:r>
-      <w:proofErr w:type="spellEnd"/>
     </w:p>
     <w:p>
       <w:pPr>
@@ -1377,7 +1353,6 @@
           <w:lang w:eastAsia="en-IN"/>
         </w:rPr>
       </w:pPr>
-      <w:proofErr w:type="gramStart"/>
       <w:r>
         <w:rPr>
           <w:rFonts w:ascii="Times New Roman" w:eastAsia="Times New Roman" w:hAnsi="Times New Roman" w:cs="Times New Roman"/>
@@ -1387,7 +1362,6 @@
         </w:rPr>
         <w:t>Suitable for small applications with small heap size.</w:t>
       </w:r>
-      <w:proofErr w:type="gramEnd"/>
     </w:p>
     <w:p>
       <w:pPr>
@@ -1449,30 +1423,8 @@
           <w:szCs w:val="20"/>
           <w:lang w:eastAsia="en-IN"/>
         </w:rPr>
-        <w:t>-XX</w:t>
-      </w:r>
-      <w:proofErr w:type="gramStart"/>
-      <w:r>
-        <w:rPr>
-          <w:rFonts w:ascii="Courier New" w:eastAsia="Times New Roman" w:hAnsi="Courier New" w:cs="Courier New"/>
-          <w:sz w:val="20"/>
-          <w:szCs w:val="20"/>
-          <w:lang w:eastAsia="en-IN"/>
-        </w:rPr>
-        <w:t>:+</w:t>
-      </w:r>
-      <w:proofErr w:type="spellStart"/>
-      <w:proofErr w:type="gramEnd"/>
-      <w:r>
-        <w:rPr>
-          <w:rFonts w:ascii="Courier New" w:eastAsia="Times New Roman" w:hAnsi="Courier New" w:cs="Courier New"/>
-          <w:sz w:val="20"/>
-          <w:szCs w:val="20"/>
-          <w:lang w:eastAsia="en-IN"/>
-        </w:rPr>
-        <w:t>UseSerialGC</w:t>
-      </w:r>
-      <w:proofErr w:type="spellEnd"/>
+        <w:t>-XX:+UseSerialGC</w:t>
+      </w:r>
     </w:p>
     <w:p>
       <w:pPr>
@@ -1712,30 +1664,8 @@
           <w:szCs w:val="20"/>
           <w:lang w:eastAsia="en-IN"/>
         </w:rPr>
-        <w:t>-XX</w:t>
-      </w:r>
-      <w:proofErr w:type="gramStart"/>
-      <w:r>
-        <w:rPr>
-          <w:rFonts w:ascii="Courier New" w:eastAsia="Times New Roman" w:hAnsi="Courier New" w:cs="Courier New"/>
-          <w:sz w:val="20"/>
-          <w:szCs w:val="20"/>
-          <w:lang w:eastAsia="en-IN"/>
-        </w:rPr>
-        <w:t>:+</w:t>
-      </w:r>
-      <w:proofErr w:type="spellStart"/>
-      <w:proofErr w:type="gramEnd"/>
-      <w:r>
-        <w:rPr>
-          <w:rFonts w:ascii="Courier New" w:eastAsia="Times New Roman" w:hAnsi="Courier New" w:cs="Courier New"/>
-          <w:sz w:val="20"/>
-          <w:szCs w:val="20"/>
-          <w:lang w:eastAsia="en-IN"/>
-        </w:rPr>
-        <w:t>UseParallelGC</w:t>
-      </w:r>
-      <w:proofErr w:type="spellEnd"/>
+        <w:t>-XX:+UseParallelGC</w:t>
+      </w:r>
     </w:p>
     <w:p>
       <w:pPr>
@@ -1853,7 +1783,6 @@
           <w:lang w:eastAsia="en-IN"/>
         </w:rPr>
       </w:pPr>
-      <w:proofErr w:type="gramStart"/>
       <w:r>
         <w:rPr>
           <w:rFonts w:ascii="Courier New" w:eastAsia="Times New Roman" w:hAnsi="Courier New" w:cs="Courier New"/>
@@ -1863,7 +1792,6 @@
         </w:rPr>
         <w:t>Parallel GC vs Serial GC?</w:t>
       </w:r>
-      <w:proofErr w:type="gramEnd"/>
     </w:p>
     <w:p>
       <w:pPr>
@@ -2010,7 +1938,6 @@
           <w:lang w:eastAsia="en-IN"/>
         </w:rPr>
       </w:pPr>
-      <w:proofErr w:type="gramStart"/>
       <w:r>
         <w:rPr>
           <w:rFonts w:ascii="Times New Roman" w:eastAsia="Times New Roman" w:hAnsi="Times New Roman" w:cs="Times New Roman"/>
@@ -2020,7 +1947,6 @@
         </w:rPr>
         <w:t>Suitable for large heap applications.</w:t>
       </w:r>
-      <w:proofErr w:type="gramEnd"/>
     </w:p>
     <w:p>
       <w:pPr>
@@ -2082,27 +2008,7 @@
           <w:szCs w:val="20"/>
           <w:lang w:eastAsia="en-IN"/>
         </w:rPr>
-        <w:t>-XX</w:t>
-      </w:r>
-      <w:proofErr w:type="gramStart"/>
-      <w:r>
-        <w:rPr>
-          <w:rFonts w:ascii="Courier New" w:eastAsia="Times New Roman" w:hAnsi="Courier New" w:cs="Courier New"/>
-          <w:sz w:val="20"/>
-          <w:szCs w:val="20"/>
-          <w:lang w:eastAsia="en-IN"/>
-        </w:rPr>
-        <w:t>:+</w:t>
-      </w:r>
-      <w:proofErr w:type="gramEnd"/>
-      <w:r>
-        <w:rPr>
-          <w:rFonts w:ascii="Courier New" w:eastAsia="Times New Roman" w:hAnsi="Courier New" w:cs="Courier New"/>
-          <w:sz w:val="20"/>
-          <w:szCs w:val="20"/>
-          <w:lang w:eastAsia="en-IN"/>
-        </w:rPr>
-        <w:t>UseG1GC</w:t>
+        <w:t>-XX:+UseG1GC</w:t>
       </w:r>
     </w:p>
     <w:p>
@@ -2241,7 +2147,6 @@
           <w:lang w:eastAsia="en-IN"/>
         </w:rPr>
       </w:pPr>
-      <w:proofErr w:type="gramStart"/>
       <w:r>
         <w:rPr>
           <w:rFonts w:ascii="Times New Roman" w:eastAsia="Times New Roman" w:hAnsi="Times New Roman" w:cs="Times New Roman"/>
@@ -2251,7 +2156,6 @@
         </w:rPr>
         <w:t>Because it provides better pause-time control and scalability.</w:t>
       </w:r>
-      <w:proofErr w:type="gramEnd"/>
     </w:p>
     <w:p>
       <w:pPr>
@@ -2378,7 +2282,6 @@
           <w:lang w:eastAsia="en-IN"/>
         </w:rPr>
       </w:pPr>
-      <w:proofErr w:type="gramStart"/>
       <w:r>
         <w:rPr>
           <w:rFonts w:ascii="Times New Roman" w:eastAsia="Times New Roman" w:hAnsi="Times New Roman" w:cs="Times New Roman"/>
@@ -2388,7 +2291,6 @@
         </w:rPr>
         <w:t>Suitable for real-time and low-latency applications.</w:t>
       </w:r>
-      <w:proofErr w:type="gramEnd"/>
     </w:p>
     <w:p>
       <w:pPr>
@@ -2450,30 +2352,8 @@
           <w:szCs w:val="20"/>
           <w:lang w:eastAsia="en-IN"/>
         </w:rPr>
-        <w:t>-XX</w:t>
-      </w:r>
-      <w:proofErr w:type="gramStart"/>
-      <w:r>
-        <w:rPr>
-          <w:rFonts w:ascii="Courier New" w:eastAsia="Times New Roman" w:hAnsi="Courier New" w:cs="Courier New"/>
-          <w:sz w:val="20"/>
-          <w:szCs w:val="20"/>
-          <w:lang w:eastAsia="en-IN"/>
-        </w:rPr>
-        <w:t>:+</w:t>
-      </w:r>
-      <w:proofErr w:type="spellStart"/>
-      <w:proofErr w:type="gramEnd"/>
-      <w:r>
-        <w:rPr>
-          <w:rFonts w:ascii="Courier New" w:eastAsia="Times New Roman" w:hAnsi="Courier New" w:cs="Courier New"/>
-          <w:sz w:val="20"/>
-          <w:szCs w:val="20"/>
-          <w:lang w:eastAsia="en-IN"/>
-        </w:rPr>
-        <w:t>UseZGC</w:t>
-      </w:r>
-      <w:proofErr w:type="spellEnd"/>
+        <w:t>-XX:+UseZGC</w:t>
+      </w:r>
     </w:p>
     <w:p>
       <w:pPr>
@@ -2611,7 +2491,6 @@
           <w:lang w:eastAsia="en-IN"/>
         </w:rPr>
       </w:pPr>
-      <w:proofErr w:type="gramStart"/>
       <w:r>
         <w:rPr>
           <w:rFonts w:ascii="Times New Roman" w:eastAsia="Times New Roman" w:hAnsi="Times New Roman" w:cs="Times New Roman"/>
@@ -2621,7 +2500,6 @@
         </w:rPr>
         <w:t>For large-memory, low-latency systems.</w:t>
       </w:r>
-      <w:proofErr w:type="gramEnd"/>
     </w:p>
     <w:p>
       <w:pPr>
@@ -2822,25 +2700,14 @@
           <w:lang w:eastAsia="en-IN"/>
         </w:rPr>
       </w:pPr>
-      <w:proofErr w:type="spellStart"/>
-      <w:r>
-        <w:rPr>
-          <w:rFonts w:ascii="Courier New" w:eastAsia="Times New Roman" w:hAnsi="Courier New" w:cs="Courier New"/>
-          <w:sz w:val="20"/>
-          <w:szCs w:val="20"/>
-          <w:lang w:eastAsia="en-IN"/>
-        </w:rPr>
-        <w:t>Metaspace</w:t>
-      </w:r>
-      <w:proofErr w:type="spellEnd"/>
-      <w:r>
-        <w:rPr>
-          <w:rFonts w:ascii="Courier New" w:eastAsia="Times New Roman" w:hAnsi="Courier New" w:cs="Courier New"/>
-          <w:sz w:val="20"/>
-          <w:szCs w:val="20"/>
-          <w:lang w:eastAsia="en-IN"/>
-        </w:rPr>
-        <w:t xml:space="preserve"> Full</w:t>
+      <w:r>
+        <w:rPr>
+          <w:rFonts w:ascii="Courier New" w:eastAsia="Times New Roman" w:hAnsi="Courier New" w:cs="Courier New"/>
+          <w:sz w:val="20"/>
+          <w:szCs w:val="20"/>
+          <w:lang w:eastAsia="en-IN"/>
+        </w:rPr>
+        <w:t>Metaspace Full</w:t>
       </w:r>
     </w:p>
     <w:p>
@@ -2871,28 +2738,15 @@
           <w:lang w:eastAsia="en-IN"/>
         </w:rPr>
       </w:pPr>
-      <w:proofErr w:type="spellStart"/>
-      <w:proofErr w:type="gramStart"/>
-      <w:r>
-        <w:rPr>
-          <w:rFonts w:ascii="Courier New" w:eastAsia="Times New Roman" w:hAnsi="Courier New" w:cs="Courier New"/>
-          <w:sz w:val="20"/>
-          <w:szCs w:val="20"/>
-          <w:lang w:eastAsia="en-IN"/>
-        </w:rPr>
-        <w:t>System.gc</w:t>
-      </w:r>
-      <w:proofErr w:type="spellEnd"/>
-      <w:r>
-        <w:rPr>
-          <w:rFonts w:ascii="Courier New" w:eastAsia="Times New Roman" w:hAnsi="Courier New" w:cs="Courier New"/>
-          <w:sz w:val="20"/>
-          <w:szCs w:val="20"/>
-          <w:lang w:eastAsia="en-IN"/>
-        </w:rPr>
-        <w:t>()</w:t>
-      </w:r>
-      <w:proofErr w:type="gramEnd"/>
+      <w:r>
+        <w:rPr>
+          <w:rFonts w:ascii="Courier New" w:eastAsia="Times New Roman" w:hAnsi="Courier New" w:cs="Courier New"/>
+          <w:sz w:val="20"/>
+          <w:szCs w:val="20"/>
+          <w:lang w:eastAsia="en-IN"/>
+        </w:rPr>
+        <w:t>System.gc()</w:t>
+      </w:r>
     </w:p>
     <w:p>
       <w:pPr>
@@ -3068,7 +2922,6 @@
           <w:lang w:eastAsia="en-IN"/>
         </w:rPr>
       </w:pPr>
-      <w:proofErr w:type="gramStart"/>
       <w:r>
         <w:rPr>
           <w:rFonts w:ascii="Times New Roman" w:eastAsia="Times New Roman" w:hAnsi="Times New Roman" w:cs="Times New Roman"/>
@@ -3078,146 +2931,283 @@
         </w:rPr>
         <w:t>Using GC Logs, Heap Dump and Memory Analysis tools.</w:t>
       </w:r>
-      <w:proofErr w:type="gramEnd"/>
-    </w:p>
-    <w:p>
-      <w:pPr>
-        <w:spacing w:after="0" w:line="240" w:lineRule="auto"/>
-        <w:rPr>
-          <w:rFonts w:ascii="Times New Roman" w:eastAsia="Times New Roman" w:hAnsi="Times New Roman" w:cs="Times New Roman"/>
-          <w:sz w:val="24"/>
-          <w:szCs w:val="24"/>
-          <w:lang w:eastAsia="en-IN"/>
-        </w:rPr>
-      </w:pPr>
-      <w:r>
-        <w:rPr>
-          <w:rFonts w:ascii="Times New Roman" w:eastAsia="Times New Roman" w:hAnsi="Times New Roman" w:cs="Times New Roman"/>
-          <w:sz w:val="24"/>
-          <w:szCs w:val="24"/>
-          <w:lang w:eastAsia="en-IN"/>
-        </w:rPr>
-        <w:lastRenderedPageBreak/>
-        <w:pict>
-          <v:rect id="_x0000_i1032" style="width:0;height:1.5pt" o:hralign="center" o:hrstd="t" o:hr="t" fillcolor="#a0a0a0" stroked="f"/>
-        </w:pict>
-      </w:r>
-    </w:p>
-    <w:p>
-      <w:pPr>
-        <w:spacing w:before="100" w:beforeAutospacing="1" w:after="100" w:afterAutospacing="1" w:line="240" w:lineRule="auto"/>
-        <w:outlineLvl w:val="0"/>
-        <w:rPr>
-          <w:rFonts w:ascii="Times New Roman" w:eastAsia="Times New Roman" w:hAnsi="Times New Roman" w:cs="Times New Roman"/>
-          <w:b/>
-          <w:bCs/>
-          <w:kern w:val="36"/>
-          <w:sz w:val="48"/>
-          <w:szCs w:val="48"/>
-          <w:lang w:eastAsia="en-IN"/>
-        </w:rPr>
-      </w:pPr>
-      <w:r>
-        <w:rPr>
-          <w:rFonts w:ascii="Times New Roman" w:eastAsia="Times New Roman" w:hAnsi="Times New Roman" w:cs="Times New Roman"/>
-          <w:b/>
-          <w:bCs/>
-          <w:kern w:val="36"/>
-          <w:sz w:val="48"/>
-          <w:szCs w:val="48"/>
-          <w:lang w:eastAsia="en-IN"/>
-        </w:rPr>
-        <w:t>9. Memory Leak despite GC?</w:t>
-      </w:r>
-    </w:p>
-    <w:p>
-      <w:pPr>
-        <w:spacing w:before="100" w:beforeAutospacing="1" w:after="100" w:afterAutospacing="1" w:line="240" w:lineRule="auto"/>
-        <w:outlineLvl w:val="2"/>
-        <w:rPr>
-          <w:rFonts w:ascii="Times New Roman" w:eastAsia="Times New Roman" w:hAnsi="Times New Roman" w:cs="Times New Roman"/>
-          <w:b/>
-          <w:bCs/>
-          <w:sz w:val="27"/>
-          <w:szCs w:val="27"/>
-          <w:lang w:eastAsia="en-IN"/>
-        </w:rPr>
-      </w:pPr>
-      <w:r>
-        <w:rPr>
-          <w:rFonts w:ascii="Times New Roman" w:eastAsia="Times New Roman" w:hAnsi="Times New Roman" w:cs="Times New Roman"/>
-          <w:b/>
-          <w:bCs/>
-          <w:sz w:val="27"/>
-          <w:szCs w:val="27"/>
-          <w:lang w:eastAsia="en-IN"/>
-        </w:rPr>
-        <w:t>Interview Answer</w:t>
-      </w:r>
-    </w:p>
-    <w:p>
-      <w:pPr>
-        <w:spacing w:before="100" w:beforeAutospacing="1" w:after="100" w:afterAutospacing="1" w:line="240" w:lineRule="auto"/>
-        <w:rPr>
-          <w:rFonts w:ascii="Times New Roman" w:eastAsia="Times New Roman" w:hAnsi="Times New Roman" w:cs="Times New Roman"/>
-          <w:sz w:val="24"/>
-          <w:szCs w:val="24"/>
-          <w:lang w:eastAsia="en-IN"/>
-        </w:rPr>
-      </w:pPr>
-      <w:r>
-        <w:rPr>
-          <w:rFonts w:ascii="Times New Roman" w:eastAsia="Times New Roman" w:hAnsi="Times New Roman" w:cs="Times New Roman"/>
-          <w:sz w:val="24"/>
-          <w:szCs w:val="24"/>
-          <w:lang w:eastAsia="en-IN"/>
-        </w:rPr>
-        <w:t>GC removes unreachable objects.</w:t>
-      </w:r>
-    </w:p>
-    <w:p>
-      <w:pPr>
-        <w:spacing w:before="100" w:beforeAutospacing="1" w:after="100" w:afterAutospacing="1" w:line="240" w:lineRule="auto"/>
-        <w:rPr>
-          <w:rFonts w:ascii="Times New Roman" w:eastAsia="Times New Roman" w:hAnsi="Times New Roman" w:cs="Times New Roman"/>
-          <w:sz w:val="24"/>
-          <w:szCs w:val="24"/>
-          <w:lang w:eastAsia="en-IN"/>
-        </w:rPr>
-      </w:pPr>
-      <w:r>
-        <w:rPr>
-          <w:rFonts w:ascii="Times New Roman" w:eastAsia="Times New Roman" w:hAnsi="Times New Roman" w:cs="Times New Roman"/>
-          <w:sz w:val="24"/>
-          <w:szCs w:val="24"/>
-          <w:lang w:eastAsia="en-IN"/>
-        </w:rPr>
-        <w:t>A memory leak occurs when objects are still reachable but no longer useful.</w:t>
-      </w:r>
-    </w:p>
-    <w:p>
-      <w:pPr>
-        <w:spacing w:before="100" w:beforeAutospacing="1" w:after="100" w:afterAutospacing="1" w:line="240" w:lineRule="auto"/>
-        <w:outlineLvl w:val="2"/>
-        <w:rPr>
-          <w:rFonts w:ascii="Times New Roman" w:eastAsia="Times New Roman" w:hAnsi="Times New Roman" w:cs="Times New Roman"/>
-          <w:b/>
-          <w:bCs/>
-          <w:sz w:val="27"/>
-          <w:szCs w:val="27"/>
-          <w:lang w:eastAsia="en-IN"/>
-        </w:rPr>
-      </w:pPr>
-      <w:r>
-        <w:rPr>
-          <w:rFonts w:ascii="Times New Roman" w:eastAsia="Times New Roman" w:hAnsi="Times New Roman" w:cs="Times New Roman"/>
-          <w:b/>
-          <w:bCs/>
-          <w:sz w:val="27"/>
-          <w:szCs w:val="27"/>
-          <w:lang w:eastAsia="en-IN"/>
-        </w:rPr>
-        <w:t>Example</w:t>
+    </w:p>
+    <w:p>
+      <w:pPr>
+        <w:spacing w:before="100" w:beforeAutospacing="1" w:after="100" w:afterAutospacing="1" w:line="240" w:lineRule="auto"/>
+        <w:rPr>
+          <w:rFonts w:ascii="Times New Roman" w:eastAsia="Times New Roman" w:hAnsi="Times New Roman" w:cs="Times New Roman"/>
+          <w:sz w:val="24"/>
+          <w:szCs w:val="24"/>
+          <w:lang w:eastAsia="en-IN"/>
+        </w:rPr>
+      </w:pPr>
+    </w:p>
+    <w:p>
+      <w:pPr>
+        <w:spacing w:after="0" w:line="240" w:lineRule="auto"/>
+        <w:rPr>
+          <w:rFonts w:ascii="Times New Roman" w:eastAsia="Times New Roman" w:hAnsi="Times New Roman" w:cs="Times New Roman"/>
+          <w:sz w:val="24"/>
+          <w:szCs w:val="24"/>
+          <w:lang w:eastAsia="en-IN"/>
+        </w:rPr>
+      </w:pPr>
+      <w:r>
+        <w:rPr>
+          <w:rFonts w:ascii="Times New Roman" w:eastAsia="Times New Roman" w:hAnsi="Symbol" w:cs="Times New Roman"/>
+          <w:sz w:val="24"/>
+          <w:szCs w:val="24"/>
+          <w:lang w:eastAsia="en-IN"/>
+        </w:rPr>
+        <w:t></w:t>
+      </w:r>
+      <w:r>
+        <w:rPr>
+          <w:rFonts w:ascii="Times New Roman" w:eastAsia="Times New Roman" w:hAnsi="Times New Roman" w:cs="Times New Roman"/>
+          <w:sz w:val="24"/>
+          <w:szCs w:val="24"/>
+          <w:lang w:eastAsia="en-IN"/>
+        </w:rPr>
+        <w:t xml:space="preserve">  </w:t>
+      </w:r>
+      <w:r>
+        <w:rPr>
+          <w:rFonts w:ascii="Times New Roman" w:eastAsia="Times New Roman" w:hAnsi="Times New Roman" w:cs="Times New Roman"/>
+          <w:b/>
+          <w:bCs/>
+          <w:sz w:val="24"/>
+          <w:szCs w:val="24"/>
+          <w:lang w:eastAsia="en-IN"/>
+        </w:rPr>
+        <w:t>Enable and collect GC logs</w:t>
+      </w:r>
+      <w:r>
+        <w:rPr>
+          <w:rFonts w:ascii="Times New Roman" w:eastAsia="Times New Roman" w:hAnsi="Times New Roman" w:cs="Times New Roman"/>
+          <w:sz w:val="24"/>
+          <w:szCs w:val="24"/>
+          <w:lang w:eastAsia="en-IN"/>
+        </w:rPr>
+        <w:t xml:space="preserve"> </w:t>
+      </w:r>
+    </w:p>
+    <w:p>
+      <w:pPr>
+        <w:numPr>
+          <w:ilvl w:val="0"/>
+          <w:numId w:val="1"/>
+        </w:numPr>
+        <w:spacing w:before="100" w:beforeAutospacing="1" w:after="100" w:afterAutospacing="1" w:line="240" w:lineRule="auto"/>
+        <w:rPr>
+          <w:rFonts w:ascii="Times New Roman" w:eastAsia="Times New Roman" w:hAnsi="Times New Roman" w:cs="Times New Roman"/>
+          <w:sz w:val="24"/>
+          <w:szCs w:val="24"/>
+          <w:lang w:eastAsia="en-IN"/>
+        </w:rPr>
+      </w:pPr>
+      <w:r>
+        <w:rPr>
+          <w:rFonts w:ascii="Times New Roman" w:eastAsia="Times New Roman" w:hAnsi="Times New Roman" w:cs="Times New Roman"/>
+          <w:sz w:val="24"/>
+          <w:szCs w:val="24"/>
+          <w:lang w:eastAsia="en-IN"/>
+        </w:rPr>
+        <w:t xml:space="preserve">Analyze pause times, allocation rates, promotion failures, old-gen occupancy. </w:t>
+      </w:r>
+    </w:p>
+    <w:p>
+      <w:pPr>
+        <w:numPr>
+          <w:ilvl w:val="0"/>
+          <w:numId w:val="1"/>
+        </w:numPr>
+        <w:spacing w:before="100" w:beforeAutospacing="1" w:after="100" w:afterAutospacing="1" w:line="240" w:lineRule="auto"/>
+        <w:rPr>
+          <w:rFonts w:ascii="Times New Roman" w:eastAsia="Times New Roman" w:hAnsi="Times New Roman" w:cs="Times New Roman"/>
+          <w:sz w:val="24"/>
+          <w:szCs w:val="24"/>
+          <w:lang w:eastAsia="en-IN"/>
+        </w:rPr>
+      </w:pPr>
+      <w:r>
+        <w:rPr>
+          <w:rFonts w:ascii="Times New Roman" w:eastAsia="Times New Roman" w:hAnsi="Times New Roman" w:cs="Times New Roman"/>
+          <w:sz w:val="24"/>
+          <w:szCs w:val="24"/>
+          <w:lang w:eastAsia="en-IN"/>
+        </w:rPr>
+        <w:t xml:space="preserve">Tools: GCViewer or GCeasy. </w:t>
+      </w:r>
+    </w:p>
+    <w:p>
+      <w:pPr>
+        <w:spacing w:after="0" w:line="240" w:lineRule="auto"/>
+        <w:rPr>
+          <w:rFonts w:ascii="Times New Roman" w:eastAsia="Times New Roman" w:hAnsi="Times New Roman" w:cs="Times New Roman"/>
+          <w:sz w:val="24"/>
+          <w:szCs w:val="24"/>
+          <w:lang w:eastAsia="en-IN"/>
+        </w:rPr>
+      </w:pPr>
+      <w:r>
+        <w:rPr>
+          <w:rFonts w:ascii="Times New Roman" w:eastAsia="Times New Roman" w:hAnsi="Symbol" w:cs="Times New Roman"/>
+          <w:sz w:val="24"/>
+          <w:szCs w:val="24"/>
+          <w:lang w:eastAsia="en-IN"/>
+        </w:rPr>
+        <w:t></w:t>
+      </w:r>
+      <w:r>
+        <w:rPr>
+          <w:rFonts w:ascii="Times New Roman" w:eastAsia="Times New Roman" w:hAnsi="Times New Roman" w:cs="Times New Roman"/>
+          <w:sz w:val="24"/>
+          <w:szCs w:val="24"/>
+          <w:lang w:eastAsia="en-IN"/>
+        </w:rPr>
+        <w:t xml:space="preserve">  </w:t>
+      </w:r>
+      <w:r>
+        <w:rPr>
+          <w:rFonts w:ascii="Times New Roman" w:eastAsia="Times New Roman" w:hAnsi="Times New Roman" w:cs="Times New Roman"/>
+          <w:b/>
+          <w:bCs/>
+          <w:sz w:val="24"/>
+          <w:szCs w:val="24"/>
+          <w:lang w:eastAsia="en-IN"/>
+        </w:rPr>
+        <w:t>Check JVM metrics</w:t>
+      </w:r>
+      <w:r>
+        <w:rPr>
+          <w:rFonts w:ascii="Times New Roman" w:eastAsia="Times New Roman" w:hAnsi="Times New Roman" w:cs="Times New Roman"/>
+          <w:sz w:val="24"/>
+          <w:szCs w:val="24"/>
+          <w:lang w:eastAsia="en-IN"/>
+        </w:rPr>
+        <w:t xml:space="preserve"> </w:t>
+      </w:r>
+    </w:p>
+    <w:p>
+      <w:pPr>
+        <w:numPr>
+          <w:ilvl w:val="0"/>
+          <w:numId w:val="2"/>
+        </w:numPr>
+        <w:spacing w:before="100" w:beforeAutospacing="1" w:after="100" w:afterAutospacing="1" w:line="240" w:lineRule="auto"/>
+        <w:rPr>
+          <w:rFonts w:ascii="Times New Roman" w:eastAsia="Times New Roman" w:hAnsi="Times New Roman" w:cs="Times New Roman"/>
+          <w:sz w:val="24"/>
+          <w:szCs w:val="24"/>
+          <w:lang w:eastAsia="en-IN"/>
+        </w:rPr>
+      </w:pPr>
+      <w:r>
+        <w:rPr>
+          <w:rFonts w:ascii="Times New Roman" w:eastAsia="Times New Roman" w:hAnsi="Times New Roman" w:cs="Times New Roman"/>
+          <w:sz w:val="24"/>
+          <w:szCs w:val="24"/>
+          <w:lang w:eastAsia="en-IN"/>
+        </w:rPr>
+        <w:t xml:space="preserve">Heap usage, GC frequency, old generation growth, thread counts. </w:t>
+      </w:r>
+    </w:p>
+    <w:p>
+      <w:pPr>
+        <w:numPr>
+          <w:ilvl w:val="0"/>
+          <w:numId w:val="2"/>
+        </w:numPr>
+        <w:spacing w:before="100" w:beforeAutospacing="1" w:after="100" w:afterAutospacing="1" w:line="240" w:lineRule="auto"/>
+        <w:rPr>
+          <w:rFonts w:ascii="Times New Roman" w:eastAsia="Times New Roman" w:hAnsi="Times New Roman" w:cs="Times New Roman"/>
+          <w:sz w:val="24"/>
+          <w:szCs w:val="24"/>
+          <w:lang w:eastAsia="en-IN"/>
+        </w:rPr>
+      </w:pPr>
+      <w:r>
+        <w:rPr>
+          <w:rFonts w:ascii="Times New Roman" w:eastAsia="Times New Roman" w:hAnsi="Times New Roman" w:cs="Times New Roman"/>
+          <w:sz w:val="24"/>
+          <w:szCs w:val="24"/>
+          <w:lang w:eastAsia="en-IN"/>
+        </w:rPr>
+        <w:t xml:space="preserve">Tools: JDK Mission Control, VisualVM. </w:t>
+      </w:r>
+    </w:p>
+    <w:p>
+      <w:pPr>
+        <w:spacing w:after="0" w:line="240" w:lineRule="auto"/>
+        <w:rPr>
+          <w:rFonts w:ascii="Times New Roman" w:eastAsia="Times New Roman" w:hAnsi="Times New Roman" w:cs="Times New Roman"/>
+          <w:sz w:val="24"/>
+          <w:szCs w:val="24"/>
+          <w:lang w:eastAsia="en-IN"/>
+        </w:rPr>
+      </w:pPr>
+      <w:r>
+        <w:rPr>
+          <w:rFonts w:ascii="Times New Roman" w:eastAsia="Times New Roman" w:hAnsi="Symbol" w:cs="Times New Roman"/>
+          <w:sz w:val="24"/>
+          <w:szCs w:val="24"/>
+          <w:lang w:eastAsia="en-IN"/>
+        </w:rPr>
+        <w:t></w:t>
+      </w:r>
+      <w:r>
+        <w:rPr>
+          <w:rFonts w:ascii="Times New Roman" w:eastAsia="Times New Roman" w:hAnsi="Times New Roman" w:cs="Times New Roman"/>
+          <w:sz w:val="24"/>
+          <w:szCs w:val="24"/>
+          <w:lang w:eastAsia="en-IN"/>
+        </w:rPr>
+        <w:t xml:space="preserve">  </w:t>
+      </w:r>
+      <w:r>
+        <w:rPr>
+          <w:rFonts w:ascii="Times New Roman" w:eastAsia="Times New Roman" w:hAnsi="Times New Roman" w:cs="Times New Roman"/>
+          <w:b/>
+          <w:bCs/>
+          <w:sz w:val="24"/>
+          <w:szCs w:val="24"/>
+          <w:lang w:eastAsia="en-IN"/>
+        </w:rPr>
+        <w:t>Capture a heap dump</w:t>
+      </w:r>
+      <w:r>
+        <w:rPr>
+          <w:rFonts w:ascii="Times New Roman" w:eastAsia="Times New Roman" w:hAnsi="Times New Roman" w:cs="Times New Roman"/>
+          <w:sz w:val="24"/>
+          <w:szCs w:val="24"/>
+          <w:lang w:eastAsia="en-IN"/>
+        </w:rPr>
+        <w:t xml:space="preserve"> (when memory usage remains high after Full GC) </w:t>
+      </w:r>
+    </w:p>
+    <w:p>
+      <w:pPr>
+        <w:numPr>
+          <w:ilvl w:val="0"/>
+          <w:numId w:val="3"/>
+        </w:numPr>
+        <w:spacing w:before="100" w:beforeAutospacing="1" w:after="100" w:afterAutospacing="1" w:line="240" w:lineRule="auto"/>
+        <w:rPr>
+          <w:rFonts w:ascii="Times New Roman" w:eastAsia="Times New Roman" w:hAnsi="Times New Roman" w:cs="Times New Roman"/>
+          <w:sz w:val="24"/>
+          <w:szCs w:val="24"/>
+          <w:lang w:eastAsia="en-IN"/>
+        </w:rPr>
+      </w:pPr>
+      <w:r>
+        <w:rPr>
+          <w:rFonts w:ascii="Times New Roman" w:eastAsia="Times New Roman" w:hAnsi="Times New Roman" w:cs="Times New Roman"/>
+          <w:sz w:val="24"/>
+          <w:szCs w:val="24"/>
+          <w:lang w:eastAsia="en-IN"/>
+        </w:rPr>
+        <w:t>Commands:</w:t>
       </w:r>
     </w:p>
     <w:p>
@@ -3241,32 +3231,43 @@
           <w:tab w:val="left" w:pos="14656"/>
         </w:tabs>
         <w:spacing w:after="0" w:line="240" w:lineRule="auto"/>
-        <w:rPr>
-          <w:rFonts w:ascii="Courier New" w:eastAsia="Times New Roman" w:hAnsi="Courier New" w:cs="Courier New"/>
-          <w:sz w:val="20"/>
-          <w:szCs w:val="20"/>
-          <w:lang w:eastAsia="en-IN"/>
-        </w:rPr>
-      </w:pPr>
-      <w:proofErr w:type="gramStart"/>
-      <w:r>
-        <w:rPr>
-          <w:rFonts w:ascii="Courier New" w:eastAsia="Times New Roman" w:hAnsi="Courier New" w:cs="Courier New"/>
-          <w:sz w:val="20"/>
-          <w:szCs w:val="20"/>
-          <w:lang w:eastAsia="en-IN"/>
-        </w:rPr>
-        <w:t>static</w:t>
-      </w:r>
-      <w:proofErr w:type="gramEnd"/>
-      <w:r>
-        <w:rPr>
-          <w:rFonts w:ascii="Courier New" w:eastAsia="Times New Roman" w:hAnsi="Courier New" w:cs="Courier New"/>
-          <w:sz w:val="20"/>
-          <w:szCs w:val="20"/>
-          <w:lang w:eastAsia="en-IN"/>
-        </w:rPr>
-        <w:t xml:space="preserve"> List&lt;Employee&gt; cache =</w:t>
+        <w:ind w:left="720"/>
+        <w:rPr>
+          <w:rFonts w:ascii="Courier New" w:eastAsia="Times New Roman" w:hAnsi="Courier New" w:cs="Courier New"/>
+          <w:sz w:val="20"/>
+          <w:szCs w:val="20"/>
+          <w:lang w:eastAsia="en-IN"/>
+        </w:rPr>
+      </w:pPr>
+      <w:r>
+        <w:rPr>
+          <w:rFonts w:ascii="Courier New" w:eastAsia="Times New Roman" w:hAnsi="Courier New" w:cs="Courier New"/>
+          <w:sz w:val="20"/>
+          <w:szCs w:val="20"/>
+          <w:lang w:eastAsia="en-IN"/>
+        </w:rPr>
+        <w:t>jcmd &lt;pid&gt; GC.heap_dump heap.hprof</w:t>
+      </w:r>
+    </w:p>
+    <w:p>
+      <w:pPr>
+        <w:spacing w:before="100" w:beforeAutospacing="1" w:after="100" w:afterAutospacing="1" w:line="240" w:lineRule="auto"/>
+        <w:ind w:left="720"/>
+        <w:rPr>
+          <w:rFonts w:ascii="Times New Roman" w:eastAsia="Times New Roman" w:hAnsi="Times New Roman" w:cs="Times New Roman"/>
+          <w:sz w:val="24"/>
+          <w:szCs w:val="24"/>
+          <w:lang w:eastAsia="en-IN"/>
+        </w:rPr>
+      </w:pPr>
+      <w:r>
+        <w:rPr>
+          <w:rFonts w:ascii="Times New Roman" w:eastAsia="Times New Roman" w:hAnsi="Times New Roman" w:cs="Times New Roman"/>
+          <w:sz w:val="24"/>
+          <w:szCs w:val="24"/>
+          <w:lang w:eastAsia="en-IN"/>
+        </w:rPr>
+        <w:t>or</w:t>
       </w:r>
     </w:p>
     <w:p>
@@ -3290,52 +3291,390 @@
           <w:tab w:val="left" w:pos="14656"/>
         </w:tabs>
         <w:spacing w:after="0" w:line="240" w:lineRule="auto"/>
-        <w:rPr>
-          <w:rFonts w:ascii="Courier New" w:eastAsia="Times New Roman" w:hAnsi="Courier New" w:cs="Courier New"/>
-          <w:sz w:val="20"/>
-          <w:szCs w:val="20"/>
-          <w:lang w:eastAsia="en-IN"/>
-        </w:rPr>
-      </w:pPr>
-      <w:proofErr w:type="gramStart"/>
-      <w:r>
-        <w:rPr>
-          <w:rFonts w:ascii="Courier New" w:eastAsia="Times New Roman" w:hAnsi="Courier New" w:cs="Courier New"/>
-          <w:sz w:val="20"/>
-          <w:szCs w:val="20"/>
-          <w:lang w:eastAsia="en-IN"/>
-        </w:rPr>
-        <w:t>new</w:t>
-      </w:r>
-      <w:proofErr w:type="gramEnd"/>
-      <w:r>
-        <w:rPr>
-          <w:rFonts w:ascii="Courier New" w:eastAsia="Times New Roman" w:hAnsi="Courier New" w:cs="Courier New"/>
-          <w:sz w:val="20"/>
-          <w:szCs w:val="20"/>
+        <w:ind w:left="720"/>
+        <w:rPr>
+          <w:rFonts w:ascii="Courier New" w:eastAsia="Times New Roman" w:hAnsi="Courier New" w:cs="Courier New"/>
+          <w:sz w:val="20"/>
+          <w:szCs w:val="20"/>
+          <w:lang w:eastAsia="en-IN"/>
+        </w:rPr>
+      </w:pPr>
+      <w:r>
+        <w:rPr>
+          <w:rFonts w:ascii="Courier New" w:eastAsia="Times New Roman" w:hAnsi="Courier New" w:cs="Courier New"/>
+          <w:sz w:val="20"/>
+          <w:szCs w:val="20"/>
+          <w:lang w:eastAsia="en-IN"/>
+        </w:rPr>
+        <w:t>jmap -dump:live,format=b,file=heap.hprof &lt;pid&gt;</w:t>
+      </w:r>
+    </w:p>
+    <w:p>
+      <w:pPr>
+        <w:spacing w:after="0" w:line="240" w:lineRule="auto"/>
+        <w:rPr>
+          <w:rFonts w:ascii="Times New Roman" w:eastAsia="Times New Roman" w:hAnsi="Times New Roman" w:cs="Times New Roman"/>
+          <w:sz w:val="24"/>
+          <w:szCs w:val="24"/>
+          <w:lang w:eastAsia="en-IN"/>
+        </w:rPr>
+      </w:pPr>
+      <w:r>
+        <w:rPr>
+          <w:rFonts w:ascii="Times New Roman" w:eastAsia="Times New Roman" w:hAnsi="Symbol" w:cs="Times New Roman"/>
+          <w:sz w:val="24"/>
+          <w:szCs w:val="24"/>
+          <w:lang w:eastAsia="en-IN"/>
+        </w:rPr>
+        <w:t></w:t>
+      </w:r>
+      <w:r>
+        <w:rPr>
+          <w:rFonts w:ascii="Times New Roman" w:eastAsia="Times New Roman" w:hAnsi="Times New Roman" w:cs="Times New Roman"/>
+          <w:sz w:val="24"/>
+          <w:szCs w:val="24"/>
+          <w:lang w:eastAsia="en-IN"/>
+        </w:rPr>
+        <w:t xml:space="preserve">  </w:t>
+      </w:r>
+      <w:r>
+        <w:rPr>
+          <w:rFonts w:ascii="Times New Roman" w:eastAsia="Times New Roman" w:hAnsi="Times New Roman" w:cs="Times New Roman"/>
+          <w:b/>
+          <w:bCs/>
+          <w:sz w:val="24"/>
+          <w:szCs w:val="24"/>
+          <w:lang w:eastAsia="en-IN"/>
+        </w:rPr>
+        <w:t>Analyze the heap dump</w:t>
+      </w:r>
+      <w:r>
+        <w:rPr>
+          <w:rFonts w:ascii="Times New Roman" w:eastAsia="Times New Roman" w:hAnsi="Times New Roman" w:cs="Times New Roman"/>
+          <w:sz w:val="24"/>
+          <w:szCs w:val="24"/>
           <w:lang w:eastAsia="en-IN"/>
         </w:rPr>
         <w:t xml:space="preserve"> </w:t>
       </w:r>
-      <w:proofErr w:type="spellStart"/>
-      <w:r>
-        <w:rPr>
-          <w:rFonts w:ascii="Courier New" w:eastAsia="Times New Roman" w:hAnsi="Courier New" w:cs="Courier New"/>
-          <w:sz w:val="20"/>
-          <w:szCs w:val="20"/>
-          <w:lang w:eastAsia="en-IN"/>
-        </w:rPr>
-        <w:t>ArrayList</w:t>
-      </w:r>
-      <w:proofErr w:type="spellEnd"/>
-      <w:r>
-        <w:rPr>
-          <w:rFonts w:ascii="Courier New" w:eastAsia="Times New Roman" w:hAnsi="Courier New" w:cs="Courier New"/>
-          <w:sz w:val="20"/>
-          <w:szCs w:val="20"/>
-          <w:lang w:eastAsia="en-IN"/>
-        </w:rPr>
-        <w:t>&lt;&gt;();</w:t>
+    </w:p>
+    <w:p>
+      <w:pPr>
+        <w:numPr>
+          <w:ilvl w:val="0"/>
+          <w:numId w:val="4"/>
+        </w:numPr>
+        <w:spacing w:before="100" w:beforeAutospacing="1" w:after="100" w:afterAutospacing="1" w:line="240" w:lineRule="auto"/>
+        <w:rPr>
+          <w:rFonts w:ascii="Times New Roman" w:eastAsia="Times New Roman" w:hAnsi="Times New Roman" w:cs="Times New Roman"/>
+          <w:sz w:val="24"/>
+          <w:szCs w:val="24"/>
+          <w:lang w:eastAsia="en-IN"/>
+        </w:rPr>
+      </w:pPr>
+      <w:r>
+        <w:rPr>
+          <w:rFonts w:ascii="Times New Roman" w:eastAsia="Times New Roman" w:hAnsi="Times New Roman" w:cs="Times New Roman"/>
+          <w:sz w:val="24"/>
+          <w:szCs w:val="24"/>
+          <w:lang w:eastAsia="en-IN"/>
+        </w:rPr>
+        <w:t xml:space="preserve">Look for memory leaks, large collections, retained objects, dominator tree. </w:t>
+      </w:r>
+    </w:p>
+    <w:p>
+      <w:pPr>
+        <w:numPr>
+          <w:ilvl w:val="0"/>
+          <w:numId w:val="4"/>
+        </w:numPr>
+        <w:spacing w:before="100" w:beforeAutospacing="1" w:after="100" w:afterAutospacing="1" w:line="240" w:lineRule="auto"/>
+        <w:rPr>
+          <w:rFonts w:ascii="Times New Roman" w:eastAsia="Times New Roman" w:hAnsi="Times New Roman" w:cs="Times New Roman"/>
+          <w:sz w:val="24"/>
+          <w:szCs w:val="24"/>
+          <w:lang w:eastAsia="en-IN"/>
+        </w:rPr>
+      </w:pPr>
+      <w:r>
+        <w:rPr>
+          <w:rFonts w:ascii="Times New Roman" w:eastAsia="Times New Roman" w:hAnsi="Times New Roman" w:cs="Times New Roman"/>
+          <w:sz w:val="24"/>
+          <w:szCs w:val="24"/>
+          <w:lang w:eastAsia="en-IN"/>
+        </w:rPr>
+        <w:lastRenderedPageBreak/>
+        <w:t xml:space="preserve">Best tool: Eclipse Memory Analyzer (MAT). </w:t>
+      </w:r>
+    </w:p>
+    <w:p>
+      <w:pPr>
+        <w:numPr>
+          <w:ilvl w:val="0"/>
+          <w:numId w:val="4"/>
+        </w:numPr>
+        <w:spacing w:before="100" w:beforeAutospacing="1" w:after="100" w:afterAutospacing="1" w:line="240" w:lineRule="auto"/>
+        <w:rPr>
+          <w:rFonts w:ascii="Times New Roman" w:eastAsia="Times New Roman" w:hAnsi="Times New Roman" w:cs="Times New Roman"/>
+          <w:sz w:val="24"/>
+          <w:szCs w:val="24"/>
+          <w:lang w:eastAsia="en-IN"/>
+        </w:rPr>
+      </w:pPr>
+      <w:r>
+        <w:rPr>
+          <w:rFonts w:ascii="Times New Roman" w:eastAsia="Times New Roman" w:hAnsi="Times New Roman" w:cs="Times New Roman"/>
+          <w:sz w:val="24"/>
+          <w:szCs w:val="24"/>
+          <w:lang w:eastAsia="en-IN"/>
+        </w:rPr>
+        <w:t xml:space="preserve">Key reports: </w:t>
+      </w:r>
+    </w:p>
+    <w:p>
+      <w:pPr>
+        <w:numPr>
+          <w:ilvl w:val="1"/>
+          <w:numId w:val="4"/>
+        </w:numPr>
+        <w:spacing w:before="100" w:beforeAutospacing="1" w:after="100" w:afterAutospacing="1" w:line="240" w:lineRule="auto"/>
+        <w:rPr>
+          <w:rFonts w:ascii="Times New Roman" w:eastAsia="Times New Roman" w:hAnsi="Times New Roman" w:cs="Times New Roman"/>
+          <w:sz w:val="24"/>
+          <w:szCs w:val="24"/>
+          <w:lang w:eastAsia="en-IN"/>
+        </w:rPr>
+      </w:pPr>
+      <w:r>
+        <w:rPr>
+          <w:rFonts w:ascii="Times New Roman" w:eastAsia="Times New Roman" w:hAnsi="Times New Roman" w:cs="Times New Roman"/>
+          <w:sz w:val="24"/>
+          <w:szCs w:val="24"/>
+          <w:lang w:eastAsia="en-IN"/>
+        </w:rPr>
+        <w:t xml:space="preserve">Leak Suspects Report </w:t>
+      </w:r>
+    </w:p>
+    <w:p>
+      <w:pPr>
+        <w:numPr>
+          <w:ilvl w:val="1"/>
+          <w:numId w:val="4"/>
+        </w:numPr>
+        <w:spacing w:before="100" w:beforeAutospacing="1" w:after="100" w:afterAutospacing="1" w:line="240" w:lineRule="auto"/>
+        <w:rPr>
+          <w:rFonts w:ascii="Times New Roman" w:eastAsia="Times New Roman" w:hAnsi="Times New Roman" w:cs="Times New Roman"/>
+          <w:sz w:val="24"/>
+          <w:szCs w:val="24"/>
+          <w:lang w:eastAsia="en-IN"/>
+        </w:rPr>
+      </w:pPr>
+      <w:r>
+        <w:rPr>
+          <w:rFonts w:ascii="Times New Roman" w:eastAsia="Times New Roman" w:hAnsi="Times New Roman" w:cs="Times New Roman"/>
+          <w:sz w:val="24"/>
+          <w:szCs w:val="24"/>
+          <w:lang w:eastAsia="en-IN"/>
+        </w:rPr>
+        <w:t xml:space="preserve">Dominator Tree </w:t>
+      </w:r>
+    </w:p>
+    <w:p>
+      <w:pPr>
+        <w:numPr>
+          <w:ilvl w:val="1"/>
+          <w:numId w:val="4"/>
+        </w:numPr>
+        <w:spacing w:before="100" w:beforeAutospacing="1" w:after="100" w:afterAutospacing="1" w:line="240" w:lineRule="auto"/>
+        <w:rPr>
+          <w:rFonts w:ascii="Times New Roman" w:eastAsia="Times New Roman" w:hAnsi="Times New Roman" w:cs="Times New Roman"/>
+          <w:sz w:val="24"/>
+          <w:szCs w:val="24"/>
+          <w:lang w:eastAsia="en-IN"/>
+        </w:rPr>
+      </w:pPr>
+      <w:r>
+        <w:rPr>
+          <w:rFonts w:ascii="Times New Roman" w:eastAsia="Times New Roman" w:hAnsi="Times New Roman" w:cs="Times New Roman"/>
+          <w:sz w:val="24"/>
+          <w:szCs w:val="24"/>
+          <w:lang w:eastAsia="en-IN"/>
+        </w:rPr>
+        <w:t xml:space="preserve">Histogram </w:t>
+      </w:r>
+    </w:p>
+    <w:p>
+      <w:pPr>
+        <w:numPr>
+          <w:ilvl w:val="1"/>
+          <w:numId w:val="4"/>
+        </w:numPr>
+        <w:spacing w:before="100" w:beforeAutospacing="1" w:after="100" w:afterAutospacing="1" w:line="240" w:lineRule="auto"/>
+        <w:rPr>
+          <w:rFonts w:ascii="Times New Roman" w:eastAsia="Times New Roman" w:hAnsi="Times New Roman" w:cs="Times New Roman"/>
+          <w:sz w:val="24"/>
+          <w:szCs w:val="24"/>
+          <w:lang w:eastAsia="en-IN"/>
+        </w:rPr>
+      </w:pPr>
+      <w:r>
+        <w:rPr>
+          <w:rFonts w:ascii="Times New Roman" w:eastAsia="Times New Roman" w:hAnsi="Times New Roman" w:cs="Times New Roman"/>
+          <w:sz w:val="24"/>
+          <w:szCs w:val="24"/>
+          <w:lang w:eastAsia="en-IN"/>
+        </w:rPr>
+        <w:t>Top Consumers</w:t>
+      </w:r>
+    </w:p>
+    <w:p>
+      <w:pPr>
+        <w:spacing w:before="100" w:beforeAutospacing="1" w:after="100" w:afterAutospacing="1" w:line="240" w:lineRule="auto"/>
+        <w:rPr>
+          <w:rFonts w:ascii="Times New Roman" w:eastAsia="Times New Roman" w:hAnsi="Times New Roman" w:cs="Times New Roman"/>
+          <w:sz w:val="24"/>
+          <w:szCs w:val="24"/>
+          <w:lang w:eastAsia="en-IN"/>
+        </w:rPr>
+      </w:pPr>
+    </w:p>
+    <w:p>
+      <w:pPr>
+        <w:spacing w:after="0" w:line="240" w:lineRule="auto"/>
+        <w:rPr>
+          <w:rFonts w:ascii="Times New Roman" w:eastAsia="Times New Roman" w:hAnsi="Times New Roman" w:cs="Times New Roman"/>
+          <w:sz w:val="24"/>
+          <w:szCs w:val="24"/>
+          <w:lang w:eastAsia="en-IN"/>
+        </w:rPr>
+      </w:pPr>
+      <w:r>
+        <w:rPr>
+          <w:rFonts w:ascii="Times New Roman" w:eastAsia="Times New Roman" w:hAnsi="Times New Roman" w:cs="Times New Roman"/>
+          <w:sz w:val="24"/>
+          <w:szCs w:val="24"/>
+          <w:lang w:eastAsia="en-IN"/>
+        </w:rPr>
+        <w:pict>
+          <v:rect id="_x0000_i1032" style="width:0;height:1.5pt" o:hralign="center" o:hrstd="t" o:hr="t" fillcolor="#a0a0a0" stroked="f"/>
+        </w:pict>
+      </w:r>
+    </w:p>
+    <w:p>
+      <w:pPr>
+        <w:spacing w:before="100" w:beforeAutospacing="1" w:after="100" w:afterAutospacing="1" w:line="240" w:lineRule="auto"/>
+        <w:outlineLvl w:val="0"/>
+        <w:rPr>
+          <w:rFonts w:ascii="Times New Roman" w:eastAsia="Times New Roman" w:hAnsi="Times New Roman" w:cs="Times New Roman"/>
+          <w:b/>
+          <w:bCs/>
+          <w:kern w:val="36"/>
+          <w:sz w:val="48"/>
+          <w:szCs w:val="48"/>
+          <w:lang w:eastAsia="en-IN"/>
+        </w:rPr>
+      </w:pPr>
+      <w:r>
+        <w:rPr>
+          <w:rFonts w:ascii="Times New Roman" w:eastAsia="Times New Roman" w:hAnsi="Times New Roman" w:cs="Times New Roman"/>
+          <w:b/>
+          <w:bCs/>
+          <w:kern w:val="36"/>
+          <w:sz w:val="48"/>
+          <w:szCs w:val="48"/>
+          <w:lang w:eastAsia="en-IN"/>
+        </w:rPr>
+        <w:t>9. Memory Leak despite GC?</w:t>
+      </w:r>
+    </w:p>
+    <w:p>
+      <w:pPr>
+        <w:spacing w:before="100" w:beforeAutospacing="1" w:after="100" w:afterAutospacing="1" w:line="240" w:lineRule="auto"/>
+        <w:outlineLvl w:val="2"/>
+        <w:rPr>
+          <w:rFonts w:ascii="Times New Roman" w:eastAsia="Times New Roman" w:hAnsi="Times New Roman" w:cs="Times New Roman"/>
+          <w:b/>
+          <w:bCs/>
+          <w:sz w:val="27"/>
+          <w:szCs w:val="27"/>
+          <w:lang w:eastAsia="en-IN"/>
+        </w:rPr>
+      </w:pPr>
+      <w:r>
+        <w:rPr>
+          <w:rFonts w:ascii="Times New Roman" w:eastAsia="Times New Roman" w:hAnsi="Times New Roman" w:cs="Times New Roman"/>
+          <w:b/>
+          <w:bCs/>
+          <w:sz w:val="27"/>
+          <w:szCs w:val="27"/>
+          <w:lang w:eastAsia="en-IN"/>
+        </w:rPr>
+        <w:t>Interview Answer</w:t>
+      </w:r>
+    </w:p>
+    <w:p>
+      <w:pPr>
+        <w:spacing w:before="100" w:beforeAutospacing="1" w:after="100" w:afterAutospacing="1" w:line="240" w:lineRule="auto"/>
+        <w:rPr>
+          <w:rFonts w:ascii="Times New Roman" w:eastAsia="Times New Roman" w:hAnsi="Times New Roman" w:cs="Times New Roman"/>
+          <w:sz w:val="24"/>
+          <w:szCs w:val="24"/>
+          <w:lang w:eastAsia="en-IN"/>
+        </w:rPr>
+      </w:pPr>
+      <w:r>
+        <w:rPr>
+          <w:rFonts w:ascii="Times New Roman" w:eastAsia="Times New Roman" w:hAnsi="Times New Roman" w:cs="Times New Roman"/>
+          <w:sz w:val="24"/>
+          <w:szCs w:val="24"/>
+          <w:lang w:eastAsia="en-IN"/>
+        </w:rPr>
+        <w:t>GC removes unreachable objects.</w:t>
+      </w:r>
+    </w:p>
+    <w:p>
+      <w:pPr>
+        <w:spacing w:before="100" w:beforeAutospacing="1" w:after="100" w:afterAutospacing="1" w:line="240" w:lineRule="auto"/>
+        <w:rPr>
+          <w:rFonts w:ascii="Times New Roman" w:eastAsia="Times New Roman" w:hAnsi="Times New Roman" w:cs="Times New Roman"/>
+          <w:sz w:val="24"/>
+          <w:szCs w:val="24"/>
+          <w:lang w:eastAsia="en-IN"/>
+        </w:rPr>
+      </w:pPr>
+      <w:r>
+        <w:rPr>
+          <w:rFonts w:ascii="Times New Roman" w:eastAsia="Times New Roman" w:hAnsi="Times New Roman" w:cs="Times New Roman"/>
+          <w:sz w:val="24"/>
+          <w:szCs w:val="24"/>
+          <w:lang w:eastAsia="en-IN"/>
+        </w:rPr>
+        <w:t>A memory leak occurs when objects are still reachable but no longer useful.</w:t>
+      </w:r>
+    </w:p>
+    <w:p>
+      <w:pPr>
+        <w:spacing w:before="100" w:beforeAutospacing="1" w:after="100" w:afterAutospacing="1" w:line="240" w:lineRule="auto"/>
+        <w:outlineLvl w:val="2"/>
+        <w:rPr>
+          <w:rFonts w:ascii="Times New Roman" w:eastAsia="Times New Roman" w:hAnsi="Times New Roman" w:cs="Times New Roman"/>
+          <w:b/>
+          <w:bCs/>
+          <w:sz w:val="27"/>
+          <w:szCs w:val="27"/>
+          <w:lang w:eastAsia="en-IN"/>
+        </w:rPr>
+      </w:pPr>
+      <w:r>
+        <w:rPr>
+          <w:rFonts w:ascii="Times New Roman" w:eastAsia="Times New Roman" w:hAnsi="Times New Roman" w:cs="Times New Roman"/>
+          <w:b/>
+          <w:bCs/>
+          <w:sz w:val="27"/>
+          <w:szCs w:val="27"/>
+          <w:lang w:eastAsia="en-IN"/>
+        </w:rPr>
+        <w:t>Example</w:t>
       </w:r>
     </w:p>
     <w:p>
@@ -3366,6 +3705,15 @@
           <w:lang w:eastAsia="en-IN"/>
         </w:rPr>
       </w:pPr>
+      <w:r>
+        <w:rPr>
+          <w:rFonts w:ascii="Courier New" w:eastAsia="Times New Roman" w:hAnsi="Courier New" w:cs="Courier New"/>
+          <w:sz w:val="20"/>
+          <w:szCs w:val="20"/>
+          <w:lang w:eastAsia="en-IN"/>
+        </w:rPr>
+        <w:t>static List&lt;Employee&gt; cache =</w:t>
+      </w:r>
     </w:p>
     <w:p>
       <w:pPr>
@@ -3395,92 +3743,14 @@
           <w:lang w:eastAsia="en-IN"/>
         </w:rPr>
       </w:pPr>
-      <w:proofErr w:type="spellStart"/>
-      <w:proofErr w:type="gramStart"/>
-      <w:r>
-        <w:rPr>
-          <w:rFonts w:ascii="Courier New" w:eastAsia="Times New Roman" w:hAnsi="Courier New" w:cs="Courier New"/>
-          <w:sz w:val="20"/>
-          <w:szCs w:val="20"/>
-          <w:lang w:eastAsia="en-IN"/>
-        </w:rPr>
-        <w:t>cache.add</w:t>
-      </w:r>
-      <w:proofErr w:type="spellEnd"/>
-      <w:r>
-        <w:rPr>
-          <w:rFonts w:ascii="Courier New" w:eastAsia="Times New Roman" w:hAnsi="Courier New" w:cs="Courier New"/>
-          <w:sz w:val="20"/>
-          <w:szCs w:val="20"/>
-          <w:lang w:eastAsia="en-IN"/>
-        </w:rPr>
-        <w:t>(</w:t>
-      </w:r>
-      <w:proofErr w:type="spellStart"/>
-      <w:proofErr w:type="gramEnd"/>
-      <w:r>
-        <w:rPr>
-          <w:rFonts w:ascii="Courier New" w:eastAsia="Times New Roman" w:hAnsi="Courier New" w:cs="Courier New"/>
-          <w:sz w:val="20"/>
-          <w:szCs w:val="20"/>
-          <w:lang w:eastAsia="en-IN"/>
-        </w:rPr>
-        <w:t>emp</w:t>
-      </w:r>
-      <w:proofErr w:type="spellEnd"/>
-      <w:r>
-        <w:rPr>
-          <w:rFonts w:ascii="Courier New" w:eastAsia="Times New Roman" w:hAnsi="Courier New" w:cs="Courier New"/>
-          <w:sz w:val="20"/>
-          <w:szCs w:val="20"/>
-          <w:lang w:eastAsia="en-IN"/>
-        </w:rPr>
-        <w:t>);</w:t>
-      </w:r>
-    </w:p>
-    <w:p>
-      <w:pPr>
-        <w:spacing w:before="100" w:beforeAutospacing="1" w:after="100" w:afterAutospacing="1" w:line="240" w:lineRule="auto"/>
-        <w:rPr>
-          <w:rFonts w:ascii="Times New Roman" w:eastAsia="Times New Roman" w:hAnsi="Times New Roman" w:cs="Times New Roman"/>
-          <w:sz w:val="24"/>
-          <w:szCs w:val="24"/>
-          <w:lang w:eastAsia="en-IN"/>
-        </w:rPr>
-      </w:pPr>
-      <w:r>
-        <w:rPr>
-          <w:rFonts w:ascii="Times New Roman" w:eastAsia="Times New Roman" w:hAnsi="Times New Roman" w:cs="Times New Roman"/>
-          <w:sz w:val="24"/>
-          <w:szCs w:val="24"/>
-          <w:lang w:eastAsia="en-IN"/>
-        </w:rPr>
-        <w:t>Objects remain referenced forever.</w:t>
-      </w:r>
-    </w:p>
-    <w:p>
-      <w:pPr>
-        <w:spacing w:before="100" w:beforeAutospacing="1" w:after="100" w:afterAutospacing="1" w:line="240" w:lineRule="auto"/>
-        <w:outlineLvl w:val="2"/>
-        <w:rPr>
-          <w:rFonts w:ascii="Times New Roman" w:eastAsia="Times New Roman" w:hAnsi="Times New Roman" w:cs="Times New Roman"/>
-          <w:b/>
-          <w:bCs/>
-          <w:sz w:val="27"/>
-          <w:szCs w:val="27"/>
-          <w:lang w:eastAsia="en-IN"/>
-        </w:rPr>
-      </w:pPr>
-      <w:r>
-        <w:rPr>
-          <w:rFonts w:ascii="Times New Roman" w:eastAsia="Times New Roman" w:hAnsi="Times New Roman" w:cs="Times New Roman"/>
-          <w:b/>
-          <w:bCs/>
-          <w:sz w:val="27"/>
-          <w:szCs w:val="27"/>
-          <w:lang w:eastAsia="en-IN"/>
-        </w:rPr>
-        <w:t>One-Liner</w:t>
+      <w:r>
+        <w:rPr>
+          <w:rFonts w:ascii="Courier New" w:eastAsia="Times New Roman" w:hAnsi="Courier New" w:cs="Courier New"/>
+          <w:sz w:val="20"/>
+          <w:szCs w:val="20"/>
+          <w:lang w:eastAsia="en-IN"/>
+        </w:rPr>
+        <w:t>new ArrayList&lt;&gt;();</w:t>
       </w:r>
     </w:p>
     <w:p>
@@ -3511,42 +3781,6 @@
           <w:lang w:eastAsia="en-IN"/>
         </w:rPr>
       </w:pPr>
-      <w:proofErr w:type="gramStart"/>
-      <w:r>
-        <w:rPr>
-          <w:rFonts w:ascii="Courier New" w:eastAsia="Times New Roman" w:hAnsi="Courier New" w:cs="Courier New"/>
-          <w:sz w:val="20"/>
-          <w:szCs w:val="20"/>
-          <w:lang w:eastAsia="en-IN"/>
-        </w:rPr>
-        <w:t>Reachable object ≠ Useful object.</w:t>
-      </w:r>
-      <w:proofErr w:type="gramEnd"/>
-    </w:p>
-    <w:p>
-      <w:pPr>
-        <w:spacing w:before="100" w:beforeAutospacing="1" w:after="100" w:afterAutospacing="1" w:line="240" w:lineRule="auto"/>
-        <w:outlineLvl w:val="2"/>
-        <w:rPr>
-          <w:rFonts w:ascii="Times New Roman" w:eastAsia="Times New Roman" w:hAnsi="Times New Roman" w:cs="Times New Roman"/>
-          <w:b/>
-          <w:bCs/>
-          <w:sz w:val="27"/>
-          <w:szCs w:val="27"/>
-          <w:lang w:eastAsia="en-IN"/>
-        </w:rPr>
-      </w:pPr>
-      <w:r>
-        <w:rPr>
-          <w:rFonts w:ascii="Times New Roman" w:eastAsia="Times New Roman" w:hAnsi="Times New Roman" w:cs="Times New Roman"/>
-          <w:b/>
-          <w:bCs/>
-          <w:sz w:val="27"/>
-          <w:szCs w:val="27"/>
-          <w:lang w:eastAsia="en-IN"/>
-        </w:rPr>
-        <w:t>Important Follow-Up</w:t>
-      </w:r>
     </w:p>
     <w:p>
       <w:pPr>
@@ -3584,102 +3818,27 @@
           <w:lang w:eastAsia="en-IN"/>
         </w:rPr>
         <w:lastRenderedPageBreak/>
-        <w:t>Can Java have memory leaks?</w:t>
-      </w:r>
-    </w:p>
-    <w:p>
-      <w:pPr>
-        <w:spacing w:before="100" w:beforeAutospacing="1" w:after="100" w:afterAutospacing="1" w:line="240" w:lineRule="auto"/>
-        <w:rPr>
-          <w:rFonts w:ascii="Times New Roman" w:eastAsia="Times New Roman" w:hAnsi="Times New Roman" w:cs="Times New Roman"/>
-          <w:sz w:val="24"/>
-          <w:szCs w:val="24"/>
-          <w:lang w:eastAsia="en-IN"/>
-        </w:rPr>
-      </w:pPr>
-      <w:r>
-        <w:rPr>
-          <w:rFonts w:ascii="Times New Roman" w:eastAsia="Times New Roman" w:hAnsi="Times New Roman" w:cs="Times New Roman"/>
-          <w:sz w:val="24"/>
-          <w:szCs w:val="24"/>
-          <w:lang w:eastAsia="en-IN"/>
-        </w:rPr>
-        <w:t>Yes, through unwanted object references.</w:t>
-      </w:r>
-    </w:p>
-    <w:p>
-      <w:pPr>
-        <w:spacing w:after="0" w:line="240" w:lineRule="auto"/>
-        <w:rPr>
-          <w:rFonts w:ascii="Times New Roman" w:eastAsia="Times New Roman" w:hAnsi="Times New Roman" w:cs="Times New Roman"/>
-          <w:sz w:val="24"/>
-          <w:szCs w:val="24"/>
-          <w:lang w:eastAsia="en-IN"/>
-        </w:rPr>
-      </w:pPr>
-      <w:r>
-        <w:rPr>
-          <w:rFonts w:ascii="Times New Roman" w:eastAsia="Times New Roman" w:hAnsi="Times New Roman" w:cs="Times New Roman"/>
-          <w:sz w:val="24"/>
-          <w:szCs w:val="24"/>
-          <w:lang w:eastAsia="en-IN"/>
-        </w:rPr>
-        <w:pict>
-          <v:rect id="_x0000_i1033" style="width:0;height:1.5pt" o:hralign="center" o:hrstd="t" o:hr="t" fillcolor="#a0a0a0" stroked="f"/>
-        </w:pict>
-      </w:r>
-    </w:p>
-    <w:p>
-      <w:pPr>
-        <w:spacing w:before="100" w:beforeAutospacing="1" w:after="100" w:afterAutospacing="1" w:line="240" w:lineRule="auto"/>
-        <w:outlineLvl w:val="0"/>
-        <w:rPr>
-          <w:rFonts w:ascii="Times New Roman" w:eastAsia="Times New Roman" w:hAnsi="Times New Roman" w:cs="Times New Roman"/>
-          <w:b/>
-          <w:bCs/>
-          <w:kern w:val="36"/>
-          <w:sz w:val="48"/>
-          <w:szCs w:val="48"/>
-          <w:lang w:eastAsia="en-IN"/>
-        </w:rPr>
-      </w:pPr>
-      <w:r>
-        <w:rPr>
-          <w:rFonts w:ascii="Times New Roman" w:eastAsia="Times New Roman" w:hAnsi="Times New Roman" w:cs="Times New Roman"/>
-          <w:b/>
-          <w:bCs/>
-          <w:kern w:val="36"/>
-          <w:sz w:val="48"/>
-          <w:szCs w:val="48"/>
-          <w:lang w:eastAsia="en-IN"/>
-        </w:rPr>
-        <w:t xml:space="preserve">10. </w:t>
-      </w:r>
-      <w:proofErr w:type="gramStart"/>
-      <w:r>
-        <w:rPr>
-          <w:rFonts w:ascii="Times New Roman" w:eastAsia="Times New Roman" w:hAnsi="Times New Roman" w:cs="Times New Roman"/>
-          <w:b/>
-          <w:bCs/>
-          <w:kern w:val="36"/>
-          <w:sz w:val="48"/>
-          <w:szCs w:val="48"/>
-          <w:lang w:eastAsia="en-IN"/>
-        </w:rPr>
-        <w:t>finalize(</w:t>
-      </w:r>
-      <w:proofErr w:type="gramEnd"/>
-      <w:r>
-        <w:rPr>
-          <w:rFonts w:ascii="Times New Roman" w:eastAsia="Times New Roman" w:hAnsi="Times New Roman" w:cs="Times New Roman"/>
-          <w:b/>
-          <w:bCs/>
-          <w:kern w:val="36"/>
-          <w:sz w:val="48"/>
-          <w:szCs w:val="48"/>
-          <w:lang w:eastAsia="en-IN"/>
-        </w:rPr>
-        <w:t>) deprecated?</w:t>
+        <w:t>cache.add(emp);</w:t>
+      </w:r>
+    </w:p>
+    <w:p>
+      <w:pPr>
+        <w:spacing w:before="100" w:beforeAutospacing="1" w:after="100" w:afterAutospacing="1" w:line="240" w:lineRule="auto"/>
+        <w:rPr>
+          <w:rFonts w:ascii="Times New Roman" w:eastAsia="Times New Roman" w:hAnsi="Times New Roman" w:cs="Times New Roman"/>
+          <w:sz w:val="24"/>
+          <w:szCs w:val="24"/>
+          <w:lang w:eastAsia="en-IN"/>
+        </w:rPr>
+      </w:pPr>
+      <w:r>
+        <w:rPr>
+          <w:rFonts w:ascii="Times New Roman" w:eastAsia="Times New Roman" w:hAnsi="Times New Roman" w:cs="Times New Roman"/>
+          <w:sz w:val="24"/>
+          <w:szCs w:val="24"/>
+          <w:lang w:eastAsia="en-IN"/>
+        </w:rPr>
+        <w:t>Objects remain referenced forever.</w:t>
       </w:r>
     </w:p>
     <w:p>
@@ -3704,78 +3863,7 @@
           <w:szCs w:val="27"/>
           <w:lang w:eastAsia="en-IN"/>
         </w:rPr>
-        <w:t>Interview Answer</w:t>
-      </w:r>
-    </w:p>
-    <w:p>
-      <w:pPr>
-        <w:spacing w:before="100" w:beforeAutospacing="1" w:after="100" w:afterAutospacing="1" w:line="240" w:lineRule="auto"/>
-        <w:rPr>
-          <w:rFonts w:ascii="Times New Roman" w:eastAsia="Times New Roman" w:hAnsi="Times New Roman" w:cs="Times New Roman"/>
-          <w:sz w:val="24"/>
-          <w:szCs w:val="24"/>
-          <w:lang w:eastAsia="en-IN"/>
-        </w:rPr>
-      </w:pPr>
-      <w:proofErr w:type="gramStart"/>
-      <w:r>
-        <w:rPr>
-          <w:rFonts w:ascii="Times New Roman" w:eastAsia="Times New Roman" w:hAnsi="Times New Roman" w:cs="Times New Roman"/>
-          <w:sz w:val="24"/>
-          <w:szCs w:val="24"/>
-          <w:lang w:eastAsia="en-IN"/>
-        </w:rPr>
-        <w:t>finalize(</w:t>
-      </w:r>
-      <w:proofErr w:type="gramEnd"/>
-      <w:r>
-        <w:rPr>
-          <w:rFonts w:ascii="Times New Roman" w:eastAsia="Times New Roman" w:hAnsi="Times New Roman" w:cs="Times New Roman"/>
-          <w:sz w:val="24"/>
-          <w:szCs w:val="24"/>
-          <w:lang w:eastAsia="en-IN"/>
-        </w:rPr>
-        <w:t xml:space="preserve">) was used to perform </w:t>
-      </w:r>
-      <w:proofErr w:type="spellStart"/>
-      <w:r>
-        <w:rPr>
-          <w:rFonts w:ascii="Times New Roman" w:eastAsia="Times New Roman" w:hAnsi="Times New Roman" w:cs="Times New Roman"/>
-          <w:sz w:val="24"/>
-          <w:szCs w:val="24"/>
-          <w:lang w:eastAsia="en-IN"/>
-        </w:rPr>
-        <w:t>cleanup</w:t>
-      </w:r>
-      <w:proofErr w:type="spellEnd"/>
-      <w:r>
-        <w:rPr>
-          <w:rFonts w:ascii="Times New Roman" w:eastAsia="Times New Roman" w:hAnsi="Times New Roman" w:cs="Times New Roman"/>
-          <w:sz w:val="24"/>
-          <w:szCs w:val="24"/>
-          <w:lang w:eastAsia="en-IN"/>
-        </w:rPr>
-        <w:t xml:space="preserve"> before object destruction.</w:t>
-      </w:r>
-    </w:p>
-    <w:p>
-      <w:pPr>
-        <w:spacing w:before="100" w:beforeAutospacing="1" w:after="100" w:afterAutospacing="1" w:line="240" w:lineRule="auto"/>
-        <w:rPr>
-          <w:rFonts w:ascii="Times New Roman" w:eastAsia="Times New Roman" w:hAnsi="Times New Roman" w:cs="Times New Roman"/>
-          <w:sz w:val="24"/>
-          <w:szCs w:val="24"/>
-          <w:lang w:eastAsia="en-IN"/>
-        </w:rPr>
-      </w:pPr>
-      <w:r>
-        <w:rPr>
-          <w:rFonts w:ascii="Times New Roman" w:eastAsia="Times New Roman" w:hAnsi="Times New Roman" w:cs="Times New Roman"/>
-          <w:sz w:val="24"/>
-          <w:szCs w:val="24"/>
-          <w:lang w:eastAsia="en-IN"/>
-        </w:rPr>
-        <w:t>It is deprecated because:</w:t>
+        <w:t>One-Liner</w:t>
       </w:r>
     </w:p>
     <w:p>
@@ -3813,7 +3901,32 @@
           <w:szCs w:val="20"/>
           <w:lang w:eastAsia="en-IN"/>
         </w:rPr>
-        <w:t>Unpredictable Execution</w:t>
+        <w:t>Reachable object ≠ Useful object.</w:t>
+      </w:r>
+    </w:p>
+    <w:p>
+      <w:pPr>
+        <w:spacing w:before="100" w:beforeAutospacing="1" w:after="100" w:afterAutospacing="1" w:line="240" w:lineRule="auto"/>
+        <w:outlineLvl w:val="2"/>
+        <w:rPr>
+          <w:rFonts w:ascii="Times New Roman" w:eastAsia="Times New Roman" w:hAnsi="Times New Roman" w:cs="Times New Roman"/>
+          <w:b/>
+          <w:bCs/>
+          <w:sz w:val="27"/>
+          <w:szCs w:val="27"/>
+          <w:lang w:eastAsia="en-IN"/>
+        </w:rPr>
+      </w:pPr>
+      <w:r>
+        <w:rPr>
+          <w:rFonts w:ascii="Times New Roman" w:eastAsia="Times New Roman" w:hAnsi="Times New Roman" w:cs="Times New Roman"/>
+          <w:b/>
+          <w:bCs/>
+          <w:sz w:val="27"/>
+          <w:szCs w:val="27"/>
+          <w:lang w:eastAsia="en-IN"/>
+        </w:rPr>
+        <w:t>Important Follow-Up</w:t>
       </w:r>
     </w:p>
     <w:p>
@@ -3851,7 +3964,141 @@
           <w:szCs w:val="20"/>
           <w:lang w:eastAsia="en-IN"/>
         </w:rPr>
-        <w:t>Performance Overhead</w:t>
+        <w:t>Can Java have memory leaks?</w:t>
+      </w:r>
+    </w:p>
+    <w:p>
+      <w:pPr>
+        <w:spacing w:before="100" w:beforeAutospacing="1" w:after="100" w:afterAutospacing="1" w:line="240" w:lineRule="auto"/>
+        <w:rPr>
+          <w:rFonts w:ascii="Times New Roman" w:eastAsia="Times New Roman" w:hAnsi="Times New Roman" w:cs="Times New Roman"/>
+          <w:sz w:val="24"/>
+          <w:szCs w:val="24"/>
+          <w:lang w:eastAsia="en-IN"/>
+        </w:rPr>
+      </w:pPr>
+      <w:r>
+        <w:rPr>
+          <w:rFonts w:ascii="Times New Roman" w:eastAsia="Times New Roman" w:hAnsi="Times New Roman" w:cs="Times New Roman"/>
+          <w:sz w:val="24"/>
+          <w:szCs w:val="24"/>
+          <w:lang w:eastAsia="en-IN"/>
+        </w:rPr>
+        <w:t>Yes, through unwanted object references.</w:t>
+      </w:r>
+    </w:p>
+    <w:p>
+      <w:pPr>
+        <w:spacing w:after="0" w:line="240" w:lineRule="auto"/>
+        <w:rPr>
+          <w:rFonts w:ascii="Times New Roman" w:eastAsia="Times New Roman" w:hAnsi="Times New Roman" w:cs="Times New Roman"/>
+          <w:sz w:val="24"/>
+          <w:szCs w:val="24"/>
+          <w:lang w:eastAsia="en-IN"/>
+        </w:rPr>
+      </w:pPr>
+      <w:r>
+        <w:rPr>
+          <w:rFonts w:ascii="Times New Roman" w:eastAsia="Times New Roman" w:hAnsi="Times New Roman" w:cs="Times New Roman"/>
+          <w:sz w:val="24"/>
+          <w:szCs w:val="24"/>
+          <w:lang w:eastAsia="en-IN"/>
+        </w:rPr>
+        <w:pict>
+          <v:rect id="_x0000_i1033" style="width:0;height:1.5pt" o:hralign="center" o:hrstd="t" o:hr="t" fillcolor="#a0a0a0" stroked="f"/>
+        </w:pict>
+      </w:r>
+    </w:p>
+    <w:p>
+      <w:pPr>
+        <w:spacing w:before="100" w:beforeAutospacing="1" w:after="100" w:afterAutospacing="1" w:line="240" w:lineRule="auto"/>
+        <w:outlineLvl w:val="0"/>
+        <w:rPr>
+          <w:rFonts w:ascii="Times New Roman" w:eastAsia="Times New Roman" w:hAnsi="Times New Roman" w:cs="Times New Roman"/>
+          <w:b/>
+          <w:bCs/>
+          <w:kern w:val="36"/>
+          <w:sz w:val="48"/>
+          <w:szCs w:val="48"/>
+          <w:lang w:eastAsia="en-IN"/>
+        </w:rPr>
+      </w:pPr>
+      <w:r>
+        <w:rPr>
+          <w:rFonts w:ascii="Times New Roman" w:eastAsia="Times New Roman" w:hAnsi="Times New Roman" w:cs="Times New Roman"/>
+          <w:b/>
+          <w:bCs/>
+          <w:kern w:val="36"/>
+          <w:sz w:val="48"/>
+          <w:szCs w:val="48"/>
+          <w:lang w:eastAsia="en-IN"/>
+        </w:rPr>
+        <w:t>10. finalize() deprecated?</w:t>
+      </w:r>
+    </w:p>
+    <w:p>
+      <w:pPr>
+        <w:spacing w:before="100" w:beforeAutospacing="1" w:after="100" w:afterAutospacing="1" w:line="240" w:lineRule="auto"/>
+        <w:outlineLvl w:val="2"/>
+        <w:rPr>
+          <w:rFonts w:ascii="Times New Roman" w:eastAsia="Times New Roman" w:hAnsi="Times New Roman" w:cs="Times New Roman"/>
+          <w:b/>
+          <w:bCs/>
+          <w:sz w:val="27"/>
+          <w:szCs w:val="27"/>
+          <w:lang w:eastAsia="en-IN"/>
+        </w:rPr>
+      </w:pPr>
+      <w:r>
+        <w:rPr>
+          <w:rFonts w:ascii="Times New Roman" w:eastAsia="Times New Roman" w:hAnsi="Times New Roman" w:cs="Times New Roman"/>
+          <w:b/>
+          <w:bCs/>
+          <w:sz w:val="27"/>
+          <w:szCs w:val="27"/>
+          <w:lang w:eastAsia="en-IN"/>
+        </w:rPr>
+        <w:t>Interview Answer</w:t>
+      </w:r>
+    </w:p>
+    <w:p>
+      <w:pPr>
+        <w:spacing w:before="100" w:beforeAutospacing="1" w:after="100" w:afterAutospacing="1" w:line="240" w:lineRule="auto"/>
+        <w:rPr>
+          <w:rFonts w:ascii="Times New Roman" w:eastAsia="Times New Roman" w:hAnsi="Times New Roman" w:cs="Times New Roman"/>
+          <w:sz w:val="24"/>
+          <w:szCs w:val="24"/>
+          <w:lang w:eastAsia="en-IN"/>
+        </w:rPr>
+      </w:pPr>
+      <w:r>
+        <w:rPr>
+          <w:rFonts w:ascii="Times New Roman" w:eastAsia="Times New Roman" w:hAnsi="Times New Roman" w:cs="Times New Roman"/>
+          <w:sz w:val="24"/>
+          <w:szCs w:val="24"/>
+          <w:lang w:eastAsia="en-IN"/>
+        </w:rPr>
+        <w:t>finalize() was used to perform cleanup before object destruction.</w:t>
+      </w:r>
+    </w:p>
+    <w:p>
+      <w:pPr>
+        <w:spacing w:before="100" w:beforeAutospacing="1" w:after="100" w:afterAutospacing="1" w:line="240" w:lineRule="auto"/>
+        <w:rPr>
+          <w:rFonts w:ascii="Times New Roman" w:eastAsia="Times New Roman" w:hAnsi="Times New Roman" w:cs="Times New Roman"/>
+          <w:sz w:val="24"/>
+          <w:szCs w:val="24"/>
+          <w:lang w:eastAsia="en-IN"/>
+        </w:rPr>
+      </w:pPr>
+      <w:r>
+        <w:rPr>
+          <w:rFonts w:ascii="Times New Roman" w:eastAsia="Times New Roman" w:hAnsi="Times New Roman" w:cs="Times New Roman"/>
+          <w:sz w:val="24"/>
+          <w:szCs w:val="24"/>
+          <w:lang w:eastAsia="en-IN"/>
+        </w:rPr>
+        <w:t>It is deprecated because:</w:t>
       </w:r>
     </w:p>
     <w:p>
@@ -3889,7 +4136,8 @@
           <w:szCs w:val="20"/>
           <w:lang w:eastAsia="en-IN"/>
         </w:rPr>
-        <w:t>Security Issues</w:t>
+        <w:lastRenderedPageBreak/>
+        <w:t>Unpredictable Execution</w:t>
       </w:r>
     </w:p>
     <w:p>
@@ -3927,27 +4175,7 @@
           <w:szCs w:val="20"/>
           <w:lang w:eastAsia="en-IN"/>
         </w:rPr>
-        <w:t>Object Resurrection</w:t>
-      </w:r>
-    </w:p>
-    <w:p>
-      <w:pPr>
-        <w:spacing w:before="100" w:beforeAutospacing="1" w:after="100" w:afterAutospacing="1" w:line="240" w:lineRule="auto"/>
-        <w:rPr>
-          <w:rFonts w:ascii="Times New Roman" w:eastAsia="Times New Roman" w:hAnsi="Times New Roman" w:cs="Times New Roman"/>
-          <w:sz w:val="24"/>
-          <w:szCs w:val="24"/>
-          <w:lang w:eastAsia="en-IN"/>
-        </w:rPr>
-      </w:pPr>
-      <w:r>
-        <w:rPr>
-          <w:rFonts w:ascii="Times New Roman" w:eastAsia="Times New Roman" w:hAnsi="Times New Roman" w:cs="Times New Roman"/>
-          <w:sz w:val="24"/>
-          <w:szCs w:val="24"/>
-          <w:lang w:eastAsia="en-IN"/>
-        </w:rPr>
-        <w:t>Modern alternatives:</w:t>
+        <w:t>Performance Overhead</w:t>
       </w:r>
     </w:p>
     <w:p>
@@ -3978,17 +4206,15 @@
           <w:lang w:eastAsia="en-IN"/>
         </w:rPr>
       </w:pPr>
-      <w:proofErr w:type="spellStart"/>
-      <w:r>
-        <w:rPr>
-          <w:rFonts w:ascii="Courier New" w:eastAsia="Times New Roman" w:hAnsi="Courier New" w:cs="Courier New"/>
-          <w:sz w:val="20"/>
-          <w:szCs w:val="20"/>
-          <w:lang w:eastAsia="en-IN"/>
-        </w:rPr>
-        <w:t>AutoCloseable</w:t>
-      </w:r>
-      <w:proofErr w:type="spellEnd"/>
+      <w:r>
+        <w:rPr>
+          <w:rFonts w:ascii="Courier New" w:eastAsia="Times New Roman" w:hAnsi="Courier New" w:cs="Courier New"/>
+          <w:sz w:val="20"/>
+          <w:szCs w:val="20"/>
+          <w:lang w:eastAsia="en-IN"/>
+        </w:rPr>
+        <w:t>Security Issues</w:t>
+      </w:r>
     </w:p>
     <w:p>
       <w:pPr>
@@ -4018,17 +4244,35 @@
           <w:lang w:eastAsia="en-IN"/>
         </w:rPr>
       </w:pPr>
-      <w:proofErr w:type="gramStart"/>
-      <w:r>
-        <w:rPr>
-          <w:rFonts w:ascii="Courier New" w:eastAsia="Times New Roman" w:hAnsi="Courier New" w:cs="Courier New"/>
-          <w:sz w:val="20"/>
-          <w:szCs w:val="20"/>
-          <w:lang w:eastAsia="en-IN"/>
-        </w:rPr>
-        <w:t>try-with-resources</w:t>
-      </w:r>
-      <w:proofErr w:type="gramEnd"/>
+      <w:r>
+        <w:rPr>
+          <w:rFonts w:ascii="Courier New" w:eastAsia="Times New Roman" w:hAnsi="Courier New" w:cs="Courier New"/>
+          <w:sz w:val="20"/>
+          <w:szCs w:val="20"/>
+          <w:lang w:eastAsia="en-IN"/>
+        </w:rPr>
+        <w:t>Object Resurrection</w:t>
+      </w:r>
+    </w:p>
+    <w:p>
+      <w:pPr>
+        <w:spacing w:before="100" w:beforeAutospacing="1" w:after="100" w:afterAutospacing="1" w:line="240" w:lineRule="auto"/>
+        <w:rPr>
+          <w:rFonts w:ascii="Times New Roman" w:eastAsia="Times New Roman" w:hAnsi="Times New Roman" w:cs="Times New Roman"/>
+          <w:sz w:val="24"/>
+          <w:szCs w:val="24"/>
+          <w:lang w:eastAsia="en-IN"/>
+        </w:rPr>
+      </w:pPr>
+      <w:r>
+        <w:rPr>
+          <w:rFonts w:ascii="Times New Roman" w:eastAsia="Times New Roman" w:hAnsi="Times New Roman" w:cs="Times New Roman"/>
+          <w:sz w:val="24"/>
+          <w:szCs w:val="24"/>
+          <w:lang w:eastAsia="en-IN"/>
+        </w:rPr>
+        <w:t>Modern alternatives:</w:t>
+      </w:r>
     </w:p>
     <w:p>
       <w:pPr>
@@ -4065,33 +4309,7 @@
           <w:szCs w:val="20"/>
           <w:lang w:eastAsia="en-IN"/>
         </w:rPr>
-        <w:t>Cleaner API</w:t>
-      </w:r>
-    </w:p>
-    <w:p>
-      <w:pPr>
-        <w:spacing w:before="100" w:beforeAutospacing="1" w:after="100" w:afterAutospacing="1" w:line="240" w:lineRule="auto"/>
-        <w:outlineLvl w:val="2"/>
-        <w:rPr>
-          <w:rFonts w:ascii="Times New Roman" w:eastAsia="Times New Roman" w:hAnsi="Times New Roman" w:cs="Times New Roman"/>
-          <w:b/>
-          <w:bCs/>
-          <w:sz w:val="27"/>
-          <w:szCs w:val="27"/>
-          <w:lang w:eastAsia="en-IN"/>
-        </w:rPr>
-      </w:pPr>
-      <w:r>
-        <w:rPr>
-          <w:rFonts w:ascii="Times New Roman" w:eastAsia="Times New Roman" w:hAnsi="Times New Roman" w:cs="Times New Roman"/>
-          <w:b/>
-          <w:bCs/>
-          <w:sz w:val="27"/>
-          <w:szCs w:val="27"/>
-          <w:lang w:eastAsia="en-IN"/>
-        </w:rPr>
-        <w:lastRenderedPageBreak/>
-        <w:t>One-Liner</w:t>
+        <w:t>AutoCloseable</w:t>
       </w:r>
     </w:p>
     <w:p>
@@ -4122,50 +4340,14 @@
           <w:lang w:eastAsia="en-IN"/>
         </w:rPr>
       </w:pPr>
-      <w:proofErr w:type="gramStart"/>
-      <w:r>
-        <w:rPr>
-          <w:rFonts w:ascii="Courier New" w:eastAsia="Times New Roman" w:hAnsi="Courier New" w:cs="Courier New"/>
-          <w:sz w:val="20"/>
-          <w:szCs w:val="20"/>
-          <w:lang w:eastAsia="en-IN"/>
-        </w:rPr>
-        <w:t>finalize(</w:t>
-      </w:r>
-      <w:proofErr w:type="gramEnd"/>
-      <w:r>
-        <w:rPr>
-          <w:rFonts w:ascii="Courier New" w:eastAsia="Times New Roman" w:hAnsi="Courier New" w:cs="Courier New"/>
-          <w:sz w:val="20"/>
-          <w:szCs w:val="20"/>
-          <w:lang w:eastAsia="en-IN"/>
-        </w:rPr>
-        <w:t>) is deprecated because it is slow, unpredictable and unsafe.</w:t>
-      </w:r>
-    </w:p>
-    <w:p>
-      <w:pPr>
-        <w:spacing w:before="100" w:beforeAutospacing="1" w:after="100" w:afterAutospacing="1" w:line="240" w:lineRule="auto"/>
-        <w:outlineLvl w:val="2"/>
-        <w:rPr>
-          <w:rFonts w:ascii="Times New Roman" w:eastAsia="Times New Roman" w:hAnsi="Times New Roman" w:cs="Times New Roman"/>
-          <w:b/>
-          <w:bCs/>
-          <w:sz w:val="27"/>
-          <w:szCs w:val="27"/>
-          <w:lang w:eastAsia="en-IN"/>
-        </w:rPr>
-      </w:pPr>
-      <w:r>
-        <w:rPr>
-          <w:rFonts w:ascii="Times New Roman" w:eastAsia="Times New Roman" w:hAnsi="Times New Roman" w:cs="Times New Roman"/>
-          <w:b/>
-          <w:bCs/>
-          <w:sz w:val="27"/>
-          <w:szCs w:val="27"/>
-          <w:lang w:eastAsia="en-IN"/>
-        </w:rPr>
-        <w:t>Important Follow-Up</w:t>
+      <w:r>
+        <w:rPr>
+          <w:rFonts w:ascii="Courier New" w:eastAsia="Times New Roman" w:hAnsi="Courier New" w:cs="Courier New"/>
+          <w:sz w:val="20"/>
+          <w:szCs w:val="20"/>
+          <w:lang w:eastAsia="en-IN"/>
+        </w:rPr>
+        <w:t>try-with-resources</w:t>
       </w:r>
     </w:p>
     <w:p>
@@ -4203,168 +4385,8 @@
           <w:szCs w:val="20"/>
           <w:lang w:eastAsia="en-IN"/>
         </w:rPr>
-        <w:t xml:space="preserve">What should be used instead of </w:t>
-      </w:r>
-      <w:proofErr w:type="gramStart"/>
-      <w:r>
-        <w:rPr>
-          <w:rFonts w:ascii="Courier New" w:eastAsia="Times New Roman" w:hAnsi="Courier New" w:cs="Courier New"/>
-          <w:sz w:val="20"/>
-          <w:szCs w:val="20"/>
-          <w:lang w:eastAsia="en-IN"/>
-        </w:rPr>
-        <w:t>finalize(</w:t>
-      </w:r>
-      <w:proofErr w:type="gramEnd"/>
-      <w:r>
-        <w:rPr>
-          <w:rFonts w:ascii="Courier New" w:eastAsia="Times New Roman" w:hAnsi="Courier New" w:cs="Courier New"/>
-          <w:sz w:val="20"/>
-          <w:szCs w:val="20"/>
-          <w:lang w:eastAsia="en-IN"/>
-        </w:rPr>
-        <w:t>)?</w:t>
-      </w:r>
-    </w:p>
-    <w:p>
-      <w:pPr>
-        <w:spacing w:before="100" w:beforeAutospacing="1" w:after="100" w:afterAutospacing="1" w:line="240" w:lineRule="auto"/>
-        <w:rPr>
-          <w:rFonts w:ascii="Times New Roman" w:eastAsia="Times New Roman" w:hAnsi="Times New Roman" w:cs="Times New Roman"/>
-          <w:sz w:val="24"/>
-          <w:szCs w:val="24"/>
-          <w:lang w:eastAsia="en-IN"/>
-        </w:rPr>
-      </w:pPr>
-      <w:proofErr w:type="gramStart"/>
-      <w:r>
-        <w:rPr>
-          <w:rFonts w:ascii="Times New Roman" w:eastAsia="Times New Roman" w:hAnsi="Times New Roman" w:cs="Times New Roman"/>
-          <w:sz w:val="24"/>
-          <w:szCs w:val="24"/>
-          <w:lang w:eastAsia="en-IN"/>
-        </w:rPr>
-        <w:t>try-with-resources</w:t>
-      </w:r>
-      <w:proofErr w:type="gramEnd"/>
-      <w:r>
-        <w:rPr>
-          <w:rFonts w:ascii="Times New Roman" w:eastAsia="Times New Roman" w:hAnsi="Times New Roman" w:cs="Times New Roman"/>
-          <w:sz w:val="24"/>
-          <w:szCs w:val="24"/>
-          <w:lang w:eastAsia="en-IN"/>
-        </w:rPr>
-        <w:t xml:space="preserve"> and </w:t>
-      </w:r>
-      <w:proofErr w:type="spellStart"/>
-      <w:r>
-        <w:rPr>
-          <w:rFonts w:ascii="Times New Roman" w:eastAsia="Times New Roman" w:hAnsi="Times New Roman" w:cs="Times New Roman"/>
-          <w:sz w:val="24"/>
-          <w:szCs w:val="24"/>
-          <w:lang w:eastAsia="en-IN"/>
-        </w:rPr>
-        <w:t>AutoCloseable</w:t>
-      </w:r>
-      <w:proofErr w:type="spellEnd"/>
-      <w:r>
-        <w:rPr>
-          <w:rFonts w:ascii="Times New Roman" w:eastAsia="Times New Roman" w:hAnsi="Times New Roman" w:cs="Times New Roman"/>
-          <w:sz w:val="24"/>
-          <w:szCs w:val="24"/>
-          <w:lang w:eastAsia="en-IN"/>
-        </w:rPr>
-        <w:t>.</w:t>
-      </w:r>
-    </w:p>
-    <w:p>
-      <w:pPr>
-        <w:spacing w:after="0" w:line="240" w:lineRule="auto"/>
-        <w:rPr>
-          <w:rFonts w:ascii="Times New Roman" w:eastAsia="Times New Roman" w:hAnsi="Times New Roman" w:cs="Times New Roman"/>
-          <w:sz w:val="24"/>
-          <w:szCs w:val="24"/>
-          <w:lang w:eastAsia="en-IN"/>
-        </w:rPr>
-      </w:pPr>
-      <w:r>
-        <w:rPr>
-          <w:rFonts w:ascii="Times New Roman" w:eastAsia="Times New Roman" w:hAnsi="Times New Roman" w:cs="Times New Roman"/>
-          <w:sz w:val="24"/>
-          <w:szCs w:val="24"/>
-          <w:lang w:eastAsia="en-IN"/>
-        </w:rPr>
-        <w:pict>
-          <v:rect id="_x0000_i1034" style="width:0;height:1.5pt" o:hralign="center" o:hrstd="t" o:hr="t" fillcolor="#a0a0a0" stroked="f"/>
-        </w:pict>
-      </w:r>
-    </w:p>
-    <w:p>
-      <w:pPr>
-        <w:spacing w:before="100" w:beforeAutospacing="1" w:after="100" w:afterAutospacing="1" w:line="240" w:lineRule="auto"/>
-        <w:outlineLvl w:val="0"/>
-        <w:rPr>
-          <w:rFonts w:ascii="Times New Roman" w:eastAsia="Times New Roman" w:hAnsi="Times New Roman" w:cs="Times New Roman"/>
-          <w:b/>
-          <w:bCs/>
-          <w:kern w:val="36"/>
-          <w:sz w:val="48"/>
-          <w:szCs w:val="48"/>
-          <w:lang w:eastAsia="en-IN"/>
-        </w:rPr>
-      </w:pPr>
-      <w:r>
-        <w:rPr>
-          <w:rFonts w:ascii="Times New Roman" w:eastAsia="Times New Roman" w:hAnsi="Times New Roman" w:cs="Times New Roman"/>
-          <w:b/>
-          <w:bCs/>
-          <w:kern w:val="36"/>
-          <w:sz w:val="48"/>
-          <w:szCs w:val="48"/>
-          <w:lang w:eastAsia="en-IN"/>
-        </w:rPr>
-        <w:t xml:space="preserve">11. </w:t>
-      </w:r>
-      <w:proofErr w:type="spellStart"/>
-      <w:r>
-        <w:rPr>
-          <w:rFonts w:ascii="Times New Roman" w:eastAsia="Times New Roman" w:hAnsi="Times New Roman" w:cs="Times New Roman"/>
-          <w:b/>
-          <w:bCs/>
-          <w:kern w:val="36"/>
-          <w:sz w:val="48"/>
-          <w:szCs w:val="48"/>
-          <w:lang w:eastAsia="en-IN"/>
-        </w:rPr>
-        <w:t>WeakReference</w:t>
-      </w:r>
-      <w:proofErr w:type="spellEnd"/>
-      <w:r>
-        <w:rPr>
-          <w:rFonts w:ascii="Times New Roman" w:eastAsia="Times New Roman" w:hAnsi="Times New Roman" w:cs="Times New Roman"/>
-          <w:b/>
-          <w:bCs/>
-          <w:kern w:val="36"/>
-          <w:sz w:val="48"/>
-          <w:szCs w:val="48"/>
-          <w:lang w:eastAsia="en-IN"/>
-        </w:rPr>
-        <w:t xml:space="preserve"> vs </w:t>
-      </w:r>
-      <w:proofErr w:type="spellStart"/>
-      <w:r>
-        <w:rPr>
-          <w:rFonts w:ascii="Times New Roman" w:eastAsia="Times New Roman" w:hAnsi="Times New Roman" w:cs="Times New Roman"/>
-          <w:b/>
-          <w:bCs/>
-          <w:kern w:val="36"/>
-          <w:sz w:val="48"/>
-          <w:szCs w:val="48"/>
-          <w:lang w:eastAsia="en-IN"/>
-        </w:rPr>
-        <w:t>SoftReference</w:t>
-      </w:r>
-      <w:proofErr w:type="spellEnd"/>
+        <w:t>Cleaner API</w:t>
+      </w:r>
     </w:p>
     <w:p>
       <w:pPr>
@@ -4379,7 +4401,6 @@
           <w:lang w:eastAsia="en-IN"/>
         </w:rPr>
       </w:pPr>
-      <w:proofErr w:type="spellStart"/>
       <w:r>
         <w:rPr>
           <w:rFonts w:ascii="Times New Roman" w:eastAsia="Times New Roman" w:hAnsi="Times New Roman" w:cs="Times New Roman"/>
@@ -4389,73 +4410,7 @@
           <w:szCs w:val="27"/>
           <w:lang w:eastAsia="en-IN"/>
         </w:rPr>
-        <w:t>SoftReference</w:t>
-      </w:r>
-      <w:proofErr w:type="spellEnd"/>
-    </w:p>
-    <w:p>
-      <w:pPr>
-        <w:spacing w:before="100" w:beforeAutospacing="1" w:after="100" w:afterAutospacing="1" w:line="240" w:lineRule="auto"/>
-        <w:rPr>
-          <w:rFonts w:ascii="Times New Roman" w:eastAsia="Times New Roman" w:hAnsi="Times New Roman" w:cs="Times New Roman"/>
-          <w:sz w:val="24"/>
-          <w:szCs w:val="24"/>
-          <w:lang w:eastAsia="en-IN"/>
-        </w:rPr>
-      </w:pPr>
-      <w:r>
-        <w:rPr>
-          <w:rFonts w:ascii="Times New Roman" w:eastAsia="Times New Roman" w:hAnsi="Times New Roman" w:cs="Times New Roman"/>
-          <w:sz w:val="24"/>
-          <w:szCs w:val="24"/>
-          <w:lang w:eastAsia="en-IN"/>
-        </w:rPr>
-        <w:t>Object is removed only when JVM needs memory.</w:t>
-      </w:r>
-    </w:p>
-    <w:p>
-      <w:pPr>
-        <w:spacing w:before="100" w:beforeAutospacing="1" w:after="100" w:afterAutospacing="1" w:line="240" w:lineRule="auto"/>
-        <w:rPr>
-          <w:rFonts w:ascii="Times New Roman" w:eastAsia="Times New Roman" w:hAnsi="Times New Roman" w:cs="Times New Roman"/>
-          <w:sz w:val="24"/>
-          <w:szCs w:val="24"/>
-          <w:lang w:eastAsia="en-IN"/>
-        </w:rPr>
-      </w:pPr>
-      <w:r>
-        <w:rPr>
-          <w:rFonts w:ascii="Times New Roman" w:eastAsia="Times New Roman" w:hAnsi="Times New Roman" w:cs="Times New Roman"/>
-          <w:sz w:val="24"/>
-          <w:szCs w:val="24"/>
-          <w:lang w:eastAsia="en-IN"/>
-        </w:rPr>
-        <w:t>Used for caches.</w:t>
-      </w:r>
-    </w:p>
-    <w:p>
-      <w:pPr>
-        <w:spacing w:before="100" w:beforeAutospacing="1" w:after="100" w:afterAutospacing="1" w:line="240" w:lineRule="auto"/>
-        <w:outlineLvl w:val="2"/>
-        <w:rPr>
-          <w:rFonts w:ascii="Times New Roman" w:eastAsia="Times New Roman" w:hAnsi="Times New Roman" w:cs="Times New Roman"/>
-          <w:b/>
-          <w:bCs/>
-          <w:sz w:val="27"/>
-          <w:szCs w:val="27"/>
-          <w:lang w:eastAsia="en-IN"/>
-        </w:rPr>
-      </w:pPr>
-      <w:r>
-        <w:rPr>
-          <w:rFonts w:ascii="Times New Roman" w:eastAsia="Times New Roman" w:hAnsi="Times New Roman" w:cs="Times New Roman"/>
-          <w:b/>
-          <w:bCs/>
-          <w:sz w:val="27"/>
-          <w:szCs w:val="27"/>
-          <w:lang w:eastAsia="en-IN"/>
-        </w:rPr>
-        <w:t>Example</w:t>
+        <w:t>One-Liner</w:t>
       </w:r>
     </w:p>
     <w:p>
@@ -4486,48 +4441,14 @@
           <w:lang w:eastAsia="en-IN"/>
         </w:rPr>
       </w:pPr>
-      <w:proofErr w:type="spellStart"/>
-      <w:r>
-        <w:rPr>
-          <w:rFonts w:ascii="Courier New" w:eastAsia="Times New Roman" w:hAnsi="Courier New" w:cs="Courier New"/>
-          <w:sz w:val="20"/>
-          <w:szCs w:val="20"/>
-          <w:lang w:eastAsia="en-IN"/>
-        </w:rPr>
-        <w:t>SoftReference</w:t>
-      </w:r>
-      <w:proofErr w:type="spellEnd"/>
-      <w:r>
-        <w:rPr>
-          <w:rFonts w:ascii="Courier New" w:eastAsia="Times New Roman" w:hAnsi="Courier New" w:cs="Courier New"/>
-          <w:sz w:val="20"/>
-          <w:szCs w:val="20"/>
-          <w:lang w:eastAsia="en-IN"/>
-        </w:rPr>
-        <w:t>&lt;Employee&gt; ref;</w:t>
-      </w:r>
-    </w:p>
-    <w:p>
-      <w:pPr>
-        <w:spacing w:after="0" w:line="240" w:lineRule="auto"/>
-        <w:rPr>
-          <w:rFonts w:ascii="Times New Roman" w:eastAsia="Times New Roman" w:hAnsi="Times New Roman" w:cs="Times New Roman"/>
-          <w:sz w:val="24"/>
-          <w:szCs w:val="24"/>
-          <w:lang w:eastAsia="en-IN"/>
-        </w:rPr>
-      </w:pPr>
-      <w:r>
-        <w:rPr>
-          <w:rFonts w:ascii="Times New Roman" w:eastAsia="Times New Roman" w:hAnsi="Times New Roman" w:cs="Times New Roman"/>
-          <w:sz w:val="24"/>
-          <w:szCs w:val="24"/>
-          <w:lang w:eastAsia="en-IN"/>
-        </w:rPr>
-        <w:lastRenderedPageBreak/>
-        <w:pict>
-          <v:rect id="_x0000_i1035" style="width:0;height:1.5pt" o:hralign="center" o:hrstd="t" o:hr="t" fillcolor="#a0a0a0" stroked="f"/>
-        </w:pict>
+      <w:r>
+        <w:rPr>
+          <w:rFonts w:ascii="Courier New" w:eastAsia="Times New Roman" w:hAnsi="Courier New" w:cs="Courier New"/>
+          <w:sz w:val="20"/>
+          <w:szCs w:val="20"/>
+          <w:lang w:eastAsia="en-IN"/>
+        </w:rPr>
+        <w:t>finalize() is deprecated because it is slow, unpredictable and unsafe.</w:t>
       </w:r>
     </w:p>
     <w:p>
@@ -4543,7 +4464,6 @@
           <w:lang w:eastAsia="en-IN"/>
         </w:rPr>
       </w:pPr>
-      <w:proofErr w:type="spellStart"/>
       <w:r>
         <w:rPr>
           <w:rFonts w:ascii="Times New Roman" w:eastAsia="Times New Roman" w:hAnsi="Times New Roman" w:cs="Times New Roman"/>
@@ -4553,95 +4473,7 @@
           <w:szCs w:val="27"/>
           <w:lang w:eastAsia="en-IN"/>
         </w:rPr>
-        <w:t>WeakReference</w:t>
-      </w:r>
-      <w:proofErr w:type="spellEnd"/>
-    </w:p>
-    <w:p>
-      <w:pPr>
-        <w:spacing w:before="100" w:beforeAutospacing="1" w:after="100" w:afterAutospacing="1" w:line="240" w:lineRule="auto"/>
-        <w:rPr>
-          <w:rFonts w:ascii="Times New Roman" w:eastAsia="Times New Roman" w:hAnsi="Times New Roman" w:cs="Times New Roman"/>
-          <w:sz w:val="24"/>
-          <w:szCs w:val="24"/>
-          <w:lang w:eastAsia="en-IN"/>
-        </w:rPr>
-      </w:pPr>
-      <w:r>
-        <w:rPr>
-          <w:rFonts w:ascii="Times New Roman" w:eastAsia="Times New Roman" w:hAnsi="Times New Roman" w:cs="Times New Roman"/>
-          <w:sz w:val="24"/>
-          <w:szCs w:val="24"/>
-          <w:lang w:eastAsia="en-IN"/>
-        </w:rPr>
-        <w:t>Object is removed during next GC cycle.</w:t>
-      </w:r>
-    </w:p>
-    <w:p>
-      <w:pPr>
-        <w:spacing w:before="100" w:beforeAutospacing="1" w:after="100" w:afterAutospacing="1" w:line="240" w:lineRule="auto"/>
-        <w:rPr>
-          <w:rFonts w:ascii="Times New Roman" w:eastAsia="Times New Roman" w:hAnsi="Times New Roman" w:cs="Times New Roman"/>
-          <w:sz w:val="24"/>
-          <w:szCs w:val="24"/>
-          <w:lang w:eastAsia="en-IN"/>
-        </w:rPr>
-      </w:pPr>
-      <w:proofErr w:type="gramStart"/>
-      <w:r>
-        <w:rPr>
-          <w:rFonts w:ascii="Times New Roman" w:eastAsia="Times New Roman" w:hAnsi="Times New Roman" w:cs="Times New Roman"/>
-          <w:sz w:val="24"/>
-          <w:szCs w:val="24"/>
-          <w:lang w:eastAsia="en-IN"/>
-        </w:rPr>
-        <w:t xml:space="preserve">Used in </w:t>
-      </w:r>
-      <w:proofErr w:type="spellStart"/>
-      <w:r>
-        <w:rPr>
-          <w:rFonts w:ascii="Times New Roman" w:eastAsia="Times New Roman" w:hAnsi="Times New Roman" w:cs="Times New Roman"/>
-          <w:sz w:val="24"/>
-          <w:szCs w:val="24"/>
-          <w:lang w:eastAsia="en-IN"/>
-        </w:rPr>
-        <w:t>WeakHashMap</w:t>
-      </w:r>
-      <w:proofErr w:type="spellEnd"/>
-      <w:r>
-        <w:rPr>
-          <w:rFonts w:ascii="Times New Roman" w:eastAsia="Times New Roman" w:hAnsi="Times New Roman" w:cs="Times New Roman"/>
-          <w:sz w:val="24"/>
-          <w:szCs w:val="24"/>
-          <w:lang w:eastAsia="en-IN"/>
-        </w:rPr>
-        <w:t>.</w:t>
-      </w:r>
-      <w:proofErr w:type="gramEnd"/>
-    </w:p>
-    <w:p>
-      <w:pPr>
-        <w:spacing w:before="100" w:beforeAutospacing="1" w:after="100" w:afterAutospacing="1" w:line="240" w:lineRule="auto"/>
-        <w:outlineLvl w:val="2"/>
-        <w:rPr>
-          <w:rFonts w:ascii="Times New Roman" w:eastAsia="Times New Roman" w:hAnsi="Times New Roman" w:cs="Times New Roman"/>
-          <w:b/>
-          <w:bCs/>
-          <w:sz w:val="27"/>
-          <w:szCs w:val="27"/>
-          <w:lang w:eastAsia="en-IN"/>
-        </w:rPr>
-      </w:pPr>
-      <w:r>
-        <w:rPr>
-          <w:rFonts w:ascii="Times New Roman" w:eastAsia="Times New Roman" w:hAnsi="Times New Roman" w:cs="Times New Roman"/>
-          <w:b/>
-          <w:bCs/>
-          <w:sz w:val="27"/>
-          <w:szCs w:val="27"/>
-          <w:lang w:eastAsia="en-IN"/>
-        </w:rPr>
-        <w:t>Example</w:t>
+        <w:t>Important Follow-Up</w:t>
       </w:r>
     </w:p>
     <w:p>
@@ -4672,25 +4504,34 @@
           <w:lang w:eastAsia="en-IN"/>
         </w:rPr>
       </w:pPr>
-      <w:proofErr w:type="spellStart"/>
-      <w:r>
-        <w:rPr>
-          <w:rFonts w:ascii="Courier New" w:eastAsia="Times New Roman" w:hAnsi="Courier New" w:cs="Courier New"/>
-          <w:sz w:val="20"/>
-          <w:szCs w:val="20"/>
-          <w:lang w:eastAsia="en-IN"/>
-        </w:rPr>
-        <w:t>WeakReference</w:t>
-      </w:r>
-      <w:proofErr w:type="spellEnd"/>
-      <w:r>
-        <w:rPr>
-          <w:rFonts w:ascii="Courier New" w:eastAsia="Times New Roman" w:hAnsi="Courier New" w:cs="Courier New"/>
-          <w:sz w:val="20"/>
-          <w:szCs w:val="20"/>
-          <w:lang w:eastAsia="en-IN"/>
-        </w:rPr>
-        <w:t>&lt;Employee&gt; ref;</w:t>
+      <w:r>
+        <w:rPr>
+          <w:rFonts w:ascii="Courier New" w:eastAsia="Times New Roman" w:hAnsi="Courier New" w:cs="Courier New"/>
+          <w:sz w:val="20"/>
+          <w:szCs w:val="20"/>
+          <w:lang w:eastAsia="en-IN"/>
+        </w:rPr>
+        <w:t>What should be used instead of finalize()?</w:t>
+      </w:r>
+    </w:p>
+    <w:p>
+      <w:pPr>
+        <w:spacing w:before="100" w:beforeAutospacing="1" w:after="100" w:afterAutospacing="1" w:line="240" w:lineRule="auto"/>
+        <w:rPr>
+          <w:rFonts w:ascii="Times New Roman" w:eastAsia="Times New Roman" w:hAnsi="Times New Roman" w:cs="Times New Roman"/>
+          <w:sz w:val="24"/>
+          <w:szCs w:val="24"/>
+          <w:lang w:eastAsia="en-IN"/>
+        </w:rPr>
+      </w:pPr>
+      <w:r>
+        <w:rPr>
+          <w:rFonts w:ascii="Times New Roman" w:eastAsia="Times New Roman" w:hAnsi="Times New Roman" w:cs="Times New Roman"/>
+          <w:sz w:val="24"/>
+          <w:szCs w:val="24"/>
+          <w:lang w:eastAsia="en-IN"/>
+        </w:rPr>
+        <w:t>try-with-resources and AutoCloseable.</w:t>
       </w:r>
     </w:p>
     <w:p>
@@ -4711,8 +4552,35 @@
           <w:lang w:eastAsia="en-IN"/>
         </w:rPr>
         <w:pict>
-          <v:rect id="_x0000_i1036" style="width:0;height:1.5pt" o:hralign="center" o:hrstd="t" o:hr="t" fillcolor="#a0a0a0" stroked="f"/>
+          <v:rect id="_x0000_i1034" style="width:0;height:1.5pt" o:hralign="center" o:hrstd="t" o:hr="t" fillcolor="#a0a0a0" stroked="f"/>
         </w:pict>
+      </w:r>
+    </w:p>
+    <w:p>
+      <w:pPr>
+        <w:spacing w:before="100" w:beforeAutospacing="1" w:after="100" w:afterAutospacing="1" w:line="240" w:lineRule="auto"/>
+        <w:outlineLvl w:val="0"/>
+        <w:rPr>
+          <w:rFonts w:ascii="Times New Roman" w:eastAsia="Times New Roman" w:hAnsi="Times New Roman" w:cs="Times New Roman"/>
+          <w:b/>
+          <w:bCs/>
+          <w:kern w:val="36"/>
+          <w:sz w:val="48"/>
+          <w:szCs w:val="48"/>
+          <w:lang w:eastAsia="en-IN"/>
+        </w:rPr>
+      </w:pPr>
+      <w:r>
+        <w:rPr>
+          <w:rFonts w:ascii="Times New Roman" w:eastAsia="Times New Roman" w:hAnsi="Times New Roman" w:cs="Times New Roman"/>
+          <w:b/>
+          <w:bCs/>
+          <w:kern w:val="36"/>
+          <w:sz w:val="48"/>
+          <w:szCs w:val="48"/>
+          <w:lang w:eastAsia="en-IN"/>
+        </w:rPr>
+        <w:t>11. WeakReference vs SoftReference</w:t>
       </w:r>
     </w:p>
     <w:p>
@@ -4737,7 +4605,73 @@
           <w:szCs w:val="27"/>
           <w:lang w:eastAsia="en-IN"/>
         </w:rPr>
-        <w:t>One-Liner</w:t>
+        <w:lastRenderedPageBreak/>
+        <w:t>SoftReference</w:t>
+      </w:r>
+    </w:p>
+    <w:p>
+      <w:pPr>
+        <w:spacing w:before="100" w:beforeAutospacing="1" w:after="100" w:afterAutospacing="1" w:line="240" w:lineRule="auto"/>
+        <w:rPr>
+          <w:rFonts w:ascii="Times New Roman" w:eastAsia="Times New Roman" w:hAnsi="Times New Roman" w:cs="Times New Roman"/>
+          <w:sz w:val="24"/>
+          <w:szCs w:val="24"/>
+          <w:lang w:eastAsia="en-IN"/>
+        </w:rPr>
+      </w:pPr>
+      <w:r>
+        <w:rPr>
+          <w:rFonts w:ascii="Times New Roman" w:eastAsia="Times New Roman" w:hAnsi="Times New Roman" w:cs="Times New Roman"/>
+          <w:sz w:val="24"/>
+          <w:szCs w:val="24"/>
+          <w:lang w:eastAsia="en-IN"/>
+        </w:rPr>
+        <w:t>Object is removed only when JVM needs memory.</w:t>
+      </w:r>
+    </w:p>
+    <w:p>
+      <w:pPr>
+        <w:spacing w:before="100" w:beforeAutospacing="1" w:after="100" w:afterAutospacing="1" w:line="240" w:lineRule="auto"/>
+        <w:rPr>
+          <w:rFonts w:ascii="Times New Roman" w:eastAsia="Times New Roman" w:hAnsi="Times New Roman" w:cs="Times New Roman"/>
+          <w:sz w:val="24"/>
+          <w:szCs w:val="24"/>
+          <w:lang w:eastAsia="en-IN"/>
+        </w:rPr>
+      </w:pPr>
+      <w:r>
+        <w:rPr>
+          <w:rFonts w:ascii="Times New Roman" w:eastAsia="Times New Roman" w:hAnsi="Times New Roman" w:cs="Times New Roman"/>
+          <w:sz w:val="24"/>
+          <w:szCs w:val="24"/>
+          <w:lang w:eastAsia="en-IN"/>
+        </w:rPr>
+        <w:t>Used for caches.</w:t>
+      </w:r>
+    </w:p>
+    <w:p>
+      <w:pPr>
+        <w:spacing w:before="100" w:beforeAutospacing="1" w:after="100" w:afterAutospacing="1" w:line="240" w:lineRule="auto"/>
+        <w:outlineLvl w:val="2"/>
+        <w:rPr>
+          <w:rFonts w:ascii="Times New Roman" w:eastAsia="Times New Roman" w:hAnsi="Times New Roman" w:cs="Times New Roman"/>
+          <w:b/>
+          <w:bCs/>
+          <w:sz w:val="27"/>
+          <w:szCs w:val="27"/>
+          <w:lang w:eastAsia="en-IN"/>
+        </w:rPr>
+      </w:pPr>
+      <w:r>
+        <w:rPr>
+          <w:rFonts w:ascii="Times New Roman" w:eastAsia="Times New Roman" w:hAnsi="Times New Roman" w:cs="Times New Roman"/>
+          <w:b/>
+          <w:bCs/>
+          <w:sz w:val="27"/>
+          <w:szCs w:val="27"/>
+          <w:lang w:eastAsia="en-IN"/>
+        </w:rPr>
+        <w:t>Example</w:t>
       </w:r>
     </w:p>
     <w:p>
@@ -4768,25 +4702,126 @@
           <w:lang w:eastAsia="en-IN"/>
         </w:rPr>
       </w:pPr>
-      <w:proofErr w:type="spellStart"/>
-      <w:r>
-        <w:rPr>
-          <w:rFonts w:ascii="Courier New" w:eastAsia="Times New Roman" w:hAnsi="Courier New" w:cs="Courier New"/>
-          <w:sz w:val="20"/>
-          <w:szCs w:val="20"/>
-          <w:lang w:eastAsia="en-IN"/>
-        </w:rPr>
-        <w:t>SoftReference</w:t>
-      </w:r>
-      <w:proofErr w:type="spellEnd"/>
-      <w:r>
-        <w:rPr>
-          <w:rFonts w:ascii="Courier New" w:eastAsia="Times New Roman" w:hAnsi="Courier New" w:cs="Courier New"/>
-          <w:sz w:val="20"/>
-          <w:szCs w:val="20"/>
-          <w:lang w:eastAsia="en-IN"/>
-        </w:rPr>
-        <w:t xml:space="preserve"> survives longer.</w:t>
+      <w:r>
+        <w:rPr>
+          <w:rFonts w:ascii="Courier New" w:eastAsia="Times New Roman" w:hAnsi="Courier New" w:cs="Courier New"/>
+          <w:sz w:val="20"/>
+          <w:szCs w:val="20"/>
+          <w:lang w:eastAsia="en-IN"/>
+        </w:rPr>
+        <w:t>SoftReference&lt;Employee&gt; ref;</w:t>
+      </w:r>
+    </w:p>
+    <w:p>
+      <w:pPr>
+        <w:spacing w:after="0" w:line="240" w:lineRule="auto"/>
+        <w:rPr>
+          <w:rFonts w:ascii="Times New Roman" w:eastAsia="Times New Roman" w:hAnsi="Times New Roman" w:cs="Times New Roman"/>
+          <w:sz w:val="24"/>
+          <w:szCs w:val="24"/>
+          <w:lang w:eastAsia="en-IN"/>
+        </w:rPr>
+      </w:pPr>
+      <w:r>
+        <w:rPr>
+          <w:rFonts w:ascii="Times New Roman" w:eastAsia="Times New Roman" w:hAnsi="Times New Roman" w:cs="Times New Roman"/>
+          <w:sz w:val="24"/>
+          <w:szCs w:val="24"/>
+          <w:lang w:eastAsia="en-IN"/>
+        </w:rPr>
+        <w:pict>
+          <v:rect id="_x0000_i1035" style="width:0;height:1.5pt" o:hralign="center" o:hrstd="t" o:hr="t" fillcolor="#a0a0a0" stroked="f"/>
+        </w:pict>
+      </w:r>
+    </w:p>
+    <w:p>
+      <w:pPr>
+        <w:spacing w:before="100" w:beforeAutospacing="1" w:after="100" w:afterAutospacing="1" w:line="240" w:lineRule="auto"/>
+        <w:outlineLvl w:val="2"/>
+        <w:rPr>
+          <w:rFonts w:ascii="Times New Roman" w:eastAsia="Times New Roman" w:hAnsi="Times New Roman" w:cs="Times New Roman"/>
+          <w:b/>
+          <w:bCs/>
+          <w:sz w:val="27"/>
+          <w:szCs w:val="27"/>
+          <w:lang w:eastAsia="en-IN"/>
+        </w:rPr>
+      </w:pPr>
+      <w:r>
+        <w:rPr>
+          <w:rFonts w:ascii="Times New Roman" w:eastAsia="Times New Roman" w:hAnsi="Times New Roman" w:cs="Times New Roman"/>
+          <w:b/>
+          <w:bCs/>
+          <w:sz w:val="27"/>
+          <w:szCs w:val="27"/>
+          <w:lang w:eastAsia="en-IN"/>
+        </w:rPr>
+        <w:t>WeakReference</w:t>
+      </w:r>
+    </w:p>
+    <w:p>
+      <w:pPr>
+        <w:spacing w:before="100" w:beforeAutospacing="1" w:after="100" w:afterAutospacing="1" w:line="240" w:lineRule="auto"/>
+        <w:rPr>
+          <w:rFonts w:ascii="Times New Roman" w:eastAsia="Times New Roman" w:hAnsi="Times New Roman" w:cs="Times New Roman"/>
+          <w:sz w:val="24"/>
+          <w:szCs w:val="24"/>
+          <w:lang w:eastAsia="en-IN"/>
+        </w:rPr>
+      </w:pPr>
+      <w:r>
+        <w:rPr>
+          <w:rFonts w:ascii="Times New Roman" w:eastAsia="Times New Roman" w:hAnsi="Times New Roman" w:cs="Times New Roman"/>
+          <w:sz w:val="24"/>
+          <w:szCs w:val="24"/>
+          <w:lang w:eastAsia="en-IN"/>
+        </w:rPr>
+        <w:t>Object is removed during next GC cycle.</w:t>
+      </w:r>
+    </w:p>
+    <w:p>
+      <w:pPr>
+        <w:spacing w:before="100" w:beforeAutospacing="1" w:after="100" w:afterAutospacing="1" w:line="240" w:lineRule="auto"/>
+        <w:rPr>
+          <w:rFonts w:ascii="Times New Roman" w:eastAsia="Times New Roman" w:hAnsi="Times New Roman" w:cs="Times New Roman"/>
+          <w:sz w:val="24"/>
+          <w:szCs w:val="24"/>
+          <w:lang w:eastAsia="en-IN"/>
+        </w:rPr>
+      </w:pPr>
+      <w:r>
+        <w:rPr>
+          <w:rFonts w:ascii="Times New Roman" w:eastAsia="Times New Roman" w:hAnsi="Times New Roman" w:cs="Times New Roman"/>
+          <w:sz w:val="24"/>
+          <w:szCs w:val="24"/>
+          <w:lang w:eastAsia="en-IN"/>
+        </w:rPr>
+        <w:t>Used in WeakHashMap.</w:t>
+      </w:r>
+    </w:p>
+    <w:p>
+      <w:pPr>
+        <w:spacing w:before="100" w:beforeAutospacing="1" w:after="100" w:afterAutospacing="1" w:line="240" w:lineRule="auto"/>
+        <w:outlineLvl w:val="2"/>
+        <w:rPr>
+          <w:rFonts w:ascii="Times New Roman" w:eastAsia="Times New Roman" w:hAnsi="Times New Roman" w:cs="Times New Roman"/>
+          <w:b/>
+          <w:bCs/>
+          <w:sz w:val="27"/>
+          <w:szCs w:val="27"/>
+          <w:lang w:eastAsia="en-IN"/>
+        </w:rPr>
+      </w:pPr>
+      <w:r>
+        <w:rPr>
+          <w:rFonts w:ascii="Times New Roman" w:eastAsia="Times New Roman" w:hAnsi="Times New Roman" w:cs="Times New Roman"/>
+          <w:b/>
+          <w:bCs/>
+          <w:sz w:val="27"/>
+          <w:szCs w:val="27"/>
+          <w:lang w:eastAsia="en-IN"/>
+        </w:rPr>
+        <w:t>Example</w:t>
       </w:r>
     </w:p>
     <w:p>
@@ -4817,6 +4852,62 @@
           <w:lang w:eastAsia="en-IN"/>
         </w:rPr>
       </w:pPr>
+      <w:r>
+        <w:rPr>
+          <w:rFonts w:ascii="Courier New" w:eastAsia="Times New Roman" w:hAnsi="Courier New" w:cs="Courier New"/>
+          <w:sz w:val="20"/>
+          <w:szCs w:val="20"/>
+          <w:lang w:eastAsia="en-IN"/>
+        </w:rPr>
+        <w:t>WeakReference&lt;Employee&gt; ref;</w:t>
+      </w:r>
+    </w:p>
+    <w:p>
+      <w:pPr>
+        <w:spacing w:after="0" w:line="240" w:lineRule="auto"/>
+        <w:rPr>
+          <w:rFonts w:ascii="Times New Roman" w:eastAsia="Times New Roman" w:hAnsi="Times New Roman" w:cs="Times New Roman"/>
+          <w:sz w:val="24"/>
+          <w:szCs w:val="24"/>
+          <w:lang w:eastAsia="en-IN"/>
+        </w:rPr>
+      </w:pPr>
+      <w:r>
+        <w:rPr>
+          <w:rFonts w:ascii="Times New Roman" w:eastAsia="Times New Roman" w:hAnsi="Times New Roman" w:cs="Times New Roman"/>
+          <w:sz w:val="24"/>
+          <w:szCs w:val="24"/>
+          <w:lang w:eastAsia="en-IN"/>
+        </w:rPr>
+        <w:pict>
+          <v:rect id="_x0000_i1036" style="width:0;height:1.5pt" o:hralign="center" o:hrstd="t" o:hr="t" fillcolor="#a0a0a0" stroked="f"/>
+        </w:pict>
+      </w:r>
+    </w:p>
+    <w:p>
+      <w:pPr>
+        <w:spacing w:before="100" w:beforeAutospacing="1" w:after="100" w:afterAutospacing="1" w:line="240" w:lineRule="auto"/>
+        <w:outlineLvl w:val="2"/>
+        <w:rPr>
+          <w:rFonts w:ascii="Times New Roman" w:eastAsia="Times New Roman" w:hAnsi="Times New Roman" w:cs="Times New Roman"/>
+          <w:b/>
+          <w:bCs/>
+          <w:sz w:val="27"/>
+          <w:szCs w:val="27"/>
+          <w:lang w:eastAsia="en-IN"/>
+        </w:rPr>
+      </w:pPr>
+      <w:r>
+        <w:rPr>
+          <w:rFonts w:ascii="Times New Roman" w:eastAsia="Times New Roman" w:hAnsi="Times New Roman" w:cs="Times New Roman"/>
+          <w:b/>
+          <w:bCs/>
+          <w:sz w:val="27"/>
+          <w:szCs w:val="27"/>
+          <w:lang w:eastAsia="en-IN"/>
+        </w:rPr>
+        <w:t>One-Liner</w:t>
+      </w:r>
     </w:p>
     <w:p>
       <w:pPr>
@@ -4846,50 +4937,15 @@
           <w:lang w:eastAsia="en-IN"/>
         </w:rPr>
       </w:pPr>
-      <w:proofErr w:type="spellStart"/>
-      <w:r>
-        <w:rPr>
-          <w:rFonts w:ascii="Courier New" w:eastAsia="Times New Roman" w:hAnsi="Courier New" w:cs="Courier New"/>
-          <w:sz w:val="20"/>
-          <w:szCs w:val="20"/>
-          <w:lang w:eastAsia="en-IN"/>
-        </w:rPr>
-        <w:t>WeakReference</w:t>
-      </w:r>
-      <w:proofErr w:type="spellEnd"/>
-      <w:r>
-        <w:rPr>
-          <w:rFonts w:ascii="Courier New" w:eastAsia="Times New Roman" w:hAnsi="Courier New" w:cs="Courier New"/>
-          <w:sz w:val="20"/>
-          <w:szCs w:val="20"/>
-          <w:lang w:eastAsia="en-IN"/>
-        </w:rPr>
-        <w:t xml:space="preserve"> is collected quickly.</w:t>
-      </w:r>
-    </w:p>
-    <w:p>
-      <w:pPr>
-        <w:spacing w:before="100" w:beforeAutospacing="1" w:after="100" w:afterAutospacing="1" w:line="240" w:lineRule="auto"/>
-        <w:outlineLvl w:val="2"/>
-        <w:rPr>
-          <w:rFonts w:ascii="Times New Roman" w:eastAsia="Times New Roman" w:hAnsi="Times New Roman" w:cs="Times New Roman"/>
-          <w:b/>
-          <w:bCs/>
-          <w:sz w:val="27"/>
-          <w:szCs w:val="27"/>
-          <w:lang w:eastAsia="en-IN"/>
-        </w:rPr>
-      </w:pPr>
-      <w:r>
-        <w:rPr>
-          <w:rFonts w:ascii="Times New Roman" w:eastAsia="Times New Roman" w:hAnsi="Times New Roman" w:cs="Times New Roman"/>
-          <w:b/>
-          <w:bCs/>
-          <w:sz w:val="27"/>
-          <w:szCs w:val="27"/>
-          <w:lang w:eastAsia="en-IN"/>
-        </w:rPr>
-        <w:t>Important Follow-Up</w:t>
+      <w:r>
+        <w:rPr>
+          <w:rFonts w:ascii="Courier New" w:eastAsia="Times New Roman" w:hAnsi="Courier New" w:cs="Courier New"/>
+          <w:sz w:val="20"/>
+          <w:szCs w:val="20"/>
+          <w:lang w:eastAsia="en-IN"/>
+        </w:rPr>
+        <w:lastRenderedPageBreak/>
+        <w:t>SoftReference survives longer.</w:t>
       </w:r>
     </w:p>
     <w:p>
@@ -4920,155 +4976,6 @@
           <w:lang w:eastAsia="en-IN"/>
         </w:rPr>
       </w:pPr>
-      <w:r>
-        <w:rPr>
-          <w:rFonts w:ascii="Courier New" w:eastAsia="Times New Roman" w:hAnsi="Courier New" w:cs="Courier New"/>
-          <w:sz w:val="20"/>
-          <w:szCs w:val="20"/>
-          <w:lang w:eastAsia="en-IN"/>
-        </w:rPr>
-        <w:t xml:space="preserve">When would you use </w:t>
-      </w:r>
-      <w:proofErr w:type="spellStart"/>
-      <w:r>
-        <w:rPr>
-          <w:rFonts w:ascii="Courier New" w:eastAsia="Times New Roman" w:hAnsi="Courier New" w:cs="Courier New"/>
-          <w:sz w:val="20"/>
-          <w:szCs w:val="20"/>
-          <w:lang w:eastAsia="en-IN"/>
-        </w:rPr>
-        <w:t>SoftReference</w:t>
-      </w:r>
-      <w:proofErr w:type="spellEnd"/>
-      <w:r>
-        <w:rPr>
-          <w:rFonts w:ascii="Courier New" w:eastAsia="Times New Roman" w:hAnsi="Courier New" w:cs="Courier New"/>
-          <w:sz w:val="20"/>
-          <w:szCs w:val="20"/>
-          <w:lang w:eastAsia="en-IN"/>
-        </w:rPr>
-        <w:t>?</w:t>
-      </w:r>
-    </w:p>
-    <w:p>
-      <w:pPr>
-        <w:spacing w:before="100" w:beforeAutospacing="1" w:after="100" w:afterAutospacing="1" w:line="240" w:lineRule="auto"/>
-        <w:rPr>
-          <w:rFonts w:ascii="Times New Roman" w:eastAsia="Times New Roman" w:hAnsi="Times New Roman" w:cs="Times New Roman"/>
-          <w:sz w:val="24"/>
-          <w:szCs w:val="24"/>
-          <w:lang w:eastAsia="en-IN"/>
-        </w:rPr>
-      </w:pPr>
-      <w:proofErr w:type="gramStart"/>
-      <w:r>
-        <w:rPr>
-          <w:rFonts w:ascii="Times New Roman" w:eastAsia="Times New Roman" w:hAnsi="Times New Roman" w:cs="Times New Roman"/>
-          <w:sz w:val="24"/>
-          <w:szCs w:val="24"/>
-          <w:lang w:eastAsia="en-IN"/>
-        </w:rPr>
-        <w:t>For memory-sensitive caching solutions.</w:t>
-      </w:r>
-      <w:proofErr w:type="gramEnd"/>
-    </w:p>
-    <w:p>
-      <w:pPr>
-        <w:spacing w:before="100" w:beforeAutospacing="1" w:after="100" w:afterAutospacing="1" w:line="240" w:lineRule="auto"/>
-        <w:outlineLvl w:val="0"/>
-        <w:rPr>
-          <w:rFonts w:ascii="Times New Roman" w:eastAsia="Times New Roman" w:hAnsi="Times New Roman" w:cs="Times New Roman"/>
-          <w:b/>
-          <w:bCs/>
-          <w:kern w:val="36"/>
-          <w:sz w:val="48"/>
-          <w:szCs w:val="48"/>
-          <w:lang w:eastAsia="en-IN"/>
-        </w:rPr>
-      </w:pPr>
-      <w:r>
-        <w:rPr>
-          <w:rFonts w:ascii="Times New Roman" w:eastAsia="Times New Roman" w:hAnsi="Times New Roman" w:cs="Times New Roman"/>
-          <w:b/>
-          <w:bCs/>
-          <w:kern w:val="36"/>
-          <w:sz w:val="48"/>
-          <w:szCs w:val="48"/>
-          <w:lang w:eastAsia="en-IN"/>
-        </w:rPr>
-        <w:lastRenderedPageBreak/>
-        <w:t>Garbage Collection Life Cycle</w:t>
-      </w:r>
-    </w:p>
-    <w:p>
-      <w:pPr>
-        <w:spacing w:before="100" w:beforeAutospacing="1" w:after="100" w:afterAutospacing="1" w:line="240" w:lineRule="auto"/>
-        <w:outlineLvl w:val="2"/>
-        <w:rPr>
-          <w:rFonts w:ascii="Times New Roman" w:eastAsia="Times New Roman" w:hAnsi="Times New Roman" w:cs="Times New Roman"/>
-          <w:b/>
-          <w:bCs/>
-          <w:sz w:val="27"/>
-          <w:szCs w:val="27"/>
-          <w:lang w:eastAsia="en-IN"/>
-        </w:rPr>
-      </w:pPr>
-      <w:r>
-        <w:rPr>
-          <w:rFonts w:ascii="Times New Roman" w:eastAsia="Times New Roman" w:hAnsi="Times New Roman" w:cs="Times New Roman"/>
-          <w:b/>
-          <w:bCs/>
-          <w:sz w:val="27"/>
-          <w:szCs w:val="27"/>
-          <w:lang w:eastAsia="en-IN"/>
-        </w:rPr>
-        <w:t>Interview Answer</w:t>
-      </w:r>
-    </w:p>
-    <w:p>
-      <w:pPr>
-        <w:spacing w:before="100" w:beforeAutospacing="1" w:after="100" w:afterAutospacing="1" w:line="240" w:lineRule="auto"/>
-        <w:rPr>
-          <w:rFonts w:ascii="Times New Roman" w:eastAsia="Times New Roman" w:hAnsi="Times New Roman" w:cs="Times New Roman"/>
-          <w:sz w:val="24"/>
-          <w:szCs w:val="24"/>
-          <w:lang w:eastAsia="en-IN"/>
-        </w:rPr>
-      </w:pPr>
-      <w:r>
-        <w:rPr>
-          <w:rFonts w:ascii="Times New Roman" w:eastAsia="Times New Roman" w:hAnsi="Times New Roman" w:cs="Times New Roman"/>
-          <w:sz w:val="24"/>
-          <w:szCs w:val="24"/>
-          <w:lang w:eastAsia="en-IN"/>
-        </w:rPr>
-        <w:t>When an object is created, it goes through different memory areas before being garbage collected.</w:t>
-      </w:r>
-    </w:p>
-    <w:p>
-      <w:pPr>
-        <w:spacing w:before="100" w:beforeAutospacing="1" w:after="100" w:afterAutospacing="1" w:line="240" w:lineRule="auto"/>
-        <w:outlineLvl w:val="2"/>
-        <w:rPr>
-          <w:rFonts w:ascii="Times New Roman" w:eastAsia="Times New Roman" w:hAnsi="Times New Roman" w:cs="Times New Roman"/>
-          <w:b/>
-          <w:bCs/>
-          <w:sz w:val="27"/>
-          <w:szCs w:val="27"/>
-          <w:lang w:eastAsia="en-IN"/>
-        </w:rPr>
-      </w:pPr>
-      <w:r>
-        <w:rPr>
-          <w:rFonts w:ascii="Times New Roman" w:eastAsia="Times New Roman" w:hAnsi="Times New Roman" w:cs="Times New Roman"/>
-          <w:b/>
-          <w:bCs/>
-          <w:sz w:val="27"/>
-          <w:szCs w:val="27"/>
-          <w:lang w:eastAsia="en-IN"/>
-        </w:rPr>
-        <w:t>GC Life Cycle</w:t>
-      </w:r>
     </w:p>
     <w:p>
       <w:pPr>
@@ -5105,7 +5012,32 @@
           <w:szCs w:val="20"/>
           <w:lang w:eastAsia="en-IN"/>
         </w:rPr>
-        <w:t>Object Created</w:t>
+        <w:t>WeakReference is collected quickly.</w:t>
+      </w:r>
+    </w:p>
+    <w:p>
+      <w:pPr>
+        <w:spacing w:before="100" w:beforeAutospacing="1" w:after="100" w:afterAutospacing="1" w:line="240" w:lineRule="auto"/>
+        <w:outlineLvl w:val="2"/>
+        <w:rPr>
+          <w:rFonts w:ascii="Times New Roman" w:eastAsia="Times New Roman" w:hAnsi="Times New Roman" w:cs="Times New Roman"/>
+          <w:b/>
+          <w:bCs/>
+          <w:sz w:val="27"/>
+          <w:szCs w:val="27"/>
+          <w:lang w:eastAsia="en-IN"/>
+        </w:rPr>
+      </w:pPr>
+      <w:r>
+        <w:rPr>
+          <w:rFonts w:ascii="Times New Roman" w:eastAsia="Times New Roman" w:hAnsi="Times New Roman" w:cs="Times New Roman"/>
+          <w:b/>
+          <w:bCs/>
+          <w:sz w:val="27"/>
+          <w:szCs w:val="27"/>
+          <w:lang w:eastAsia="en-IN"/>
+        </w:rPr>
+        <w:t>Important Follow-Up</w:t>
       </w:r>
     </w:p>
     <w:p>
@@ -5143,7 +5075,124 @@
           <w:szCs w:val="20"/>
           <w:lang w:eastAsia="en-IN"/>
         </w:rPr>
-        <w:t xml:space="preserve">      ↓</w:t>
+        <w:t>When would you use SoftReference?</w:t>
+      </w:r>
+    </w:p>
+    <w:p>
+      <w:pPr>
+        <w:spacing w:before="100" w:beforeAutospacing="1" w:after="100" w:afterAutospacing="1" w:line="240" w:lineRule="auto"/>
+        <w:rPr>
+          <w:rFonts w:ascii="Times New Roman" w:eastAsia="Times New Roman" w:hAnsi="Times New Roman" w:cs="Times New Roman"/>
+          <w:sz w:val="24"/>
+          <w:szCs w:val="24"/>
+          <w:lang w:eastAsia="en-IN"/>
+        </w:rPr>
+      </w:pPr>
+      <w:r>
+        <w:rPr>
+          <w:rFonts w:ascii="Times New Roman" w:eastAsia="Times New Roman" w:hAnsi="Times New Roman" w:cs="Times New Roman"/>
+          <w:sz w:val="24"/>
+          <w:szCs w:val="24"/>
+          <w:lang w:eastAsia="en-IN"/>
+        </w:rPr>
+        <w:t>For memory-sensitive caching solutions.</w:t>
+      </w:r>
+    </w:p>
+    <w:p>
+      <w:pPr>
+        <w:spacing w:before="100" w:beforeAutospacing="1" w:after="100" w:afterAutospacing="1" w:line="240" w:lineRule="auto"/>
+        <w:outlineLvl w:val="0"/>
+        <w:rPr>
+          <w:rFonts w:ascii="Times New Roman" w:eastAsia="Times New Roman" w:hAnsi="Times New Roman" w:cs="Times New Roman"/>
+          <w:b/>
+          <w:bCs/>
+          <w:kern w:val="36"/>
+          <w:sz w:val="48"/>
+          <w:szCs w:val="48"/>
+          <w:lang w:eastAsia="en-IN"/>
+        </w:rPr>
+      </w:pPr>
+      <w:r>
+        <w:rPr>
+          <w:rFonts w:ascii="Times New Roman" w:eastAsia="Times New Roman" w:hAnsi="Times New Roman" w:cs="Times New Roman"/>
+          <w:b/>
+          <w:bCs/>
+          <w:kern w:val="36"/>
+          <w:sz w:val="48"/>
+          <w:szCs w:val="48"/>
+          <w:lang w:eastAsia="en-IN"/>
+        </w:rPr>
+        <w:t>Garbage Collection Life Cycle</w:t>
+      </w:r>
+    </w:p>
+    <w:p>
+      <w:pPr>
+        <w:spacing w:before="100" w:beforeAutospacing="1" w:after="100" w:afterAutospacing="1" w:line="240" w:lineRule="auto"/>
+        <w:outlineLvl w:val="2"/>
+        <w:rPr>
+          <w:rFonts w:ascii="Times New Roman" w:eastAsia="Times New Roman" w:hAnsi="Times New Roman" w:cs="Times New Roman"/>
+          <w:b/>
+          <w:bCs/>
+          <w:sz w:val="27"/>
+          <w:szCs w:val="27"/>
+          <w:lang w:eastAsia="en-IN"/>
+        </w:rPr>
+      </w:pPr>
+      <w:r>
+        <w:rPr>
+          <w:rFonts w:ascii="Times New Roman" w:eastAsia="Times New Roman" w:hAnsi="Times New Roman" w:cs="Times New Roman"/>
+          <w:b/>
+          <w:bCs/>
+          <w:sz w:val="27"/>
+          <w:szCs w:val="27"/>
+          <w:lang w:eastAsia="en-IN"/>
+        </w:rPr>
+        <w:t>Interview Answer</w:t>
+      </w:r>
+    </w:p>
+    <w:p>
+      <w:pPr>
+        <w:spacing w:before="100" w:beforeAutospacing="1" w:after="100" w:afterAutospacing="1" w:line="240" w:lineRule="auto"/>
+        <w:rPr>
+          <w:rFonts w:ascii="Times New Roman" w:eastAsia="Times New Roman" w:hAnsi="Times New Roman" w:cs="Times New Roman"/>
+          <w:sz w:val="24"/>
+          <w:szCs w:val="24"/>
+          <w:lang w:eastAsia="en-IN"/>
+        </w:rPr>
+      </w:pPr>
+      <w:r>
+        <w:rPr>
+          <w:rFonts w:ascii="Times New Roman" w:eastAsia="Times New Roman" w:hAnsi="Times New Roman" w:cs="Times New Roman"/>
+          <w:sz w:val="24"/>
+          <w:szCs w:val="24"/>
+          <w:lang w:eastAsia="en-IN"/>
+        </w:rPr>
+        <w:t>When an object is created, it goes through different memory areas before being garbage collected.</w:t>
+      </w:r>
+    </w:p>
+    <w:p>
+      <w:pPr>
+        <w:spacing w:before="100" w:beforeAutospacing="1" w:after="100" w:afterAutospacing="1" w:line="240" w:lineRule="auto"/>
+        <w:outlineLvl w:val="2"/>
+        <w:rPr>
+          <w:rFonts w:ascii="Times New Roman" w:eastAsia="Times New Roman" w:hAnsi="Times New Roman" w:cs="Times New Roman"/>
+          <w:b/>
+          <w:bCs/>
+          <w:sz w:val="27"/>
+          <w:szCs w:val="27"/>
+          <w:lang w:eastAsia="en-IN"/>
+        </w:rPr>
+      </w:pPr>
+      <w:r>
+        <w:rPr>
+          <w:rFonts w:ascii="Times New Roman" w:eastAsia="Times New Roman" w:hAnsi="Times New Roman" w:cs="Times New Roman"/>
+          <w:b/>
+          <w:bCs/>
+          <w:sz w:val="27"/>
+          <w:szCs w:val="27"/>
+          <w:lang w:eastAsia="en-IN"/>
+        </w:rPr>
+        <w:t>GC Life Cycle</w:t>
       </w:r>
     </w:p>
     <w:p>
@@ -5181,7 +5230,7 @@
           <w:szCs w:val="20"/>
           <w:lang w:eastAsia="en-IN"/>
         </w:rPr>
-        <w:t>Eden Space</w:t>
+        <w:t>Object Created</w:t>
       </w:r>
     </w:p>
     <w:p>
@@ -5257,7 +5306,7 @@
           <w:szCs w:val="20"/>
           <w:lang w:eastAsia="en-IN"/>
         </w:rPr>
-        <w:t>Minor GC</w:t>
+        <w:t>Eden Space</w:t>
       </w:r>
     </w:p>
     <w:p>
@@ -5333,7 +5382,7 @@
           <w:szCs w:val="20"/>
           <w:lang w:eastAsia="en-IN"/>
         </w:rPr>
-        <w:t>Survivor S0</w:t>
+        <w:t>Minor GC</w:t>
       </w:r>
     </w:p>
     <w:p>
@@ -5409,7 +5458,7 @@
           <w:szCs w:val="20"/>
           <w:lang w:eastAsia="en-IN"/>
         </w:rPr>
-        <w:t>Minor GC</w:t>
+        <w:t>Survivor S0</w:t>
       </w:r>
     </w:p>
     <w:p>
@@ -5447,6 +5496,7 @@
           <w:szCs w:val="20"/>
           <w:lang w:eastAsia="en-IN"/>
         </w:rPr>
+        <w:lastRenderedPageBreak/>
         <w:t xml:space="preserve">      ↓</w:t>
       </w:r>
     </w:p>
@@ -5485,7 +5535,7 @@
           <w:szCs w:val="20"/>
           <w:lang w:eastAsia="en-IN"/>
         </w:rPr>
-        <w:t>Survivor S1</w:t>
+        <w:t>Minor GC</w:t>
       </w:r>
     </w:p>
     <w:p>
@@ -5561,7 +5611,7 @@
           <w:szCs w:val="20"/>
           <w:lang w:eastAsia="en-IN"/>
         </w:rPr>
-        <w:t>(Multiple Minor GCs)</w:t>
+        <w:t>Survivor S1</w:t>
       </w:r>
     </w:p>
     <w:p>
@@ -5637,7 +5687,7 @@
           <w:szCs w:val="20"/>
           <w:lang w:eastAsia="en-IN"/>
         </w:rPr>
-        <w:t>Old Generation</w:t>
+        <w:t>(Multiple Minor GCs)</w:t>
       </w:r>
     </w:p>
     <w:p>
@@ -5713,7 +5763,7 @@
           <w:szCs w:val="20"/>
           <w:lang w:eastAsia="en-IN"/>
         </w:rPr>
-        <w:t>Major GC</w:t>
+        <w:t>Old Generation</w:t>
       </w:r>
     </w:p>
     <w:p>
@@ -5789,7 +5839,7 @@
           <w:szCs w:val="20"/>
           <w:lang w:eastAsia="en-IN"/>
         </w:rPr>
-        <w:t>Object Becomes Unreachable</w:t>
+        <w:t>Major GC</w:t>
       </w:r>
     </w:p>
     <w:p>
@@ -5827,7 +5877,6 @@
           <w:szCs w:val="20"/>
           <w:lang w:eastAsia="en-IN"/>
         </w:rPr>
-        <w:lastRenderedPageBreak/>
         <w:t xml:space="preserve">      ↓</w:t>
       </w:r>
     </w:p>
@@ -5866,7 +5915,7 @@
           <w:szCs w:val="20"/>
           <w:lang w:eastAsia="en-IN"/>
         </w:rPr>
-        <w:t>Full GC / Major GC</w:t>
+        <w:t>Object Becomes Unreachable</w:t>
       </w:r>
     </w:p>
     <w:p>
@@ -5942,54 +5991,7 @@
           <w:szCs w:val="20"/>
           <w:lang w:eastAsia="en-IN"/>
         </w:rPr>
-        <w:t>Memory Reclaimed</w:t>
-      </w:r>
-    </w:p>
-    <w:p>
-      <w:pPr>
-        <w:spacing w:after="0" w:line="240" w:lineRule="auto"/>
-        <w:rPr>
-          <w:rFonts w:ascii="Times New Roman" w:eastAsia="Times New Roman" w:hAnsi="Times New Roman" w:cs="Times New Roman"/>
-          <w:sz w:val="24"/>
-          <w:szCs w:val="24"/>
-          <w:lang w:eastAsia="en-IN"/>
-        </w:rPr>
-      </w:pPr>
-      <w:r>
-        <w:rPr>
-          <w:rFonts w:ascii="Times New Roman" w:eastAsia="Times New Roman" w:hAnsi="Times New Roman" w:cs="Times New Roman"/>
-          <w:sz w:val="24"/>
-          <w:szCs w:val="24"/>
-          <w:lang w:eastAsia="en-IN"/>
-        </w:rPr>
-        <w:pict>
-          <v:rect id="_x0000_i1037" style="width:0;height:1.5pt" o:hralign="center" o:hrstd="t" o:hr="t" fillcolor="#a0a0a0" stroked="f"/>
-        </w:pict>
-      </w:r>
-    </w:p>
-    <w:p>
-      <w:pPr>
-        <w:spacing w:before="100" w:beforeAutospacing="1" w:after="100" w:afterAutospacing="1" w:line="240" w:lineRule="auto"/>
-        <w:outlineLvl w:val="2"/>
-        <w:rPr>
-          <w:rFonts w:ascii="Times New Roman" w:eastAsia="Times New Roman" w:hAnsi="Times New Roman" w:cs="Times New Roman"/>
-          <w:b/>
-          <w:bCs/>
-          <w:sz w:val="27"/>
-          <w:szCs w:val="27"/>
-          <w:lang w:eastAsia="en-IN"/>
-        </w:rPr>
-      </w:pPr>
-      <w:r>
-        <w:rPr>
-          <w:rFonts w:ascii="Times New Roman" w:eastAsia="Times New Roman" w:hAnsi="Times New Roman" w:cs="Times New Roman"/>
-          <w:b/>
-          <w:bCs/>
-          <w:sz w:val="27"/>
-          <w:szCs w:val="27"/>
-          <w:lang w:eastAsia="en-IN"/>
-        </w:rPr>
-        <w:t>Example</w:t>
+        <w:t>Full GC / Major GC</w:t>
       </w:r>
     </w:p>
     <w:p>
@@ -6027,67 +6029,7 @@
           <w:szCs w:val="20"/>
           <w:lang w:eastAsia="en-IN"/>
         </w:rPr>
-        <w:t xml:space="preserve">Employee </w:t>
-      </w:r>
-      <w:proofErr w:type="spellStart"/>
-      <w:r>
-        <w:rPr>
-          <w:rFonts w:ascii="Courier New" w:eastAsia="Times New Roman" w:hAnsi="Courier New" w:cs="Courier New"/>
-          <w:sz w:val="20"/>
-          <w:szCs w:val="20"/>
-          <w:lang w:eastAsia="en-IN"/>
-        </w:rPr>
-        <w:t>emp</w:t>
-      </w:r>
-      <w:proofErr w:type="spellEnd"/>
-      <w:r>
-        <w:rPr>
-          <w:rFonts w:ascii="Courier New" w:eastAsia="Times New Roman" w:hAnsi="Courier New" w:cs="Courier New"/>
-          <w:sz w:val="20"/>
-          <w:szCs w:val="20"/>
-          <w:lang w:eastAsia="en-IN"/>
-        </w:rPr>
-        <w:t xml:space="preserve"> = new </w:t>
-      </w:r>
-      <w:proofErr w:type="gramStart"/>
-      <w:r>
-        <w:rPr>
-          <w:rFonts w:ascii="Courier New" w:eastAsia="Times New Roman" w:hAnsi="Courier New" w:cs="Courier New"/>
-          <w:sz w:val="20"/>
-          <w:szCs w:val="20"/>
-          <w:lang w:eastAsia="en-IN"/>
-        </w:rPr>
-        <w:t>Employee(</w:t>
-      </w:r>
-      <w:proofErr w:type="gramEnd"/>
-      <w:r>
-        <w:rPr>
-          <w:rFonts w:ascii="Courier New" w:eastAsia="Times New Roman" w:hAnsi="Courier New" w:cs="Courier New"/>
-          <w:sz w:val="20"/>
-          <w:szCs w:val="20"/>
-          <w:lang w:eastAsia="en-IN"/>
-        </w:rPr>
-        <w:t>);</w:t>
-      </w:r>
-    </w:p>
-    <w:p>
-      <w:pPr>
-        <w:spacing w:before="100" w:beforeAutospacing="1" w:after="100" w:afterAutospacing="1" w:line="240" w:lineRule="auto"/>
-        <w:rPr>
-          <w:rFonts w:ascii="Times New Roman" w:eastAsia="Times New Roman" w:hAnsi="Times New Roman" w:cs="Times New Roman"/>
-          <w:sz w:val="24"/>
-          <w:szCs w:val="24"/>
-          <w:lang w:eastAsia="en-IN"/>
-        </w:rPr>
-      </w:pPr>
-      <w:r>
-        <w:rPr>
-          <w:rFonts w:ascii="Times New Roman" w:eastAsia="Times New Roman" w:hAnsi="Times New Roman" w:cs="Times New Roman"/>
-          <w:sz w:val="24"/>
-          <w:szCs w:val="24"/>
-          <w:lang w:eastAsia="en-IN"/>
-        </w:rPr>
-        <w:t>Object initially goes to:</w:t>
+        <w:t xml:space="preserve">      ↓</w:t>
       </w:r>
     </w:p>
     <w:p>
@@ -6125,7 +6067,7 @@
           <w:szCs w:val="20"/>
           <w:lang w:eastAsia="en-IN"/>
         </w:rPr>
-        <w:t>Eden Space</w:t>
+        <w:t>Memory Reclaimed</w:t>
       </w:r>
     </w:p>
     <w:p>
@@ -6146,7 +6088,7 @@
           <w:lang w:eastAsia="en-IN"/>
         </w:rPr>
         <w:pict>
-          <v:rect id="_x0000_i1038" style="width:0;height:1.5pt" o:hralign="center" o:hrstd="t" o:hr="t" fillcolor="#a0a0a0" stroked="f"/>
+          <v:rect id="_x0000_i1037" style="width:0;height:1.5pt" o:hralign="center" o:hrstd="t" o:hr="t" fillcolor="#a0a0a0" stroked="f"/>
         </w:pict>
       </w:r>
     </w:p>
@@ -6172,27 +6114,7 @@
           <w:szCs w:val="27"/>
           <w:lang w:eastAsia="en-IN"/>
         </w:rPr>
-        <w:t>Step 1: Eden Space</w:t>
-      </w:r>
-    </w:p>
-    <w:p>
-      <w:pPr>
-        <w:spacing w:before="100" w:beforeAutospacing="1" w:after="100" w:afterAutospacing="1" w:line="240" w:lineRule="auto"/>
-        <w:rPr>
-          <w:rFonts w:ascii="Times New Roman" w:eastAsia="Times New Roman" w:hAnsi="Times New Roman" w:cs="Times New Roman"/>
-          <w:sz w:val="24"/>
-          <w:szCs w:val="24"/>
-          <w:lang w:eastAsia="en-IN"/>
-        </w:rPr>
-      </w:pPr>
-      <w:r>
-        <w:rPr>
-          <w:rFonts w:ascii="Times New Roman" w:eastAsia="Times New Roman" w:hAnsi="Times New Roman" w:cs="Times New Roman"/>
-          <w:sz w:val="24"/>
-          <w:szCs w:val="24"/>
-          <w:lang w:eastAsia="en-IN"/>
-        </w:rPr>
-        <w:t>New objects are created in Eden.</w:t>
+        <w:t>Example</w:t>
       </w:r>
     </w:p>
     <w:p>
@@ -6230,7 +6152,27 @@
           <w:szCs w:val="20"/>
           <w:lang w:eastAsia="en-IN"/>
         </w:rPr>
-        <w:t>Young Generation</w:t>
+        <w:t>Employee emp = new Employee();</w:t>
+      </w:r>
+    </w:p>
+    <w:p>
+      <w:pPr>
+        <w:spacing w:before="100" w:beforeAutospacing="1" w:after="100" w:afterAutospacing="1" w:line="240" w:lineRule="auto"/>
+        <w:rPr>
+          <w:rFonts w:ascii="Times New Roman" w:eastAsia="Times New Roman" w:hAnsi="Times New Roman" w:cs="Times New Roman"/>
+          <w:sz w:val="24"/>
+          <w:szCs w:val="24"/>
+          <w:lang w:eastAsia="en-IN"/>
+        </w:rPr>
+      </w:pPr>
+      <w:r>
+        <w:rPr>
+          <w:rFonts w:ascii="Times New Roman" w:eastAsia="Times New Roman" w:hAnsi="Times New Roman" w:cs="Times New Roman"/>
+          <w:sz w:val="24"/>
+          <w:szCs w:val="24"/>
+          <w:lang w:eastAsia="en-IN"/>
+        </w:rPr>
+        <w:t>Object initially goes to:</w:t>
       </w:r>
     </w:p>
     <w:p>
@@ -6268,7 +6210,75 @@
           <w:szCs w:val="20"/>
           <w:lang w:eastAsia="en-IN"/>
         </w:rPr>
-        <w:t xml:space="preserve"> ├─ Eden</w:t>
+        <w:t>Eden Space</w:t>
+      </w:r>
+    </w:p>
+    <w:p>
+      <w:pPr>
+        <w:spacing w:after="0" w:line="240" w:lineRule="auto"/>
+        <w:rPr>
+          <w:rFonts w:ascii="Times New Roman" w:eastAsia="Times New Roman" w:hAnsi="Times New Roman" w:cs="Times New Roman"/>
+          <w:sz w:val="24"/>
+          <w:szCs w:val="24"/>
+          <w:lang w:eastAsia="en-IN"/>
+        </w:rPr>
+      </w:pPr>
+      <w:r>
+        <w:rPr>
+          <w:rFonts w:ascii="Times New Roman" w:eastAsia="Times New Roman" w:hAnsi="Times New Roman" w:cs="Times New Roman"/>
+          <w:sz w:val="24"/>
+          <w:szCs w:val="24"/>
+          <w:lang w:eastAsia="en-IN"/>
+        </w:rPr>
+        <w:pict>
+          <v:rect id="_x0000_i1038" style="width:0;height:1.5pt" o:hralign="center" o:hrstd="t" o:hr="t" fillcolor="#a0a0a0" stroked="f"/>
+        </w:pict>
+      </w:r>
+    </w:p>
+    <w:p>
+      <w:pPr>
+        <w:spacing w:before="100" w:beforeAutospacing="1" w:after="100" w:afterAutospacing="1" w:line="240" w:lineRule="auto"/>
+        <w:outlineLvl w:val="2"/>
+        <w:rPr>
+          <w:rFonts w:ascii="Times New Roman" w:eastAsia="Times New Roman" w:hAnsi="Times New Roman" w:cs="Times New Roman"/>
+          <w:b/>
+          <w:bCs/>
+          <w:sz w:val="27"/>
+          <w:szCs w:val="27"/>
+          <w:lang w:eastAsia="en-IN"/>
+        </w:rPr>
+      </w:pPr>
+      <w:r>
+        <w:rPr>
+          <w:rFonts w:ascii="Times New Roman" w:eastAsia="Times New Roman" w:hAnsi="Times New Roman" w:cs="Times New Roman"/>
+          <w:b/>
+          <w:bCs/>
+          <w:sz w:val="27"/>
+          <w:szCs w:val="27"/>
+          <w:lang w:eastAsia="en-IN"/>
+        </w:rPr>
+        <w:lastRenderedPageBreak/>
+        <w:t>Step 1: Eden Space</w:t>
+      </w:r>
+    </w:p>
+    <w:p>
+      <w:pPr>
+        <w:spacing w:before="100" w:beforeAutospacing="1" w:after="100" w:afterAutospacing="1" w:line="240" w:lineRule="auto"/>
+        <w:rPr>
+          <w:rFonts w:ascii="Times New Roman" w:eastAsia="Times New Roman" w:hAnsi="Times New Roman" w:cs="Times New Roman"/>
+          <w:sz w:val="24"/>
+          <w:szCs w:val="24"/>
+          <w:lang w:eastAsia="en-IN"/>
+        </w:rPr>
+      </w:pPr>
+      <w:r>
+        <w:rPr>
+          <w:rFonts w:ascii="Times New Roman" w:eastAsia="Times New Roman" w:hAnsi="Times New Roman" w:cs="Times New Roman"/>
+          <w:sz w:val="24"/>
+          <w:szCs w:val="24"/>
+          <w:lang w:eastAsia="en-IN"/>
+        </w:rPr>
+        <w:t>New objects are created in Eden.</w:t>
       </w:r>
     </w:p>
     <w:p>
@@ -6306,7 +6316,7 @@
           <w:szCs w:val="20"/>
           <w:lang w:eastAsia="en-IN"/>
         </w:rPr>
-        <w:t xml:space="preserve"> ├─ S0</w:t>
+        <w:t>Young Generation</w:t>
       </w:r>
     </w:p>
     <w:p>
@@ -6344,75 +6354,7 @@
           <w:szCs w:val="20"/>
           <w:lang w:eastAsia="en-IN"/>
         </w:rPr>
-        <w:t xml:space="preserve"> └─ S1</w:t>
-      </w:r>
-    </w:p>
-    <w:p>
-      <w:pPr>
-        <w:spacing w:after="0" w:line="240" w:lineRule="auto"/>
-        <w:rPr>
-          <w:rFonts w:ascii="Times New Roman" w:eastAsia="Times New Roman" w:hAnsi="Times New Roman" w:cs="Times New Roman"/>
-          <w:sz w:val="24"/>
-          <w:szCs w:val="24"/>
-          <w:lang w:eastAsia="en-IN"/>
-        </w:rPr>
-      </w:pPr>
-      <w:r>
-        <w:rPr>
-          <w:rFonts w:ascii="Times New Roman" w:eastAsia="Times New Roman" w:hAnsi="Times New Roman" w:cs="Times New Roman"/>
-          <w:sz w:val="24"/>
-          <w:szCs w:val="24"/>
-          <w:lang w:eastAsia="en-IN"/>
-        </w:rPr>
-        <w:pict>
-          <v:rect id="_x0000_i1039" style="width:0;height:1.5pt" o:hralign="center" o:hrstd="t" o:hr="t" fillcolor="#a0a0a0" stroked="f"/>
-        </w:pict>
-      </w:r>
-    </w:p>
-    <w:p>
-      <w:pPr>
-        <w:spacing w:before="100" w:beforeAutospacing="1" w:after="100" w:afterAutospacing="1" w:line="240" w:lineRule="auto"/>
-        <w:outlineLvl w:val="2"/>
-        <w:rPr>
-          <w:rFonts w:ascii="Times New Roman" w:eastAsia="Times New Roman" w:hAnsi="Times New Roman" w:cs="Times New Roman"/>
-          <w:b/>
-          <w:bCs/>
-          <w:sz w:val="27"/>
-          <w:szCs w:val="27"/>
-          <w:lang w:eastAsia="en-IN"/>
-        </w:rPr>
-      </w:pPr>
-      <w:r>
-        <w:rPr>
-          <w:rFonts w:ascii="Times New Roman" w:eastAsia="Times New Roman" w:hAnsi="Times New Roman" w:cs="Times New Roman"/>
-          <w:b/>
-          <w:bCs/>
-          <w:sz w:val="27"/>
-          <w:szCs w:val="27"/>
-          <w:lang w:eastAsia="en-IN"/>
-        </w:rPr>
-        <w:t>Step 2: Minor GC</w:t>
-      </w:r>
-    </w:p>
-    <w:p>
-      <w:pPr>
-        <w:spacing w:before="100" w:beforeAutospacing="1" w:after="100" w:afterAutospacing="1" w:line="240" w:lineRule="auto"/>
-        <w:rPr>
-          <w:rFonts w:ascii="Times New Roman" w:eastAsia="Times New Roman" w:hAnsi="Times New Roman" w:cs="Times New Roman"/>
-          <w:sz w:val="24"/>
-          <w:szCs w:val="24"/>
-          <w:lang w:eastAsia="en-IN"/>
-        </w:rPr>
-      </w:pPr>
-      <w:r>
-        <w:rPr>
-          <w:rFonts w:ascii="Times New Roman" w:eastAsia="Times New Roman" w:hAnsi="Times New Roman" w:cs="Times New Roman"/>
-          <w:sz w:val="24"/>
-          <w:szCs w:val="24"/>
-          <w:lang w:eastAsia="en-IN"/>
-        </w:rPr>
-        <w:lastRenderedPageBreak/>
-        <w:t>When Eden becomes full:</w:t>
+        <w:t xml:space="preserve"> ├─ Eden</w:t>
       </w:r>
     </w:p>
     <w:p>
@@ -6450,58 +6392,7 @@
           <w:szCs w:val="20"/>
           <w:lang w:eastAsia="en-IN"/>
         </w:rPr>
-        <w:t>Minor GC</w:t>
-      </w:r>
-    </w:p>
-    <w:p>
-      <w:pPr>
-        <w:spacing w:before="100" w:beforeAutospacing="1" w:after="100" w:afterAutospacing="1" w:line="240" w:lineRule="auto"/>
-        <w:rPr>
-          <w:rFonts w:ascii="Times New Roman" w:eastAsia="Times New Roman" w:hAnsi="Times New Roman" w:cs="Times New Roman"/>
-          <w:sz w:val="24"/>
-          <w:szCs w:val="24"/>
-          <w:lang w:eastAsia="en-IN"/>
-        </w:rPr>
-      </w:pPr>
-      <w:proofErr w:type="gramStart"/>
-      <w:r>
-        <w:rPr>
-          <w:rFonts w:ascii="Times New Roman" w:eastAsia="Times New Roman" w:hAnsi="Times New Roman" w:cs="Times New Roman"/>
-          <w:sz w:val="24"/>
-          <w:szCs w:val="24"/>
-          <w:lang w:eastAsia="en-IN"/>
-        </w:rPr>
-        <w:t>runs</w:t>
-      </w:r>
-      <w:proofErr w:type="gramEnd"/>
-      <w:r>
-        <w:rPr>
-          <w:rFonts w:ascii="Times New Roman" w:eastAsia="Times New Roman" w:hAnsi="Times New Roman" w:cs="Times New Roman"/>
-          <w:sz w:val="24"/>
-          <w:szCs w:val="24"/>
-          <w:lang w:eastAsia="en-IN"/>
-        </w:rPr>
-        <w:t>.</w:t>
-      </w:r>
-    </w:p>
-    <w:p>
-      <w:pPr>
-        <w:spacing w:before="100" w:beforeAutospacing="1" w:after="100" w:afterAutospacing="1" w:line="240" w:lineRule="auto"/>
-        <w:rPr>
-          <w:rFonts w:ascii="Times New Roman" w:eastAsia="Times New Roman" w:hAnsi="Times New Roman" w:cs="Times New Roman"/>
-          <w:sz w:val="24"/>
-          <w:szCs w:val="24"/>
-          <w:lang w:eastAsia="en-IN"/>
-        </w:rPr>
-      </w:pPr>
-      <w:r>
-        <w:rPr>
-          <w:rFonts w:ascii="Times New Roman" w:eastAsia="Times New Roman" w:hAnsi="Times New Roman" w:cs="Times New Roman"/>
-          <w:sz w:val="24"/>
-          <w:szCs w:val="24"/>
-          <w:lang w:eastAsia="en-IN"/>
-        </w:rPr>
-        <w:t>Live objects move to:</w:t>
+        <w:t xml:space="preserve"> ├─ S0</w:t>
       </w:r>
     </w:p>
     <w:p>
@@ -6539,27 +6430,7 @@
           <w:szCs w:val="20"/>
           <w:lang w:eastAsia="en-IN"/>
         </w:rPr>
-        <w:t>Survivor S0</w:t>
-      </w:r>
-    </w:p>
-    <w:p>
-      <w:pPr>
-        <w:spacing w:before="100" w:beforeAutospacing="1" w:after="100" w:afterAutospacing="1" w:line="240" w:lineRule="auto"/>
-        <w:rPr>
-          <w:rFonts w:ascii="Times New Roman" w:eastAsia="Times New Roman" w:hAnsi="Times New Roman" w:cs="Times New Roman"/>
-          <w:sz w:val="24"/>
-          <w:szCs w:val="24"/>
-          <w:lang w:eastAsia="en-IN"/>
-        </w:rPr>
-      </w:pPr>
-      <w:r>
-        <w:rPr>
-          <w:rFonts w:ascii="Times New Roman" w:eastAsia="Times New Roman" w:hAnsi="Times New Roman" w:cs="Times New Roman"/>
-          <w:sz w:val="24"/>
-          <w:szCs w:val="24"/>
-          <w:lang w:eastAsia="en-IN"/>
-        </w:rPr>
-        <w:t>Dead objects are removed.</w:t>
+        <w:t xml:space="preserve"> └─ S1</w:t>
       </w:r>
     </w:p>
     <w:p>
@@ -6580,7 +6451,7 @@
           <w:lang w:eastAsia="en-IN"/>
         </w:rPr>
         <w:pict>
-          <v:rect id="_x0000_i1040" style="width:0;height:1.5pt" o:hralign="center" o:hrstd="t" o:hr="t" fillcolor="#a0a0a0" stroked="f"/>
+          <v:rect id="_x0000_i1039" style="width:0;height:1.5pt" o:hralign="center" o:hrstd="t" o:hr="t" fillcolor="#a0a0a0" stroked="f"/>
         </w:pict>
       </w:r>
     </w:p>
@@ -6606,27 +6477,27 @@
           <w:szCs w:val="27"/>
           <w:lang w:eastAsia="en-IN"/>
         </w:rPr>
-        <w:t>Step 3: Survivor Spaces</w:t>
-      </w:r>
-    </w:p>
-    <w:p>
-      <w:pPr>
-        <w:spacing w:before="100" w:beforeAutospacing="1" w:after="100" w:afterAutospacing="1" w:line="240" w:lineRule="auto"/>
-        <w:rPr>
-          <w:rFonts w:ascii="Times New Roman" w:eastAsia="Times New Roman" w:hAnsi="Times New Roman" w:cs="Times New Roman"/>
-          <w:sz w:val="24"/>
-          <w:szCs w:val="24"/>
-          <w:lang w:eastAsia="en-IN"/>
-        </w:rPr>
-      </w:pPr>
-      <w:r>
-        <w:rPr>
-          <w:rFonts w:ascii="Times New Roman" w:eastAsia="Times New Roman" w:hAnsi="Times New Roman" w:cs="Times New Roman"/>
-          <w:sz w:val="24"/>
-          <w:szCs w:val="24"/>
-          <w:lang w:eastAsia="en-IN"/>
-        </w:rPr>
-        <w:t>Objects surviving multiple Minor GCs move between:</w:t>
+        <w:t>Step 2: Minor GC</w:t>
+      </w:r>
+    </w:p>
+    <w:p>
+      <w:pPr>
+        <w:spacing w:before="100" w:beforeAutospacing="1" w:after="100" w:afterAutospacing="1" w:line="240" w:lineRule="auto"/>
+        <w:rPr>
+          <w:rFonts w:ascii="Times New Roman" w:eastAsia="Times New Roman" w:hAnsi="Times New Roman" w:cs="Times New Roman"/>
+          <w:sz w:val="24"/>
+          <w:szCs w:val="24"/>
+          <w:lang w:eastAsia="en-IN"/>
+        </w:rPr>
+      </w:pPr>
+      <w:r>
+        <w:rPr>
+          <w:rFonts w:ascii="Times New Roman" w:eastAsia="Times New Roman" w:hAnsi="Times New Roman" w:cs="Times New Roman"/>
+          <w:sz w:val="24"/>
+          <w:szCs w:val="24"/>
+          <w:lang w:eastAsia="en-IN"/>
+        </w:rPr>
+        <w:t>When Eden becomes full:</w:t>
       </w:r>
     </w:p>
     <w:p>
@@ -6664,95 +6535,47 @@
           <w:szCs w:val="20"/>
           <w:lang w:eastAsia="en-IN"/>
         </w:rPr>
-        <w:t>S0 ↔ S1</w:t>
-      </w:r>
-    </w:p>
-    <w:p>
-      <w:pPr>
-        <w:spacing w:before="100" w:beforeAutospacing="1" w:after="100" w:afterAutospacing="1" w:line="240" w:lineRule="auto"/>
-        <w:rPr>
-          <w:rFonts w:ascii="Times New Roman" w:eastAsia="Times New Roman" w:hAnsi="Times New Roman" w:cs="Times New Roman"/>
-          <w:sz w:val="24"/>
-          <w:szCs w:val="24"/>
-          <w:lang w:eastAsia="en-IN"/>
-        </w:rPr>
-      </w:pPr>
-      <w:r>
-        <w:rPr>
-          <w:rFonts w:ascii="Times New Roman" w:eastAsia="Times New Roman" w:hAnsi="Times New Roman" w:cs="Times New Roman"/>
-          <w:sz w:val="24"/>
-          <w:szCs w:val="24"/>
-          <w:lang w:eastAsia="en-IN"/>
-        </w:rPr>
-        <w:t>Each survival increases object age.</w:t>
-      </w:r>
-    </w:p>
-    <w:p>
-      <w:pPr>
-        <w:spacing w:after="0" w:line="240" w:lineRule="auto"/>
-        <w:rPr>
-          <w:rFonts w:ascii="Times New Roman" w:eastAsia="Times New Roman" w:hAnsi="Times New Roman" w:cs="Times New Roman"/>
-          <w:sz w:val="24"/>
-          <w:szCs w:val="24"/>
-          <w:lang w:eastAsia="en-IN"/>
-        </w:rPr>
-      </w:pPr>
-      <w:r>
-        <w:rPr>
-          <w:rFonts w:ascii="Times New Roman" w:eastAsia="Times New Roman" w:hAnsi="Times New Roman" w:cs="Times New Roman"/>
-          <w:sz w:val="24"/>
-          <w:szCs w:val="24"/>
-          <w:lang w:eastAsia="en-IN"/>
-        </w:rPr>
-        <w:pict>
-          <v:rect id="_x0000_i1041" style="width:0;height:1.5pt" o:hralign="center" o:hrstd="t" o:hr="t" fillcolor="#a0a0a0" stroked="f"/>
-        </w:pict>
-      </w:r>
-    </w:p>
-    <w:p>
-      <w:pPr>
-        <w:spacing w:before="100" w:beforeAutospacing="1" w:after="100" w:afterAutospacing="1" w:line="240" w:lineRule="auto"/>
-        <w:outlineLvl w:val="2"/>
-        <w:rPr>
-          <w:rFonts w:ascii="Times New Roman" w:eastAsia="Times New Roman" w:hAnsi="Times New Roman" w:cs="Times New Roman"/>
-          <w:b/>
-          <w:bCs/>
-          <w:sz w:val="27"/>
-          <w:szCs w:val="27"/>
-          <w:lang w:eastAsia="en-IN"/>
-        </w:rPr>
-      </w:pPr>
-      <w:r>
-        <w:rPr>
-          <w:rFonts w:ascii="Times New Roman" w:eastAsia="Times New Roman" w:hAnsi="Times New Roman" w:cs="Times New Roman"/>
-          <w:b/>
-          <w:bCs/>
-          <w:sz w:val="27"/>
-          <w:szCs w:val="27"/>
-          <w:lang w:eastAsia="en-IN"/>
-        </w:rPr>
-        <w:t>Step 4: Promotion</w:t>
-      </w:r>
-    </w:p>
-    <w:p>
-      <w:pPr>
-        <w:spacing w:before="100" w:beforeAutospacing="1" w:after="100" w:afterAutospacing="1" w:line="240" w:lineRule="auto"/>
-        <w:rPr>
-          <w:rFonts w:ascii="Times New Roman" w:eastAsia="Times New Roman" w:hAnsi="Times New Roman" w:cs="Times New Roman"/>
-          <w:sz w:val="24"/>
-          <w:szCs w:val="24"/>
-          <w:lang w:eastAsia="en-IN"/>
-        </w:rPr>
-      </w:pPr>
-      <w:r>
-        <w:rPr>
-          <w:rFonts w:ascii="Times New Roman" w:eastAsia="Times New Roman" w:hAnsi="Times New Roman" w:cs="Times New Roman"/>
-          <w:sz w:val="24"/>
-          <w:szCs w:val="24"/>
-          <w:lang w:eastAsia="en-IN"/>
-        </w:rPr>
-        <w:lastRenderedPageBreak/>
-        <w:t>After reaching threshold age:</w:t>
+        <w:t>Minor GC</w:t>
+      </w:r>
+    </w:p>
+    <w:p>
+      <w:pPr>
+        <w:spacing w:before="100" w:beforeAutospacing="1" w:after="100" w:afterAutospacing="1" w:line="240" w:lineRule="auto"/>
+        <w:rPr>
+          <w:rFonts w:ascii="Times New Roman" w:eastAsia="Times New Roman" w:hAnsi="Times New Roman" w:cs="Times New Roman"/>
+          <w:sz w:val="24"/>
+          <w:szCs w:val="24"/>
+          <w:lang w:eastAsia="en-IN"/>
+        </w:rPr>
+      </w:pPr>
+      <w:r>
+        <w:rPr>
+          <w:rFonts w:ascii="Times New Roman" w:eastAsia="Times New Roman" w:hAnsi="Times New Roman" w:cs="Times New Roman"/>
+          <w:sz w:val="24"/>
+          <w:szCs w:val="24"/>
+          <w:lang w:eastAsia="en-IN"/>
+        </w:rPr>
+        <w:t>runs.</w:t>
+      </w:r>
+    </w:p>
+    <w:p>
+      <w:pPr>
+        <w:spacing w:before="100" w:beforeAutospacing="1" w:after="100" w:afterAutospacing="1" w:line="240" w:lineRule="auto"/>
+        <w:rPr>
+          <w:rFonts w:ascii="Times New Roman" w:eastAsia="Times New Roman" w:hAnsi="Times New Roman" w:cs="Times New Roman"/>
+          <w:sz w:val="24"/>
+          <w:szCs w:val="24"/>
+          <w:lang w:eastAsia="en-IN"/>
+        </w:rPr>
+      </w:pPr>
+      <w:r>
+        <w:rPr>
+          <w:rFonts w:ascii="Times New Roman" w:eastAsia="Times New Roman" w:hAnsi="Times New Roman" w:cs="Times New Roman"/>
+          <w:sz w:val="24"/>
+          <w:szCs w:val="24"/>
+          <w:lang w:eastAsia="en-IN"/>
+        </w:rPr>
+        <w:t>Live objects move to:</w:t>
       </w:r>
     </w:p>
     <w:p>
@@ -6790,27 +6613,95 @@
           <w:szCs w:val="20"/>
           <w:lang w:eastAsia="en-IN"/>
         </w:rPr>
-        <w:t>15 (default, JVM dependent)</w:t>
-      </w:r>
-    </w:p>
-    <w:p>
-      <w:pPr>
-        <w:spacing w:before="100" w:beforeAutospacing="1" w:after="100" w:afterAutospacing="1" w:line="240" w:lineRule="auto"/>
-        <w:rPr>
-          <w:rFonts w:ascii="Times New Roman" w:eastAsia="Times New Roman" w:hAnsi="Times New Roman" w:cs="Times New Roman"/>
-          <w:sz w:val="24"/>
-          <w:szCs w:val="24"/>
-          <w:lang w:eastAsia="en-IN"/>
-        </w:rPr>
-      </w:pPr>
-      <w:r>
-        <w:rPr>
-          <w:rFonts w:ascii="Times New Roman" w:eastAsia="Times New Roman" w:hAnsi="Times New Roman" w:cs="Times New Roman"/>
-          <w:sz w:val="24"/>
-          <w:szCs w:val="24"/>
-          <w:lang w:eastAsia="en-IN"/>
-        </w:rPr>
-        <w:t>Object promoted to:</w:t>
+        <w:t>Survivor S0</w:t>
+      </w:r>
+    </w:p>
+    <w:p>
+      <w:pPr>
+        <w:spacing w:before="100" w:beforeAutospacing="1" w:after="100" w:afterAutospacing="1" w:line="240" w:lineRule="auto"/>
+        <w:rPr>
+          <w:rFonts w:ascii="Times New Roman" w:eastAsia="Times New Roman" w:hAnsi="Times New Roman" w:cs="Times New Roman"/>
+          <w:sz w:val="24"/>
+          <w:szCs w:val="24"/>
+          <w:lang w:eastAsia="en-IN"/>
+        </w:rPr>
+      </w:pPr>
+      <w:r>
+        <w:rPr>
+          <w:rFonts w:ascii="Times New Roman" w:eastAsia="Times New Roman" w:hAnsi="Times New Roman" w:cs="Times New Roman"/>
+          <w:sz w:val="24"/>
+          <w:szCs w:val="24"/>
+          <w:lang w:eastAsia="en-IN"/>
+        </w:rPr>
+        <w:t>Dead objects are removed.</w:t>
+      </w:r>
+    </w:p>
+    <w:p>
+      <w:pPr>
+        <w:spacing w:after="0" w:line="240" w:lineRule="auto"/>
+        <w:rPr>
+          <w:rFonts w:ascii="Times New Roman" w:eastAsia="Times New Roman" w:hAnsi="Times New Roman" w:cs="Times New Roman"/>
+          <w:sz w:val="24"/>
+          <w:szCs w:val="24"/>
+          <w:lang w:eastAsia="en-IN"/>
+        </w:rPr>
+      </w:pPr>
+      <w:r>
+        <w:rPr>
+          <w:rFonts w:ascii="Times New Roman" w:eastAsia="Times New Roman" w:hAnsi="Times New Roman" w:cs="Times New Roman"/>
+          <w:sz w:val="24"/>
+          <w:szCs w:val="24"/>
+          <w:lang w:eastAsia="en-IN"/>
+        </w:rPr>
+        <w:pict>
+          <v:rect id="_x0000_i1040" style="width:0;height:1.5pt" o:hralign="center" o:hrstd="t" o:hr="t" fillcolor="#a0a0a0" stroked="f"/>
+        </w:pict>
+      </w:r>
+    </w:p>
+    <w:p>
+      <w:pPr>
+        <w:spacing w:before="100" w:beforeAutospacing="1" w:after="100" w:afterAutospacing="1" w:line="240" w:lineRule="auto"/>
+        <w:outlineLvl w:val="2"/>
+        <w:rPr>
+          <w:rFonts w:ascii="Times New Roman" w:eastAsia="Times New Roman" w:hAnsi="Times New Roman" w:cs="Times New Roman"/>
+          <w:b/>
+          <w:bCs/>
+          <w:sz w:val="27"/>
+          <w:szCs w:val="27"/>
+          <w:lang w:eastAsia="en-IN"/>
+        </w:rPr>
+      </w:pPr>
+      <w:r>
+        <w:rPr>
+          <w:rFonts w:ascii="Times New Roman" w:eastAsia="Times New Roman" w:hAnsi="Times New Roman" w:cs="Times New Roman"/>
+          <w:b/>
+          <w:bCs/>
+          <w:sz w:val="27"/>
+          <w:szCs w:val="27"/>
+          <w:lang w:eastAsia="en-IN"/>
+        </w:rPr>
+        <w:lastRenderedPageBreak/>
+        <w:t>Step 3: Survivor Spaces</w:t>
+      </w:r>
+    </w:p>
+    <w:p>
+      <w:pPr>
+        <w:spacing w:before="100" w:beforeAutospacing="1" w:after="100" w:afterAutospacing="1" w:line="240" w:lineRule="auto"/>
+        <w:rPr>
+          <w:rFonts w:ascii="Times New Roman" w:eastAsia="Times New Roman" w:hAnsi="Times New Roman" w:cs="Times New Roman"/>
+          <w:sz w:val="24"/>
+          <w:szCs w:val="24"/>
+          <w:lang w:eastAsia="en-IN"/>
+        </w:rPr>
+      </w:pPr>
+      <w:r>
+        <w:rPr>
+          <w:rFonts w:ascii="Times New Roman" w:eastAsia="Times New Roman" w:hAnsi="Times New Roman" w:cs="Times New Roman"/>
+          <w:sz w:val="24"/>
+          <w:szCs w:val="24"/>
+          <w:lang w:eastAsia="en-IN"/>
+        </w:rPr>
+        <w:t>Objects surviving multiple Minor GCs move between:</w:t>
       </w:r>
     </w:p>
     <w:p>
@@ -6848,7 +6739,27 @@
           <w:szCs w:val="20"/>
           <w:lang w:eastAsia="en-IN"/>
         </w:rPr>
-        <w:t>Old Generation</w:t>
+        <w:t>S0 ↔ S1</w:t>
+      </w:r>
+    </w:p>
+    <w:p>
+      <w:pPr>
+        <w:spacing w:before="100" w:beforeAutospacing="1" w:after="100" w:afterAutospacing="1" w:line="240" w:lineRule="auto"/>
+        <w:rPr>
+          <w:rFonts w:ascii="Times New Roman" w:eastAsia="Times New Roman" w:hAnsi="Times New Roman" w:cs="Times New Roman"/>
+          <w:sz w:val="24"/>
+          <w:szCs w:val="24"/>
+          <w:lang w:eastAsia="en-IN"/>
+        </w:rPr>
+      </w:pPr>
+      <w:r>
+        <w:rPr>
+          <w:rFonts w:ascii="Times New Roman" w:eastAsia="Times New Roman" w:hAnsi="Times New Roman" w:cs="Times New Roman"/>
+          <w:sz w:val="24"/>
+          <w:szCs w:val="24"/>
+          <w:lang w:eastAsia="en-IN"/>
+        </w:rPr>
+        <w:t>Each survival increases object age.</w:t>
       </w:r>
     </w:p>
     <w:p>
@@ -6869,7 +6780,7 @@
           <w:lang w:eastAsia="en-IN"/>
         </w:rPr>
         <w:pict>
-          <v:rect id="_x0000_i1042" style="width:0;height:1.5pt" o:hralign="center" o:hrstd="t" o:hr="t" fillcolor="#a0a0a0" stroked="f"/>
+          <v:rect id="_x0000_i1041" style="width:0;height:1.5pt" o:hralign="center" o:hrstd="t" o:hr="t" fillcolor="#a0a0a0" stroked="f"/>
         </w:pict>
       </w:r>
     </w:p>
@@ -6895,27 +6806,27 @@
           <w:szCs w:val="27"/>
           <w:lang w:eastAsia="en-IN"/>
         </w:rPr>
-        <w:t>Step 5: Major GC</w:t>
-      </w:r>
-    </w:p>
-    <w:p>
-      <w:pPr>
-        <w:spacing w:before="100" w:beforeAutospacing="1" w:after="100" w:afterAutospacing="1" w:line="240" w:lineRule="auto"/>
-        <w:rPr>
-          <w:rFonts w:ascii="Times New Roman" w:eastAsia="Times New Roman" w:hAnsi="Times New Roman" w:cs="Times New Roman"/>
-          <w:sz w:val="24"/>
-          <w:szCs w:val="24"/>
-          <w:lang w:eastAsia="en-IN"/>
-        </w:rPr>
-      </w:pPr>
-      <w:r>
-        <w:rPr>
-          <w:rFonts w:ascii="Times New Roman" w:eastAsia="Times New Roman" w:hAnsi="Times New Roman" w:cs="Times New Roman"/>
-          <w:sz w:val="24"/>
-          <w:szCs w:val="24"/>
-          <w:lang w:eastAsia="en-IN"/>
-        </w:rPr>
-        <w:t>When Old Generation becomes full:</w:t>
+        <w:t>Step 4: Promotion</w:t>
+      </w:r>
+    </w:p>
+    <w:p>
+      <w:pPr>
+        <w:spacing w:before="100" w:beforeAutospacing="1" w:after="100" w:afterAutospacing="1" w:line="240" w:lineRule="auto"/>
+        <w:rPr>
+          <w:rFonts w:ascii="Times New Roman" w:eastAsia="Times New Roman" w:hAnsi="Times New Roman" w:cs="Times New Roman"/>
+          <w:sz w:val="24"/>
+          <w:szCs w:val="24"/>
+          <w:lang w:eastAsia="en-IN"/>
+        </w:rPr>
+      </w:pPr>
+      <w:r>
+        <w:rPr>
+          <w:rFonts w:ascii="Times New Roman" w:eastAsia="Times New Roman" w:hAnsi="Times New Roman" w:cs="Times New Roman"/>
+          <w:sz w:val="24"/>
+          <w:szCs w:val="24"/>
+          <w:lang w:eastAsia="en-IN"/>
+        </w:rPr>
+        <w:t>After reaching threshold age:</w:t>
       </w:r>
     </w:p>
     <w:p>
@@ -6953,125 +6864,27 @@
           <w:szCs w:val="20"/>
           <w:lang w:eastAsia="en-IN"/>
         </w:rPr>
-        <w:t>Major GC</w:t>
-      </w:r>
-    </w:p>
-    <w:p>
-      <w:pPr>
-        <w:spacing w:before="100" w:beforeAutospacing="1" w:after="100" w:afterAutospacing="1" w:line="240" w:lineRule="auto"/>
-        <w:rPr>
-          <w:rFonts w:ascii="Times New Roman" w:eastAsia="Times New Roman" w:hAnsi="Times New Roman" w:cs="Times New Roman"/>
-          <w:sz w:val="24"/>
-          <w:szCs w:val="24"/>
-          <w:lang w:eastAsia="en-IN"/>
-        </w:rPr>
-      </w:pPr>
-      <w:proofErr w:type="gramStart"/>
-      <w:r>
-        <w:rPr>
-          <w:rFonts w:ascii="Times New Roman" w:eastAsia="Times New Roman" w:hAnsi="Times New Roman" w:cs="Times New Roman"/>
-          <w:sz w:val="24"/>
-          <w:szCs w:val="24"/>
-          <w:lang w:eastAsia="en-IN"/>
-        </w:rPr>
-        <w:t>runs</w:t>
-      </w:r>
-      <w:proofErr w:type="gramEnd"/>
-      <w:r>
-        <w:rPr>
-          <w:rFonts w:ascii="Times New Roman" w:eastAsia="Times New Roman" w:hAnsi="Times New Roman" w:cs="Times New Roman"/>
-          <w:sz w:val="24"/>
-          <w:szCs w:val="24"/>
-          <w:lang w:eastAsia="en-IN"/>
-        </w:rPr>
-        <w:t>.</w:t>
-      </w:r>
-    </w:p>
-    <w:p>
-      <w:pPr>
-        <w:spacing w:before="100" w:beforeAutospacing="1" w:after="100" w:afterAutospacing="1" w:line="240" w:lineRule="auto"/>
-        <w:rPr>
-          <w:rFonts w:ascii="Times New Roman" w:eastAsia="Times New Roman" w:hAnsi="Times New Roman" w:cs="Times New Roman"/>
-          <w:sz w:val="24"/>
-          <w:szCs w:val="24"/>
-          <w:lang w:eastAsia="en-IN"/>
-        </w:rPr>
-      </w:pPr>
-      <w:r>
-        <w:rPr>
-          <w:rFonts w:ascii="Times New Roman" w:eastAsia="Times New Roman" w:hAnsi="Times New Roman" w:cs="Times New Roman"/>
-          <w:sz w:val="24"/>
-          <w:szCs w:val="24"/>
-          <w:lang w:eastAsia="en-IN"/>
-        </w:rPr>
-        <w:t>Dead old objects are removed.</w:t>
-      </w:r>
-    </w:p>
-    <w:p>
-      <w:pPr>
-        <w:spacing w:after="0" w:line="240" w:lineRule="auto"/>
-        <w:rPr>
-          <w:rFonts w:ascii="Times New Roman" w:eastAsia="Times New Roman" w:hAnsi="Times New Roman" w:cs="Times New Roman"/>
-          <w:sz w:val="24"/>
-          <w:szCs w:val="24"/>
-          <w:lang w:eastAsia="en-IN"/>
-        </w:rPr>
-      </w:pPr>
-      <w:r>
-        <w:rPr>
-          <w:rFonts w:ascii="Times New Roman" w:eastAsia="Times New Roman" w:hAnsi="Times New Roman" w:cs="Times New Roman"/>
-          <w:sz w:val="24"/>
-          <w:szCs w:val="24"/>
-          <w:lang w:eastAsia="en-IN"/>
-        </w:rPr>
-        <w:pict>
-          <v:rect id="_x0000_i1043" style="width:0;height:1.5pt" o:hralign="center" o:hrstd="t" o:hr="t" fillcolor="#a0a0a0" stroked="f"/>
-        </w:pict>
-      </w:r>
-    </w:p>
-    <w:p>
-      <w:pPr>
-        <w:spacing w:before="100" w:beforeAutospacing="1" w:after="100" w:afterAutospacing="1" w:line="240" w:lineRule="auto"/>
-        <w:outlineLvl w:val="2"/>
-        <w:rPr>
-          <w:rFonts w:ascii="Times New Roman" w:eastAsia="Times New Roman" w:hAnsi="Times New Roman" w:cs="Times New Roman"/>
-          <w:b/>
-          <w:bCs/>
-          <w:sz w:val="27"/>
-          <w:szCs w:val="27"/>
-          <w:lang w:eastAsia="en-IN"/>
-        </w:rPr>
-      </w:pPr>
-      <w:r>
-        <w:rPr>
-          <w:rFonts w:ascii="Times New Roman" w:eastAsia="Times New Roman" w:hAnsi="Times New Roman" w:cs="Times New Roman"/>
-          <w:b/>
-          <w:bCs/>
-          <w:sz w:val="27"/>
-          <w:szCs w:val="27"/>
-          <w:lang w:eastAsia="en-IN"/>
-        </w:rPr>
-        <w:t>Step 6: Full GC</w:t>
-      </w:r>
-    </w:p>
-    <w:p>
-      <w:pPr>
-        <w:spacing w:before="100" w:beforeAutospacing="1" w:after="100" w:afterAutospacing="1" w:line="240" w:lineRule="auto"/>
-        <w:rPr>
-          <w:rFonts w:ascii="Times New Roman" w:eastAsia="Times New Roman" w:hAnsi="Times New Roman" w:cs="Times New Roman"/>
-          <w:sz w:val="24"/>
-          <w:szCs w:val="24"/>
-          <w:lang w:eastAsia="en-IN"/>
-        </w:rPr>
-      </w:pPr>
-      <w:r>
-        <w:rPr>
-          <w:rFonts w:ascii="Times New Roman" w:eastAsia="Times New Roman" w:hAnsi="Times New Roman" w:cs="Times New Roman"/>
-          <w:sz w:val="24"/>
-          <w:szCs w:val="24"/>
-          <w:lang w:eastAsia="en-IN"/>
-        </w:rPr>
-        <w:t>If JVM still needs memory:</w:t>
+        <w:t>15 (default, JVM dependent)</w:t>
+      </w:r>
+    </w:p>
+    <w:p>
+      <w:pPr>
+        <w:spacing w:before="100" w:beforeAutospacing="1" w:after="100" w:afterAutospacing="1" w:line="240" w:lineRule="auto"/>
+        <w:rPr>
+          <w:rFonts w:ascii="Times New Roman" w:eastAsia="Times New Roman" w:hAnsi="Times New Roman" w:cs="Times New Roman"/>
+          <w:sz w:val="24"/>
+          <w:szCs w:val="24"/>
+          <w:lang w:eastAsia="en-IN"/>
+        </w:rPr>
+      </w:pPr>
+      <w:r>
+        <w:rPr>
+          <w:rFonts w:ascii="Times New Roman" w:eastAsia="Times New Roman" w:hAnsi="Times New Roman" w:cs="Times New Roman"/>
+          <w:sz w:val="24"/>
+          <w:szCs w:val="24"/>
+          <w:lang w:eastAsia="en-IN"/>
+        </w:rPr>
+        <w:t>Object promoted to:</w:t>
       </w:r>
     </w:p>
     <w:p>
@@ -7109,8 +6922,74 @@
           <w:szCs w:val="20"/>
           <w:lang w:eastAsia="en-IN"/>
         </w:rPr>
-        <w:lastRenderedPageBreak/>
-        <w:t>Young Gen</w:t>
+        <w:t>Old Generation</w:t>
+      </w:r>
+    </w:p>
+    <w:p>
+      <w:pPr>
+        <w:spacing w:after="0" w:line="240" w:lineRule="auto"/>
+        <w:rPr>
+          <w:rFonts w:ascii="Times New Roman" w:eastAsia="Times New Roman" w:hAnsi="Times New Roman" w:cs="Times New Roman"/>
+          <w:sz w:val="24"/>
+          <w:szCs w:val="24"/>
+          <w:lang w:eastAsia="en-IN"/>
+        </w:rPr>
+      </w:pPr>
+      <w:r>
+        <w:rPr>
+          <w:rFonts w:ascii="Times New Roman" w:eastAsia="Times New Roman" w:hAnsi="Times New Roman" w:cs="Times New Roman"/>
+          <w:sz w:val="24"/>
+          <w:szCs w:val="24"/>
+          <w:lang w:eastAsia="en-IN"/>
+        </w:rPr>
+        <w:pict>
+          <v:rect id="_x0000_i1042" style="width:0;height:1.5pt" o:hralign="center" o:hrstd="t" o:hr="t" fillcolor="#a0a0a0" stroked="f"/>
+        </w:pict>
+      </w:r>
+    </w:p>
+    <w:p>
+      <w:pPr>
+        <w:spacing w:before="100" w:beforeAutospacing="1" w:after="100" w:afterAutospacing="1" w:line="240" w:lineRule="auto"/>
+        <w:outlineLvl w:val="2"/>
+        <w:rPr>
+          <w:rFonts w:ascii="Times New Roman" w:eastAsia="Times New Roman" w:hAnsi="Times New Roman" w:cs="Times New Roman"/>
+          <w:b/>
+          <w:bCs/>
+          <w:sz w:val="27"/>
+          <w:szCs w:val="27"/>
+          <w:lang w:eastAsia="en-IN"/>
+        </w:rPr>
+      </w:pPr>
+      <w:r>
+        <w:rPr>
+          <w:rFonts w:ascii="Times New Roman" w:eastAsia="Times New Roman" w:hAnsi="Times New Roman" w:cs="Times New Roman"/>
+          <w:b/>
+          <w:bCs/>
+          <w:sz w:val="27"/>
+          <w:szCs w:val="27"/>
+          <w:lang w:eastAsia="en-IN"/>
+        </w:rPr>
+        <w:t>Step 5: Major GC</w:t>
+      </w:r>
+    </w:p>
+    <w:p>
+      <w:pPr>
+        <w:spacing w:before="100" w:beforeAutospacing="1" w:after="100" w:afterAutospacing="1" w:line="240" w:lineRule="auto"/>
+        <w:rPr>
+          <w:rFonts w:ascii="Times New Roman" w:eastAsia="Times New Roman" w:hAnsi="Times New Roman" w:cs="Times New Roman"/>
+          <w:sz w:val="24"/>
+          <w:szCs w:val="24"/>
+          <w:lang w:eastAsia="en-IN"/>
+        </w:rPr>
+      </w:pPr>
+      <w:r>
+        <w:rPr>
+          <w:rFonts w:ascii="Times New Roman" w:eastAsia="Times New Roman" w:hAnsi="Times New Roman" w:cs="Times New Roman"/>
+          <w:sz w:val="24"/>
+          <w:szCs w:val="24"/>
+          <w:lang w:eastAsia="en-IN"/>
+        </w:rPr>
+        <w:t>When Old Generation becomes full:</w:t>
       </w:r>
     </w:p>
     <w:p>
@@ -7148,7 +7027,115 @@
           <w:szCs w:val="20"/>
           <w:lang w:eastAsia="en-IN"/>
         </w:rPr>
-        <w:t>+</w:t>
+        <w:lastRenderedPageBreak/>
+        <w:t>Major GC</w:t>
+      </w:r>
+    </w:p>
+    <w:p>
+      <w:pPr>
+        <w:spacing w:before="100" w:beforeAutospacing="1" w:after="100" w:afterAutospacing="1" w:line="240" w:lineRule="auto"/>
+        <w:rPr>
+          <w:rFonts w:ascii="Times New Roman" w:eastAsia="Times New Roman" w:hAnsi="Times New Roman" w:cs="Times New Roman"/>
+          <w:sz w:val="24"/>
+          <w:szCs w:val="24"/>
+          <w:lang w:eastAsia="en-IN"/>
+        </w:rPr>
+      </w:pPr>
+      <w:r>
+        <w:rPr>
+          <w:rFonts w:ascii="Times New Roman" w:eastAsia="Times New Roman" w:hAnsi="Times New Roman" w:cs="Times New Roman"/>
+          <w:sz w:val="24"/>
+          <w:szCs w:val="24"/>
+          <w:lang w:eastAsia="en-IN"/>
+        </w:rPr>
+        <w:t>runs.</w:t>
+      </w:r>
+    </w:p>
+    <w:p>
+      <w:pPr>
+        <w:spacing w:before="100" w:beforeAutospacing="1" w:after="100" w:afterAutospacing="1" w:line="240" w:lineRule="auto"/>
+        <w:rPr>
+          <w:rFonts w:ascii="Times New Roman" w:eastAsia="Times New Roman" w:hAnsi="Times New Roman" w:cs="Times New Roman"/>
+          <w:sz w:val="24"/>
+          <w:szCs w:val="24"/>
+          <w:lang w:eastAsia="en-IN"/>
+        </w:rPr>
+      </w:pPr>
+      <w:r>
+        <w:rPr>
+          <w:rFonts w:ascii="Times New Roman" w:eastAsia="Times New Roman" w:hAnsi="Times New Roman" w:cs="Times New Roman"/>
+          <w:sz w:val="24"/>
+          <w:szCs w:val="24"/>
+          <w:lang w:eastAsia="en-IN"/>
+        </w:rPr>
+        <w:t>Dead old objects are removed.</w:t>
+      </w:r>
+    </w:p>
+    <w:p>
+      <w:pPr>
+        <w:spacing w:after="0" w:line="240" w:lineRule="auto"/>
+        <w:rPr>
+          <w:rFonts w:ascii="Times New Roman" w:eastAsia="Times New Roman" w:hAnsi="Times New Roman" w:cs="Times New Roman"/>
+          <w:sz w:val="24"/>
+          <w:szCs w:val="24"/>
+          <w:lang w:eastAsia="en-IN"/>
+        </w:rPr>
+      </w:pPr>
+      <w:r>
+        <w:rPr>
+          <w:rFonts w:ascii="Times New Roman" w:eastAsia="Times New Roman" w:hAnsi="Times New Roman" w:cs="Times New Roman"/>
+          <w:sz w:val="24"/>
+          <w:szCs w:val="24"/>
+          <w:lang w:eastAsia="en-IN"/>
+        </w:rPr>
+        <w:pict>
+          <v:rect id="_x0000_i1043" style="width:0;height:1.5pt" o:hralign="center" o:hrstd="t" o:hr="t" fillcolor="#a0a0a0" stroked="f"/>
+        </w:pict>
+      </w:r>
+    </w:p>
+    <w:p>
+      <w:pPr>
+        <w:spacing w:before="100" w:beforeAutospacing="1" w:after="100" w:afterAutospacing="1" w:line="240" w:lineRule="auto"/>
+        <w:outlineLvl w:val="2"/>
+        <w:rPr>
+          <w:rFonts w:ascii="Times New Roman" w:eastAsia="Times New Roman" w:hAnsi="Times New Roman" w:cs="Times New Roman"/>
+          <w:b/>
+          <w:bCs/>
+          <w:sz w:val="27"/>
+          <w:szCs w:val="27"/>
+          <w:lang w:eastAsia="en-IN"/>
+        </w:rPr>
+      </w:pPr>
+      <w:r>
+        <w:rPr>
+          <w:rFonts w:ascii="Times New Roman" w:eastAsia="Times New Roman" w:hAnsi="Times New Roman" w:cs="Times New Roman"/>
+          <w:b/>
+          <w:bCs/>
+          <w:sz w:val="27"/>
+          <w:szCs w:val="27"/>
+          <w:lang w:eastAsia="en-IN"/>
+        </w:rPr>
+        <w:t>Step 6: Full GC</w:t>
+      </w:r>
+    </w:p>
+    <w:p>
+      <w:pPr>
+        <w:spacing w:before="100" w:beforeAutospacing="1" w:after="100" w:afterAutospacing="1" w:line="240" w:lineRule="auto"/>
+        <w:rPr>
+          <w:rFonts w:ascii="Times New Roman" w:eastAsia="Times New Roman" w:hAnsi="Times New Roman" w:cs="Times New Roman"/>
+          <w:sz w:val="24"/>
+          <w:szCs w:val="24"/>
+          <w:lang w:eastAsia="en-IN"/>
+        </w:rPr>
+      </w:pPr>
+      <w:r>
+        <w:rPr>
+          <w:rFonts w:ascii="Times New Roman" w:eastAsia="Times New Roman" w:hAnsi="Times New Roman" w:cs="Times New Roman"/>
+          <w:sz w:val="24"/>
+          <w:szCs w:val="24"/>
+          <w:lang w:eastAsia="en-IN"/>
+        </w:rPr>
+        <w:t>If JVM still needs memory:</w:t>
       </w:r>
     </w:p>
     <w:p>
@@ -7186,7 +7173,7 @@
           <w:szCs w:val="20"/>
           <w:lang w:eastAsia="en-IN"/>
         </w:rPr>
-        <w:t>Old Gen</w:t>
+        <w:t>Young Gen</w:t>
       </w:r>
     </w:p>
     <w:p>
@@ -7255,67 +7242,14 @@
           <w:lang w:eastAsia="en-IN"/>
         </w:rPr>
       </w:pPr>
-      <w:proofErr w:type="spellStart"/>
-      <w:r>
-        <w:rPr>
-          <w:rFonts w:ascii="Courier New" w:eastAsia="Times New Roman" w:hAnsi="Courier New" w:cs="Courier New"/>
-          <w:sz w:val="20"/>
-          <w:szCs w:val="20"/>
-          <w:lang w:eastAsia="en-IN"/>
-        </w:rPr>
-        <w:t>Metaspace</w:t>
-      </w:r>
-      <w:proofErr w:type="spellEnd"/>
-    </w:p>
-    <w:p>
-      <w:pPr>
-        <w:spacing w:before="100" w:beforeAutospacing="1" w:after="100" w:afterAutospacing="1" w:line="240" w:lineRule="auto"/>
-        <w:rPr>
-          <w:rFonts w:ascii="Times New Roman" w:eastAsia="Times New Roman" w:hAnsi="Times New Roman" w:cs="Times New Roman"/>
-          <w:sz w:val="24"/>
-          <w:szCs w:val="24"/>
-          <w:lang w:eastAsia="en-IN"/>
-        </w:rPr>
-      </w:pPr>
-      <w:proofErr w:type="gramStart"/>
-      <w:r>
-        <w:rPr>
-          <w:rFonts w:ascii="Times New Roman" w:eastAsia="Times New Roman" w:hAnsi="Times New Roman" w:cs="Times New Roman"/>
-          <w:sz w:val="24"/>
-          <w:szCs w:val="24"/>
-          <w:lang w:eastAsia="en-IN"/>
-        </w:rPr>
-        <w:t>are</w:t>
-      </w:r>
-      <w:proofErr w:type="gramEnd"/>
-      <w:r>
-        <w:rPr>
-          <w:rFonts w:ascii="Times New Roman" w:eastAsia="Times New Roman" w:hAnsi="Times New Roman" w:cs="Times New Roman"/>
-          <w:sz w:val="24"/>
-          <w:szCs w:val="24"/>
-          <w:lang w:eastAsia="en-IN"/>
-        </w:rPr>
-        <w:t xml:space="preserve"> scanned.</w:t>
-      </w:r>
-    </w:p>
-    <w:p>
-      <w:pPr>
-        <w:spacing w:before="100" w:beforeAutospacing="1" w:after="100" w:afterAutospacing="1" w:line="240" w:lineRule="auto"/>
-        <w:rPr>
-          <w:rFonts w:ascii="Times New Roman" w:eastAsia="Times New Roman" w:hAnsi="Times New Roman" w:cs="Times New Roman"/>
-          <w:sz w:val="24"/>
-          <w:szCs w:val="24"/>
-          <w:lang w:eastAsia="en-IN"/>
-        </w:rPr>
-      </w:pPr>
-      <w:r>
-        <w:rPr>
-          <w:rFonts w:ascii="Times New Roman" w:eastAsia="Times New Roman" w:hAnsi="Times New Roman" w:cs="Times New Roman"/>
-          <w:sz w:val="24"/>
-          <w:szCs w:val="24"/>
-          <w:lang w:eastAsia="en-IN"/>
-        </w:rPr>
-        <w:t>This is:</w:t>
+      <w:r>
+        <w:rPr>
+          <w:rFonts w:ascii="Courier New" w:eastAsia="Times New Roman" w:hAnsi="Courier New" w:cs="Courier New"/>
+          <w:sz w:val="20"/>
+          <w:szCs w:val="20"/>
+          <w:lang w:eastAsia="en-IN"/>
+        </w:rPr>
+        <w:t>Old Gen</w:t>
       </w:r>
     </w:p>
     <w:p>
@@ -7353,54 +7287,7 @@
           <w:szCs w:val="20"/>
           <w:lang w:eastAsia="en-IN"/>
         </w:rPr>
-        <w:t>Full GC</w:t>
-      </w:r>
-    </w:p>
-    <w:p>
-      <w:pPr>
-        <w:spacing w:after="0" w:line="240" w:lineRule="auto"/>
-        <w:rPr>
-          <w:rFonts w:ascii="Times New Roman" w:eastAsia="Times New Roman" w:hAnsi="Times New Roman" w:cs="Times New Roman"/>
-          <w:sz w:val="24"/>
-          <w:szCs w:val="24"/>
-          <w:lang w:eastAsia="en-IN"/>
-        </w:rPr>
-      </w:pPr>
-      <w:r>
-        <w:rPr>
-          <w:rFonts w:ascii="Times New Roman" w:eastAsia="Times New Roman" w:hAnsi="Times New Roman" w:cs="Times New Roman"/>
-          <w:sz w:val="24"/>
-          <w:szCs w:val="24"/>
-          <w:lang w:eastAsia="en-IN"/>
-        </w:rPr>
-        <w:pict>
-          <v:rect id="_x0000_i1044" style="width:0;height:1.5pt" o:hralign="center" o:hrstd="t" o:hr="t" fillcolor="#a0a0a0" stroked="f"/>
-        </w:pict>
-      </w:r>
-    </w:p>
-    <w:p>
-      <w:pPr>
-        <w:spacing w:before="100" w:beforeAutospacing="1" w:after="100" w:afterAutospacing="1" w:line="240" w:lineRule="auto"/>
-        <w:outlineLvl w:val="2"/>
-        <w:rPr>
-          <w:rFonts w:ascii="Times New Roman" w:eastAsia="Times New Roman" w:hAnsi="Times New Roman" w:cs="Times New Roman"/>
-          <w:b/>
-          <w:bCs/>
-          <w:sz w:val="27"/>
-          <w:szCs w:val="27"/>
-          <w:lang w:eastAsia="en-IN"/>
-        </w:rPr>
-      </w:pPr>
-      <w:r>
-        <w:rPr>
-          <w:rFonts w:ascii="Times New Roman" w:eastAsia="Times New Roman" w:hAnsi="Times New Roman" w:cs="Times New Roman"/>
-          <w:b/>
-          <w:bCs/>
-          <w:sz w:val="27"/>
-          <w:szCs w:val="27"/>
-          <w:lang w:eastAsia="en-IN"/>
-        </w:rPr>
-        <w:t>One-Liner</w:t>
+        <w:t>+</w:t>
       </w:r>
     </w:p>
     <w:p>
@@ -7438,32 +7325,47 @@
           <w:szCs w:val="20"/>
           <w:lang w:eastAsia="en-IN"/>
         </w:rPr>
-        <w:t>Eden → Survivor → Old Generation → Garbage Collected</w:t>
-      </w:r>
-    </w:p>
-    <w:p>
-      <w:pPr>
-        <w:spacing w:before="100" w:beforeAutospacing="1" w:after="100" w:afterAutospacing="1" w:line="240" w:lineRule="auto"/>
-        <w:outlineLvl w:val="2"/>
-        <w:rPr>
-          <w:rFonts w:ascii="Times New Roman" w:eastAsia="Times New Roman" w:hAnsi="Times New Roman" w:cs="Times New Roman"/>
-          <w:b/>
-          <w:bCs/>
-          <w:sz w:val="27"/>
-          <w:szCs w:val="27"/>
-          <w:lang w:eastAsia="en-IN"/>
-        </w:rPr>
-      </w:pPr>
-      <w:r>
-        <w:rPr>
-          <w:rFonts w:ascii="Times New Roman" w:eastAsia="Times New Roman" w:hAnsi="Times New Roman" w:cs="Times New Roman"/>
-          <w:b/>
-          <w:bCs/>
-          <w:sz w:val="27"/>
-          <w:szCs w:val="27"/>
-          <w:lang w:eastAsia="en-IN"/>
-        </w:rPr>
-        <w:t>Interview Diagram</w:t>
+        <w:t>Metaspace</w:t>
+      </w:r>
+    </w:p>
+    <w:p>
+      <w:pPr>
+        <w:spacing w:before="100" w:beforeAutospacing="1" w:after="100" w:afterAutospacing="1" w:line="240" w:lineRule="auto"/>
+        <w:rPr>
+          <w:rFonts w:ascii="Times New Roman" w:eastAsia="Times New Roman" w:hAnsi="Times New Roman" w:cs="Times New Roman"/>
+          <w:sz w:val="24"/>
+          <w:szCs w:val="24"/>
+          <w:lang w:eastAsia="en-IN"/>
+        </w:rPr>
+      </w:pPr>
+      <w:r>
+        <w:rPr>
+          <w:rFonts w:ascii="Times New Roman" w:eastAsia="Times New Roman" w:hAnsi="Times New Roman" w:cs="Times New Roman"/>
+          <w:sz w:val="24"/>
+          <w:szCs w:val="24"/>
+          <w:lang w:eastAsia="en-IN"/>
+        </w:rPr>
+        <w:t>are scanned.</w:t>
+      </w:r>
+    </w:p>
+    <w:p>
+      <w:pPr>
+        <w:spacing w:before="100" w:beforeAutospacing="1" w:after="100" w:afterAutospacing="1" w:line="240" w:lineRule="auto"/>
+        <w:rPr>
+          <w:rFonts w:ascii="Times New Roman" w:eastAsia="Times New Roman" w:hAnsi="Times New Roman" w:cs="Times New Roman"/>
+          <w:sz w:val="24"/>
+          <w:szCs w:val="24"/>
+          <w:lang w:eastAsia="en-IN"/>
+        </w:rPr>
+      </w:pPr>
+      <w:r>
+        <w:rPr>
+          <w:rFonts w:ascii="Times New Roman" w:eastAsia="Times New Roman" w:hAnsi="Times New Roman" w:cs="Times New Roman"/>
+          <w:sz w:val="24"/>
+          <w:szCs w:val="24"/>
+          <w:lang w:eastAsia="en-IN"/>
+        </w:rPr>
+        <w:t>This is:</w:t>
       </w:r>
     </w:p>
     <w:p>
@@ -7501,7 +7403,55 @@
           <w:szCs w:val="20"/>
           <w:lang w:eastAsia="en-IN"/>
         </w:rPr>
-        <w:t>New Object</w:t>
+        <w:t>Full GC</w:t>
+      </w:r>
+    </w:p>
+    <w:p>
+      <w:pPr>
+        <w:spacing w:after="0" w:line="240" w:lineRule="auto"/>
+        <w:rPr>
+          <w:rFonts w:ascii="Times New Roman" w:eastAsia="Times New Roman" w:hAnsi="Times New Roman" w:cs="Times New Roman"/>
+          <w:sz w:val="24"/>
+          <w:szCs w:val="24"/>
+          <w:lang w:eastAsia="en-IN"/>
+        </w:rPr>
+      </w:pPr>
+      <w:r>
+        <w:rPr>
+          <w:rFonts w:ascii="Times New Roman" w:eastAsia="Times New Roman" w:hAnsi="Times New Roman" w:cs="Times New Roman"/>
+          <w:sz w:val="24"/>
+          <w:szCs w:val="24"/>
+          <w:lang w:eastAsia="en-IN"/>
+        </w:rPr>
+        <w:pict>
+          <v:rect id="_x0000_i1044" style="width:0;height:1.5pt" o:hralign="center" o:hrstd="t" o:hr="t" fillcolor="#a0a0a0" stroked="f"/>
+        </w:pict>
+      </w:r>
+    </w:p>
+    <w:p>
+      <w:pPr>
+        <w:spacing w:before="100" w:beforeAutospacing="1" w:after="100" w:afterAutospacing="1" w:line="240" w:lineRule="auto"/>
+        <w:outlineLvl w:val="2"/>
+        <w:rPr>
+          <w:rFonts w:ascii="Times New Roman" w:eastAsia="Times New Roman" w:hAnsi="Times New Roman" w:cs="Times New Roman"/>
+          <w:b/>
+          <w:bCs/>
+          <w:sz w:val="27"/>
+          <w:szCs w:val="27"/>
+          <w:lang w:eastAsia="en-IN"/>
+        </w:rPr>
+      </w:pPr>
+      <w:r>
+        <w:rPr>
+          <w:rFonts w:ascii="Times New Roman" w:eastAsia="Times New Roman" w:hAnsi="Times New Roman" w:cs="Times New Roman"/>
+          <w:b/>
+          <w:bCs/>
+          <w:sz w:val="27"/>
+          <w:szCs w:val="27"/>
+          <w:lang w:eastAsia="en-IN"/>
+        </w:rPr>
+        <w:lastRenderedPageBreak/>
+        <w:t>One-Liner</w:t>
       </w:r>
     </w:p>
     <w:p>
@@ -7539,7 +7489,32 @@
           <w:szCs w:val="20"/>
           <w:lang w:eastAsia="en-IN"/>
         </w:rPr>
-        <w:t xml:space="preserve">    ↓</w:t>
+        <w:t>Eden → Survivor → Old Generation → Garbage Collected</w:t>
+      </w:r>
+    </w:p>
+    <w:p>
+      <w:pPr>
+        <w:spacing w:before="100" w:beforeAutospacing="1" w:after="100" w:afterAutospacing="1" w:line="240" w:lineRule="auto"/>
+        <w:outlineLvl w:val="2"/>
+        <w:rPr>
+          <w:rFonts w:ascii="Times New Roman" w:eastAsia="Times New Roman" w:hAnsi="Times New Roman" w:cs="Times New Roman"/>
+          <w:b/>
+          <w:bCs/>
+          <w:sz w:val="27"/>
+          <w:szCs w:val="27"/>
+          <w:lang w:eastAsia="en-IN"/>
+        </w:rPr>
+      </w:pPr>
+      <w:r>
+        <w:rPr>
+          <w:rFonts w:ascii="Times New Roman" w:eastAsia="Times New Roman" w:hAnsi="Times New Roman" w:cs="Times New Roman"/>
+          <w:b/>
+          <w:bCs/>
+          <w:sz w:val="27"/>
+          <w:szCs w:val="27"/>
+          <w:lang w:eastAsia="en-IN"/>
+        </w:rPr>
+        <w:t>Interview Diagram</w:t>
       </w:r>
     </w:p>
     <w:p>
@@ -7577,7 +7552,7 @@
           <w:szCs w:val="20"/>
           <w:lang w:eastAsia="en-IN"/>
         </w:rPr>
-        <w:t xml:space="preserve"> Eden</w:t>
+        <w:t>New Object</w:t>
       </w:r>
     </w:p>
     <w:p>
@@ -7615,7 +7590,7 @@
           <w:szCs w:val="20"/>
           <w:lang w:eastAsia="en-IN"/>
         </w:rPr>
-        <w:t xml:space="preserve">    ↓ Minor GC</w:t>
+        <w:t xml:space="preserve">    ↓</w:t>
       </w:r>
     </w:p>
     <w:p>
@@ -7653,7 +7628,7 @@
           <w:szCs w:val="20"/>
           <w:lang w:eastAsia="en-IN"/>
         </w:rPr>
-        <w:t xml:space="preserve"> Survivor S0</w:t>
+        <w:t xml:space="preserve"> Eden</w:t>
       </w:r>
     </w:p>
     <w:p>
@@ -7729,7 +7704,7 @@
           <w:szCs w:val="20"/>
           <w:lang w:eastAsia="en-IN"/>
         </w:rPr>
-        <w:t xml:space="preserve"> Survivor S1</w:t>
+        <w:t xml:space="preserve"> Survivor S0</w:t>
       </w:r>
     </w:p>
     <w:p>
@@ -7767,7 +7742,7 @@
           <w:szCs w:val="20"/>
           <w:lang w:eastAsia="en-IN"/>
         </w:rPr>
-        <w:t xml:space="preserve">    ↓ Promotion</w:t>
+        <w:t xml:space="preserve">    ↓ Minor GC</w:t>
       </w:r>
     </w:p>
     <w:p>
@@ -7805,8 +7780,7 @@
           <w:szCs w:val="20"/>
           <w:lang w:eastAsia="en-IN"/>
         </w:rPr>
-        <w:lastRenderedPageBreak/>
-        <w:t xml:space="preserve"> Old Generation</w:t>
+        <w:t xml:space="preserve"> Survivor S1</w:t>
       </w:r>
     </w:p>
     <w:p>
@@ -7844,7 +7818,7 @@
           <w:szCs w:val="20"/>
           <w:lang w:eastAsia="en-IN"/>
         </w:rPr>
-        <w:t xml:space="preserve">    ↓ Major GC</w:t>
+        <w:t xml:space="preserve">    ↓ Promotion</w:t>
       </w:r>
     </w:p>
     <w:p>
@@ -7882,6 +7856,82 @@
           <w:szCs w:val="20"/>
           <w:lang w:eastAsia="en-IN"/>
         </w:rPr>
+        <w:t xml:space="preserve"> Old Generation</w:t>
+      </w:r>
+    </w:p>
+    <w:p>
+      <w:pPr>
+        <w:tabs>
+          <w:tab w:val="left" w:pos="916"/>
+          <w:tab w:val="left" w:pos="1832"/>
+          <w:tab w:val="left" w:pos="2748"/>
+          <w:tab w:val="left" w:pos="3664"/>
+          <w:tab w:val="left" w:pos="4580"/>
+          <w:tab w:val="left" w:pos="5496"/>
+          <w:tab w:val="left" w:pos="6412"/>
+          <w:tab w:val="left" w:pos="7328"/>
+          <w:tab w:val="left" w:pos="8244"/>
+          <w:tab w:val="left" w:pos="9160"/>
+          <w:tab w:val="left" w:pos="10076"/>
+          <w:tab w:val="left" w:pos="10992"/>
+          <w:tab w:val="left" w:pos="11908"/>
+          <w:tab w:val="left" w:pos="12824"/>
+          <w:tab w:val="left" w:pos="13740"/>
+          <w:tab w:val="left" w:pos="14656"/>
+        </w:tabs>
+        <w:spacing w:after="0" w:line="240" w:lineRule="auto"/>
+        <w:rPr>
+          <w:rFonts w:ascii="Courier New" w:eastAsia="Times New Roman" w:hAnsi="Courier New" w:cs="Courier New"/>
+          <w:sz w:val="20"/>
+          <w:szCs w:val="20"/>
+          <w:lang w:eastAsia="en-IN"/>
+        </w:rPr>
+      </w:pPr>
+      <w:r>
+        <w:rPr>
+          <w:rFonts w:ascii="Courier New" w:eastAsia="Times New Roman" w:hAnsi="Courier New" w:cs="Courier New"/>
+          <w:sz w:val="20"/>
+          <w:szCs w:val="20"/>
+          <w:lang w:eastAsia="en-IN"/>
+        </w:rPr>
+        <w:t xml:space="preserve">    ↓ Major GC</w:t>
+      </w:r>
+    </w:p>
+    <w:p>
+      <w:pPr>
+        <w:tabs>
+          <w:tab w:val="left" w:pos="916"/>
+          <w:tab w:val="left" w:pos="1832"/>
+          <w:tab w:val="left" w:pos="2748"/>
+          <w:tab w:val="left" w:pos="3664"/>
+          <w:tab w:val="left" w:pos="4580"/>
+          <w:tab w:val="left" w:pos="5496"/>
+          <w:tab w:val="left" w:pos="6412"/>
+          <w:tab w:val="left" w:pos="7328"/>
+          <w:tab w:val="left" w:pos="8244"/>
+          <w:tab w:val="left" w:pos="9160"/>
+          <w:tab w:val="left" w:pos="10076"/>
+          <w:tab w:val="left" w:pos="10992"/>
+          <w:tab w:val="left" w:pos="11908"/>
+          <w:tab w:val="left" w:pos="12824"/>
+          <w:tab w:val="left" w:pos="13740"/>
+          <w:tab w:val="left" w:pos="14656"/>
+        </w:tabs>
+        <w:spacing w:after="0" w:line="240" w:lineRule="auto"/>
+        <w:rPr>
+          <w:rFonts w:ascii="Courier New" w:eastAsia="Times New Roman" w:hAnsi="Courier New" w:cs="Courier New"/>
+          <w:sz w:val="20"/>
+          <w:szCs w:val="20"/>
+          <w:lang w:eastAsia="en-IN"/>
+        </w:rPr>
+      </w:pPr>
+      <w:r>
+        <w:rPr>
+          <w:rFonts w:ascii="Courier New" w:eastAsia="Times New Roman" w:hAnsi="Courier New" w:cs="Courier New"/>
+          <w:sz w:val="20"/>
+          <w:szCs w:val="20"/>
+          <w:lang w:eastAsia="en-IN"/>
+        </w:rPr>
         <w:t xml:space="preserve"> Reclaimed</w:t>
       </w:r>
     </w:p>
@@ -7935,10 +7985,2313 @@
           <w:lang w:eastAsia="en-IN"/>
         </w:rPr>
       </w:pPr>
+    </w:p>
+    <w:p>
+      <w:pPr>
+        <w:spacing w:before="100" w:beforeAutospacing="1" w:after="100" w:afterAutospacing="1" w:line="240" w:lineRule="auto"/>
+        <w:rPr>
+          <w:rFonts w:ascii="Times New Roman" w:eastAsia="Times New Roman" w:hAnsi="Times New Roman" w:cs="Times New Roman"/>
+          <w:sz w:val="24"/>
+          <w:szCs w:val="24"/>
+          <w:lang w:eastAsia="en-IN"/>
+        </w:rPr>
+      </w:pPr>
+      <w:r>
+        <w:rPr>
+          <w:rFonts w:ascii="Times New Roman" w:eastAsia="Times New Roman" w:hAnsi="Times New Roman" w:cs="Times New Roman"/>
+          <w:sz w:val="24"/>
+          <w:szCs w:val="24"/>
+          <w:highlight w:val="yellow"/>
+          <w:lang w:eastAsia="en-IN"/>
+        </w:rPr>
+        <w:t>Finalize</w:t>
+      </w:r>
+    </w:p>
+    <w:p>
+      <w:pPr>
+        <w:spacing w:before="100" w:beforeAutospacing="1" w:after="100" w:afterAutospacing="1" w:line="240" w:lineRule="auto"/>
+        <w:rPr>
+          <w:rFonts w:ascii="Times New Roman" w:eastAsia="Times New Roman" w:hAnsi="Times New Roman" w:cs="Times New Roman"/>
+          <w:sz w:val="24"/>
+          <w:szCs w:val="24"/>
+          <w:lang w:eastAsia="en-IN"/>
+        </w:rPr>
+      </w:pPr>
+    </w:p>
+    <w:p>
+      <w:pPr>
+        <w:spacing w:before="100" w:beforeAutospacing="1" w:after="100" w:afterAutospacing="1" w:line="240" w:lineRule="auto"/>
+        <w:rPr>
+          <w:rFonts w:ascii="Times New Roman" w:eastAsia="Times New Roman" w:hAnsi="Times New Roman" w:cs="Times New Roman"/>
+          <w:sz w:val="24"/>
+          <w:szCs w:val="24"/>
+          <w:lang w:eastAsia="en-IN"/>
+        </w:rPr>
+      </w:pPr>
+      <w:r>
+        <w:rPr>
+          <w:rFonts w:ascii="Courier New" w:eastAsia="Times New Roman" w:hAnsi="Courier New" w:cs="Courier New"/>
+          <w:sz w:val="20"/>
+          <w:szCs w:val="20"/>
+          <w:lang w:eastAsia="en-IN"/>
+        </w:rPr>
+        <w:lastRenderedPageBreak/>
+        <w:t>finalize()</w:t>
+      </w:r>
+      <w:r>
+        <w:rPr>
+          <w:rFonts w:ascii="Times New Roman" w:eastAsia="Times New Roman" w:hAnsi="Times New Roman" w:cs="Times New Roman"/>
+          <w:sz w:val="24"/>
+          <w:szCs w:val="24"/>
+          <w:lang w:eastAsia="en-IN"/>
+        </w:rPr>
+        <w:t xml:space="preserve"> was deprecated (and later marked for removal) because of several problems, including performance, unpredictability, and security concerns.</w:t>
+      </w:r>
+    </w:p>
+    <w:p>
+      <w:pPr>
+        <w:spacing w:before="100" w:beforeAutospacing="1" w:after="100" w:afterAutospacing="1" w:line="240" w:lineRule="auto"/>
+        <w:outlineLvl w:val="2"/>
+        <w:rPr>
+          <w:rFonts w:ascii="Times New Roman" w:eastAsia="Times New Roman" w:hAnsi="Times New Roman" w:cs="Times New Roman"/>
+          <w:b/>
+          <w:bCs/>
+          <w:sz w:val="27"/>
+          <w:szCs w:val="27"/>
+          <w:lang w:eastAsia="en-IN"/>
+        </w:rPr>
+      </w:pPr>
+      <w:r>
+        <w:rPr>
+          <w:rFonts w:ascii="Times New Roman" w:eastAsia="Times New Roman" w:hAnsi="Times New Roman" w:cs="Times New Roman"/>
+          <w:b/>
+          <w:bCs/>
+          <w:sz w:val="27"/>
+          <w:szCs w:val="27"/>
+          <w:lang w:eastAsia="en-IN"/>
+        </w:rPr>
+        <w:t>Why is it slow?</w:t>
+      </w:r>
+    </w:p>
+    <w:p>
+      <w:pPr>
+        <w:spacing w:before="100" w:beforeAutospacing="1" w:after="100" w:afterAutospacing="1" w:line="240" w:lineRule="auto"/>
+        <w:rPr>
+          <w:rFonts w:ascii="Times New Roman" w:eastAsia="Times New Roman" w:hAnsi="Times New Roman" w:cs="Times New Roman"/>
+          <w:sz w:val="24"/>
+          <w:szCs w:val="24"/>
+          <w:lang w:eastAsia="en-IN"/>
+        </w:rPr>
+      </w:pPr>
+      <w:r>
+        <w:rPr>
+          <w:rFonts w:ascii="Times New Roman" w:eastAsia="Times New Roman" w:hAnsi="Times New Roman" w:cs="Times New Roman"/>
+          <w:sz w:val="24"/>
+          <w:szCs w:val="24"/>
+          <w:lang w:eastAsia="en-IN"/>
+        </w:rPr>
+        <w:t xml:space="preserve">When an object has a </w:t>
+      </w:r>
+      <w:r>
+        <w:rPr>
+          <w:rFonts w:ascii="Courier New" w:eastAsia="Times New Roman" w:hAnsi="Courier New" w:cs="Courier New"/>
+          <w:sz w:val="20"/>
+          <w:szCs w:val="20"/>
+          <w:lang w:eastAsia="en-IN"/>
+        </w:rPr>
+        <w:t>finalize()</w:t>
+      </w:r>
+      <w:r>
+        <w:rPr>
+          <w:rFonts w:ascii="Times New Roman" w:eastAsia="Times New Roman" w:hAnsi="Times New Roman" w:cs="Times New Roman"/>
+          <w:sz w:val="24"/>
+          <w:szCs w:val="24"/>
+          <w:lang w:eastAsia="en-IN"/>
+        </w:rPr>
+        <w:t xml:space="preserve"> method:</w:t>
+      </w:r>
+    </w:p>
+    <w:p>
+      <w:pPr>
+        <w:numPr>
+          <w:ilvl w:val="0"/>
+          <w:numId w:val="5"/>
+        </w:numPr>
+        <w:spacing w:before="100" w:beforeAutospacing="1" w:after="100" w:afterAutospacing="1" w:line="240" w:lineRule="auto"/>
+        <w:rPr>
+          <w:rFonts w:ascii="Times New Roman" w:eastAsia="Times New Roman" w:hAnsi="Times New Roman" w:cs="Times New Roman"/>
+          <w:sz w:val="24"/>
+          <w:szCs w:val="24"/>
+          <w:lang w:eastAsia="en-IN"/>
+        </w:rPr>
+      </w:pPr>
+      <w:r>
+        <w:rPr>
+          <w:rFonts w:ascii="Times New Roman" w:eastAsia="Times New Roman" w:hAnsi="Times New Roman" w:cs="Times New Roman"/>
+          <w:sz w:val="24"/>
+          <w:szCs w:val="24"/>
+          <w:lang w:eastAsia="en-IN"/>
+        </w:rPr>
+        <w:t xml:space="preserve">The object </w:t>
+      </w:r>
+      <w:r>
+        <w:rPr>
+          <w:rFonts w:ascii="Times New Roman" w:eastAsia="Times New Roman" w:hAnsi="Times New Roman" w:cs="Times New Roman"/>
+          <w:b/>
+          <w:bCs/>
+          <w:sz w:val="24"/>
+          <w:szCs w:val="24"/>
+          <w:lang w:eastAsia="en-IN"/>
+        </w:rPr>
+        <w:t>cannot be garbage-collected immediately</w:t>
+      </w:r>
+      <w:r>
+        <w:rPr>
+          <w:rFonts w:ascii="Times New Roman" w:eastAsia="Times New Roman" w:hAnsi="Times New Roman" w:cs="Times New Roman"/>
+          <w:sz w:val="24"/>
+          <w:szCs w:val="24"/>
+          <w:lang w:eastAsia="en-IN"/>
+        </w:rPr>
+        <w:t xml:space="preserve"> when it becomes unreachable. </w:t>
+      </w:r>
+    </w:p>
+    <w:p>
+      <w:pPr>
+        <w:numPr>
+          <w:ilvl w:val="0"/>
+          <w:numId w:val="5"/>
+        </w:numPr>
+        <w:spacing w:before="100" w:beforeAutospacing="1" w:after="100" w:afterAutospacing="1" w:line="240" w:lineRule="auto"/>
+        <w:rPr>
+          <w:rFonts w:ascii="Times New Roman" w:eastAsia="Times New Roman" w:hAnsi="Times New Roman" w:cs="Times New Roman"/>
+          <w:sz w:val="24"/>
+          <w:szCs w:val="24"/>
+          <w:lang w:eastAsia="en-IN"/>
+        </w:rPr>
+      </w:pPr>
+      <w:r>
+        <w:rPr>
+          <w:rFonts w:ascii="Times New Roman" w:eastAsia="Times New Roman" w:hAnsi="Times New Roman" w:cs="Times New Roman"/>
+          <w:sz w:val="24"/>
+          <w:szCs w:val="24"/>
+          <w:lang w:eastAsia="en-IN"/>
+        </w:rPr>
+        <w:t xml:space="preserve">The JVM must first place it on a special finalization queue. </w:t>
+      </w:r>
+    </w:p>
+    <w:p>
+      <w:pPr>
+        <w:numPr>
+          <w:ilvl w:val="0"/>
+          <w:numId w:val="5"/>
+        </w:numPr>
+        <w:spacing w:before="100" w:beforeAutospacing="1" w:after="100" w:afterAutospacing="1" w:line="240" w:lineRule="auto"/>
+        <w:rPr>
+          <w:rFonts w:ascii="Times New Roman" w:eastAsia="Times New Roman" w:hAnsi="Times New Roman" w:cs="Times New Roman"/>
+          <w:sz w:val="24"/>
+          <w:szCs w:val="24"/>
+          <w:lang w:eastAsia="en-IN"/>
+        </w:rPr>
+      </w:pPr>
+      <w:r>
+        <w:rPr>
+          <w:rFonts w:ascii="Times New Roman" w:eastAsia="Times New Roman" w:hAnsi="Times New Roman" w:cs="Times New Roman"/>
+          <w:sz w:val="24"/>
+          <w:szCs w:val="24"/>
+          <w:lang w:eastAsia="en-IN"/>
+        </w:rPr>
+        <w:t xml:space="preserve">A separate finalizer thread later executes </w:t>
+      </w:r>
+      <w:r>
+        <w:rPr>
+          <w:rFonts w:ascii="Courier New" w:eastAsia="Times New Roman" w:hAnsi="Courier New" w:cs="Courier New"/>
+          <w:sz w:val="20"/>
+          <w:szCs w:val="20"/>
+          <w:lang w:eastAsia="en-IN"/>
+        </w:rPr>
+        <w:t>finalize()</w:t>
+      </w:r>
+      <w:r>
+        <w:rPr>
+          <w:rFonts w:ascii="Times New Roman" w:eastAsia="Times New Roman" w:hAnsi="Times New Roman" w:cs="Times New Roman"/>
+          <w:sz w:val="24"/>
+          <w:szCs w:val="24"/>
+          <w:lang w:eastAsia="en-IN"/>
+        </w:rPr>
+        <w:t xml:space="preserve">. </w:t>
+      </w:r>
+    </w:p>
+    <w:p>
+      <w:pPr>
+        <w:numPr>
+          <w:ilvl w:val="0"/>
+          <w:numId w:val="5"/>
+        </w:numPr>
+        <w:spacing w:before="100" w:beforeAutospacing="1" w:after="100" w:afterAutospacing="1" w:line="240" w:lineRule="auto"/>
+        <w:rPr>
+          <w:rFonts w:ascii="Times New Roman" w:eastAsia="Times New Roman" w:hAnsi="Times New Roman" w:cs="Times New Roman"/>
+          <w:sz w:val="24"/>
+          <w:szCs w:val="24"/>
+          <w:lang w:eastAsia="en-IN"/>
+        </w:rPr>
+      </w:pPr>
+      <w:r>
+        <w:rPr>
+          <w:rFonts w:ascii="Times New Roman" w:eastAsia="Times New Roman" w:hAnsi="Times New Roman" w:cs="Times New Roman"/>
+          <w:sz w:val="24"/>
+          <w:szCs w:val="24"/>
+          <w:lang w:eastAsia="en-IN"/>
+        </w:rPr>
+        <w:t xml:space="preserve">Only after finalization completes can the object be reclaimed (unless it resurrects itself). </w:t>
+      </w:r>
+    </w:p>
+    <w:p>
+      <w:pPr>
+        <w:spacing w:before="100" w:beforeAutospacing="1" w:after="100" w:afterAutospacing="1" w:line="240" w:lineRule="auto"/>
+        <w:rPr>
+          <w:rFonts w:ascii="Times New Roman" w:eastAsia="Times New Roman" w:hAnsi="Times New Roman" w:cs="Times New Roman"/>
+          <w:sz w:val="24"/>
+          <w:szCs w:val="24"/>
+          <w:lang w:eastAsia="en-IN"/>
+        </w:rPr>
+      </w:pPr>
+      <w:r>
+        <w:rPr>
+          <w:rFonts w:ascii="Times New Roman" w:eastAsia="Times New Roman" w:hAnsi="Times New Roman" w:cs="Times New Roman"/>
+          <w:sz w:val="24"/>
+          <w:szCs w:val="24"/>
+          <w:lang w:eastAsia="en-IN"/>
+        </w:rPr>
+        <w:t xml:space="preserve">This means at least </w:t>
+      </w:r>
+      <w:r>
+        <w:rPr>
+          <w:rFonts w:ascii="Times New Roman" w:eastAsia="Times New Roman" w:hAnsi="Times New Roman" w:cs="Times New Roman"/>
+          <w:b/>
+          <w:bCs/>
+          <w:sz w:val="24"/>
+          <w:szCs w:val="24"/>
+          <w:lang w:eastAsia="en-IN"/>
+        </w:rPr>
+        <w:t>two GC cycles</w:t>
+      </w:r>
+      <w:r>
+        <w:rPr>
+          <w:rFonts w:ascii="Times New Roman" w:eastAsia="Times New Roman" w:hAnsi="Times New Roman" w:cs="Times New Roman"/>
+          <w:sz w:val="24"/>
+          <w:szCs w:val="24"/>
+          <w:lang w:eastAsia="en-IN"/>
+        </w:rPr>
+        <w:t xml:space="preserve"> may be involved:</w:t>
+      </w:r>
+    </w:p>
+    <w:p>
+      <w:pPr>
+        <w:tabs>
+          <w:tab w:val="left" w:pos="916"/>
+          <w:tab w:val="left" w:pos="1832"/>
+          <w:tab w:val="left" w:pos="2748"/>
+          <w:tab w:val="left" w:pos="3664"/>
+          <w:tab w:val="left" w:pos="4580"/>
+          <w:tab w:val="left" w:pos="5496"/>
+          <w:tab w:val="left" w:pos="6412"/>
+          <w:tab w:val="left" w:pos="7328"/>
+          <w:tab w:val="left" w:pos="8244"/>
+          <w:tab w:val="left" w:pos="9160"/>
+          <w:tab w:val="left" w:pos="10076"/>
+          <w:tab w:val="left" w:pos="10992"/>
+          <w:tab w:val="left" w:pos="11908"/>
+          <w:tab w:val="left" w:pos="12824"/>
+          <w:tab w:val="left" w:pos="13740"/>
+          <w:tab w:val="left" w:pos="14656"/>
+        </w:tabs>
+        <w:spacing w:after="0" w:line="240" w:lineRule="auto"/>
+        <w:rPr>
+          <w:rFonts w:ascii="Courier New" w:eastAsia="Times New Roman" w:hAnsi="Courier New" w:cs="Courier New"/>
+          <w:sz w:val="20"/>
+          <w:szCs w:val="20"/>
+          <w:lang w:eastAsia="en-IN"/>
+        </w:rPr>
+      </w:pPr>
+      <w:r>
+        <w:rPr>
+          <w:rFonts w:ascii="Courier New" w:eastAsia="Times New Roman" w:hAnsi="Courier New" w:cs="Courier New"/>
+          <w:sz w:val="20"/>
+          <w:szCs w:val="20"/>
+          <w:lang w:eastAsia="en-IN"/>
+        </w:rPr>
+        <w:t>Object becomes unreachable</w:t>
+      </w:r>
+      <w:r>
+        <w:rPr>
+          <w:rFonts w:ascii="Courier New" w:eastAsia="Times New Roman" w:hAnsi="Courier New" w:cs="Courier New"/>
+          <w:sz w:val="20"/>
+          <w:szCs w:val="20"/>
+          <w:lang w:eastAsia="en-IN"/>
+        </w:rPr>
+        <w:br/>
+        <w:t xml:space="preserve">        ↓</w:t>
+      </w:r>
+      <w:r>
+        <w:rPr>
+          <w:rFonts w:ascii="Courier New" w:eastAsia="Times New Roman" w:hAnsi="Courier New" w:cs="Courier New"/>
+          <w:sz w:val="20"/>
+          <w:szCs w:val="20"/>
+          <w:lang w:eastAsia="en-IN"/>
+        </w:rPr>
+        <w:br/>
+        <w:t>GC discovers object</w:t>
+      </w:r>
+      <w:r>
+        <w:rPr>
+          <w:rFonts w:ascii="Courier New" w:eastAsia="Times New Roman" w:hAnsi="Courier New" w:cs="Courier New"/>
+          <w:sz w:val="20"/>
+          <w:szCs w:val="20"/>
+          <w:lang w:eastAsia="en-IN"/>
+        </w:rPr>
+        <w:br/>
+        <w:t xml:space="preserve">        ↓</w:t>
+      </w:r>
+      <w:r>
+        <w:rPr>
+          <w:rFonts w:ascii="Courier New" w:eastAsia="Times New Roman" w:hAnsi="Courier New" w:cs="Courier New"/>
+          <w:sz w:val="20"/>
+          <w:szCs w:val="20"/>
+          <w:lang w:eastAsia="en-IN"/>
+        </w:rPr>
+        <w:br/>
+        <w:t>Put on finalization queue</w:t>
+      </w:r>
+      <w:r>
+        <w:rPr>
+          <w:rFonts w:ascii="Courier New" w:eastAsia="Times New Roman" w:hAnsi="Courier New" w:cs="Courier New"/>
+          <w:sz w:val="20"/>
+          <w:szCs w:val="20"/>
+          <w:lang w:eastAsia="en-IN"/>
+        </w:rPr>
+        <w:br/>
+        <w:t xml:space="preserve">        ↓</w:t>
+      </w:r>
+      <w:r>
+        <w:rPr>
+          <w:rFonts w:ascii="Courier New" w:eastAsia="Times New Roman" w:hAnsi="Courier New" w:cs="Courier New"/>
+          <w:sz w:val="20"/>
+          <w:szCs w:val="20"/>
+          <w:lang w:eastAsia="en-IN"/>
+        </w:rPr>
+        <w:br/>
+        <w:t>finalize() runs later</w:t>
+      </w:r>
+      <w:r>
+        <w:rPr>
+          <w:rFonts w:ascii="Courier New" w:eastAsia="Times New Roman" w:hAnsi="Courier New" w:cs="Courier New"/>
+          <w:sz w:val="20"/>
+          <w:szCs w:val="20"/>
+          <w:lang w:eastAsia="en-IN"/>
+        </w:rPr>
+        <w:br/>
+        <w:t xml:space="preserve">        ↓</w:t>
+      </w:r>
+      <w:r>
+        <w:rPr>
+          <w:rFonts w:ascii="Courier New" w:eastAsia="Times New Roman" w:hAnsi="Courier New" w:cs="Courier New"/>
+          <w:sz w:val="20"/>
+          <w:szCs w:val="20"/>
+          <w:lang w:eastAsia="en-IN"/>
+        </w:rPr>
+        <w:br/>
+        <w:t>Next GC reclaims memory</w:t>
+      </w:r>
+    </w:p>
+    <w:p>
+      <w:pPr>
+        <w:spacing w:before="100" w:beforeAutospacing="1" w:after="100" w:afterAutospacing="1" w:line="240" w:lineRule="auto"/>
+        <w:rPr>
+          <w:rFonts w:ascii="Times New Roman" w:eastAsia="Times New Roman" w:hAnsi="Times New Roman" w:cs="Times New Roman"/>
+          <w:sz w:val="24"/>
+          <w:szCs w:val="24"/>
+          <w:lang w:eastAsia="en-IN"/>
+        </w:rPr>
+      </w:pPr>
+      <w:r>
+        <w:rPr>
+          <w:rFonts w:ascii="Times New Roman" w:eastAsia="Times New Roman" w:hAnsi="Times New Roman" w:cs="Times New Roman"/>
+          <w:sz w:val="24"/>
+          <w:szCs w:val="24"/>
+          <w:lang w:eastAsia="en-IN"/>
+        </w:rPr>
+        <w:t>For millions of short-lived objects, this extra processing can significantly increase GC overhead and memory pressure.</w:t>
+      </w:r>
+    </w:p>
+    <w:p>
+      <w:pPr>
+        <w:spacing w:before="100" w:beforeAutospacing="1" w:after="100" w:afterAutospacing="1" w:line="240" w:lineRule="auto"/>
+        <w:outlineLvl w:val="2"/>
+        <w:rPr>
+          <w:rFonts w:ascii="Times New Roman" w:eastAsia="Times New Roman" w:hAnsi="Times New Roman" w:cs="Times New Roman"/>
+          <w:b/>
+          <w:bCs/>
+          <w:sz w:val="27"/>
+          <w:szCs w:val="27"/>
+          <w:lang w:eastAsia="en-IN"/>
+        </w:rPr>
+      </w:pPr>
+      <w:r>
+        <w:rPr>
+          <w:rFonts w:ascii="Times New Roman" w:eastAsia="Times New Roman" w:hAnsi="Times New Roman" w:cs="Times New Roman"/>
+          <w:b/>
+          <w:bCs/>
+          <w:sz w:val="27"/>
+          <w:szCs w:val="27"/>
+          <w:lang w:eastAsia="en-IN"/>
+        </w:rPr>
+        <w:lastRenderedPageBreak/>
+        <w:t>Why is it unpredictable?</w:t>
+      </w:r>
+    </w:p>
+    <w:p>
+      <w:pPr>
+        <w:spacing w:before="100" w:beforeAutospacing="1" w:after="100" w:afterAutospacing="1" w:line="240" w:lineRule="auto"/>
+        <w:rPr>
+          <w:rFonts w:ascii="Times New Roman" w:eastAsia="Times New Roman" w:hAnsi="Times New Roman" w:cs="Times New Roman"/>
+          <w:sz w:val="24"/>
+          <w:szCs w:val="24"/>
+          <w:lang w:eastAsia="en-IN"/>
+        </w:rPr>
+      </w:pPr>
+      <w:r>
+        <w:rPr>
+          <w:rFonts w:ascii="Times New Roman" w:eastAsia="Times New Roman" w:hAnsi="Times New Roman" w:cs="Times New Roman"/>
+          <w:sz w:val="24"/>
+          <w:szCs w:val="24"/>
+          <w:lang w:eastAsia="en-IN"/>
+        </w:rPr>
+        <w:t xml:space="preserve">The JVM makes </w:t>
+      </w:r>
+      <w:r>
+        <w:rPr>
+          <w:rFonts w:ascii="Times New Roman" w:eastAsia="Times New Roman" w:hAnsi="Times New Roman" w:cs="Times New Roman"/>
+          <w:b/>
+          <w:bCs/>
+          <w:sz w:val="24"/>
+          <w:szCs w:val="24"/>
+          <w:lang w:eastAsia="en-IN"/>
+        </w:rPr>
+        <w:t>no guarantee</w:t>
+      </w:r>
+      <w:r>
+        <w:rPr>
+          <w:rFonts w:ascii="Times New Roman" w:eastAsia="Times New Roman" w:hAnsi="Times New Roman" w:cs="Times New Roman"/>
+          <w:sz w:val="24"/>
+          <w:szCs w:val="24"/>
+          <w:lang w:eastAsia="en-IN"/>
+        </w:rPr>
+        <w:t xml:space="preserve"> about when </w:t>
+      </w:r>
+      <w:r>
+        <w:rPr>
+          <w:rFonts w:ascii="Courier New" w:eastAsia="Times New Roman" w:hAnsi="Courier New" w:cs="Courier New"/>
+          <w:sz w:val="20"/>
+          <w:szCs w:val="20"/>
+          <w:lang w:eastAsia="en-IN"/>
+        </w:rPr>
+        <w:t>finalize()</w:t>
+      </w:r>
+      <w:r>
+        <w:rPr>
+          <w:rFonts w:ascii="Times New Roman" w:eastAsia="Times New Roman" w:hAnsi="Times New Roman" w:cs="Times New Roman"/>
+          <w:sz w:val="24"/>
+          <w:szCs w:val="24"/>
+          <w:lang w:eastAsia="en-IN"/>
+        </w:rPr>
+        <w:t xml:space="preserve"> will run.</w:t>
+      </w:r>
+    </w:p>
+    <w:p>
+      <w:pPr>
+        <w:spacing w:before="100" w:beforeAutospacing="1" w:after="100" w:afterAutospacing="1" w:line="240" w:lineRule="auto"/>
+        <w:rPr>
+          <w:rFonts w:ascii="Times New Roman" w:eastAsia="Times New Roman" w:hAnsi="Times New Roman" w:cs="Times New Roman"/>
+          <w:sz w:val="24"/>
+          <w:szCs w:val="24"/>
+          <w:lang w:eastAsia="en-IN"/>
+        </w:rPr>
+      </w:pPr>
+      <w:r>
+        <w:rPr>
+          <w:rFonts w:ascii="Times New Roman" w:eastAsia="Times New Roman" w:hAnsi="Times New Roman" w:cs="Times New Roman"/>
+          <w:sz w:val="24"/>
+          <w:szCs w:val="24"/>
+          <w:lang w:eastAsia="en-IN"/>
+        </w:rPr>
+        <w:t>Example:</w:t>
+      </w:r>
+    </w:p>
+    <w:p>
+      <w:pPr>
+        <w:tabs>
+          <w:tab w:val="left" w:pos="916"/>
+          <w:tab w:val="left" w:pos="1832"/>
+          <w:tab w:val="left" w:pos="2748"/>
+          <w:tab w:val="left" w:pos="3664"/>
+          <w:tab w:val="left" w:pos="4580"/>
+          <w:tab w:val="left" w:pos="5496"/>
+          <w:tab w:val="left" w:pos="6412"/>
+          <w:tab w:val="left" w:pos="7328"/>
+          <w:tab w:val="left" w:pos="8244"/>
+          <w:tab w:val="left" w:pos="9160"/>
+          <w:tab w:val="left" w:pos="10076"/>
+          <w:tab w:val="left" w:pos="10992"/>
+          <w:tab w:val="left" w:pos="11908"/>
+          <w:tab w:val="left" w:pos="12824"/>
+          <w:tab w:val="left" w:pos="13740"/>
+          <w:tab w:val="left" w:pos="14656"/>
+        </w:tabs>
+        <w:spacing w:after="0" w:line="240" w:lineRule="auto"/>
+        <w:rPr>
+          <w:rFonts w:ascii="Courier New" w:eastAsia="Times New Roman" w:hAnsi="Courier New" w:cs="Courier New"/>
+          <w:sz w:val="20"/>
+          <w:szCs w:val="20"/>
+          <w:lang w:eastAsia="en-IN"/>
+        </w:rPr>
+      </w:pPr>
+      <w:r>
+        <w:rPr>
+          <w:rFonts w:ascii="Courier New" w:eastAsia="Times New Roman" w:hAnsi="Courier New" w:cs="Courier New"/>
+          <w:sz w:val="20"/>
+          <w:szCs w:val="20"/>
+          <w:lang w:eastAsia="en-IN"/>
+        </w:rPr>
+        <w:t>class Test {</w:t>
+      </w:r>
+      <w:r>
+        <w:rPr>
+          <w:rFonts w:ascii="Courier New" w:eastAsia="Times New Roman" w:hAnsi="Courier New" w:cs="Courier New"/>
+          <w:sz w:val="20"/>
+          <w:szCs w:val="20"/>
+          <w:lang w:eastAsia="en-IN"/>
+        </w:rPr>
+        <w:br/>
+        <w:t xml:space="preserve">    @Override</w:t>
+      </w:r>
+      <w:r>
+        <w:rPr>
+          <w:rFonts w:ascii="Courier New" w:eastAsia="Times New Roman" w:hAnsi="Courier New" w:cs="Courier New"/>
+          <w:sz w:val="20"/>
+          <w:szCs w:val="20"/>
+          <w:lang w:eastAsia="en-IN"/>
+        </w:rPr>
+        <w:br/>
+        <w:t xml:space="preserve">    protected void finalize() {</w:t>
+      </w:r>
+      <w:r>
+        <w:rPr>
+          <w:rFonts w:ascii="Courier New" w:eastAsia="Times New Roman" w:hAnsi="Courier New" w:cs="Courier New"/>
+          <w:sz w:val="20"/>
+          <w:szCs w:val="20"/>
+          <w:lang w:eastAsia="en-IN"/>
+        </w:rPr>
+        <w:br/>
+        <w:t xml:space="preserve">        System.out.println("finalize called");</w:t>
+      </w:r>
+      <w:r>
+        <w:rPr>
+          <w:rFonts w:ascii="Courier New" w:eastAsia="Times New Roman" w:hAnsi="Courier New" w:cs="Courier New"/>
+          <w:sz w:val="20"/>
+          <w:szCs w:val="20"/>
+          <w:lang w:eastAsia="en-IN"/>
+        </w:rPr>
+        <w:br/>
+        <w:t xml:space="preserve">    }</w:t>
+      </w:r>
+      <w:r>
+        <w:rPr>
+          <w:rFonts w:ascii="Courier New" w:eastAsia="Times New Roman" w:hAnsi="Courier New" w:cs="Courier New"/>
+          <w:sz w:val="20"/>
+          <w:szCs w:val="20"/>
+          <w:lang w:eastAsia="en-IN"/>
+        </w:rPr>
+        <w:br/>
+        <w:t>}</w:t>
+      </w:r>
+      <w:r>
+        <w:rPr>
+          <w:rFonts w:ascii="Courier New" w:eastAsia="Times New Roman" w:hAnsi="Courier New" w:cs="Courier New"/>
+          <w:sz w:val="20"/>
+          <w:szCs w:val="20"/>
+          <w:lang w:eastAsia="en-IN"/>
+        </w:rPr>
+        <w:br/>
+      </w:r>
+      <w:r>
+        <w:rPr>
+          <w:rFonts w:ascii="Courier New" w:eastAsia="Times New Roman" w:hAnsi="Courier New" w:cs="Courier New"/>
+          <w:sz w:val="20"/>
+          <w:szCs w:val="20"/>
+          <w:lang w:eastAsia="en-IN"/>
+        </w:rPr>
+        <w:br/>
+        <w:t>public static void main(String[] args) {</w:t>
+      </w:r>
+      <w:r>
+        <w:rPr>
+          <w:rFonts w:ascii="Courier New" w:eastAsia="Times New Roman" w:hAnsi="Courier New" w:cs="Courier New"/>
+          <w:sz w:val="20"/>
+          <w:szCs w:val="20"/>
+          <w:lang w:eastAsia="en-IN"/>
+        </w:rPr>
+        <w:br/>
+        <w:t xml:space="preserve">    new Test();</w:t>
+      </w:r>
+      <w:r>
+        <w:rPr>
+          <w:rFonts w:ascii="Courier New" w:eastAsia="Times New Roman" w:hAnsi="Courier New" w:cs="Courier New"/>
+          <w:sz w:val="20"/>
+          <w:szCs w:val="20"/>
+          <w:lang w:eastAsia="en-IN"/>
+        </w:rPr>
+        <w:br/>
+        <w:t>}</w:t>
+      </w:r>
+    </w:p>
+    <w:p>
+      <w:pPr>
+        <w:spacing w:before="100" w:beforeAutospacing="1" w:after="100" w:afterAutospacing="1" w:line="240" w:lineRule="auto"/>
+        <w:rPr>
+          <w:rFonts w:ascii="Times New Roman" w:eastAsia="Times New Roman" w:hAnsi="Times New Roman" w:cs="Times New Roman"/>
+          <w:sz w:val="24"/>
+          <w:szCs w:val="24"/>
+          <w:lang w:eastAsia="en-IN"/>
+        </w:rPr>
+      </w:pPr>
+      <w:r>
+        <w:rPr>
+          <w:rFonts w:ascii="Times New Roman" w:eastAsia="Times New Roman" w:hAnsi="Times New Roman" w:cs="Times New Roman"/>
+          <w:sz w:val="24"/>
+          <w:szCs w:val="24"/>
+          <w:lang w:eastAsia="en-IN"/>
+        </w:rPr>
+        <w:t>Possible outcomes:</w:t>
+      </w:r>
+    </w:p>
+    <w:p>
+      <w:pPr>
+        <w:numPr>
+          <w:ilvl w:val="0"/>
+          <w:numId w:val="6"/>
+        </w:numPr>
+        <w:spacing w:before="100" w:beforeAutospacing="1" w:after="100" w:afterAutospacing="1" w:line="240" w:lineRule="auto"/>
+        <w:rPr>
+          <w:rFonts w:ascii="Times New Roman" w:eastAsia="Times New Roman" w:hAnsi="Times New Roman" w:cs="Times New Roman"/>
+          <w:sz w:val="24"/>
+          <w:szCs w:val="24"/>
+          <w:lang w:eastAsia="en-IN"/>
+        </w:rPr>
+      </w:pPr>
+      <w:r>
+        <w:rPr>
+          <w:rFonts w:ascii="Courier New" w:eastAsia="Times New Roman" w:hAnsi="Courier New" w:cs="Courier New"/>
+          <w:sz w:val="20"/>
+          <w:szCs w:val="20"/>
+          <w:lang w:eastAsia="en-IN"/>
+        </w:rPr>
+        <w:t>finalize()</w:t>
+      </w:r>
+      <w:r>
+        <w:rPr>
+          <w:rFonts w:ascii="Times New Roman" w:eastAsia="Times New Roman" w:hAnsi="Times New Roman" w:cs="Times New Roman"/>
+          <w:sz w:val="24"/>
+          <w:szCs w:val="24"/>
+          <w:lang w:eastAsia="en-IN"/>
+        </w:rPr>
+        <w:t xml:space="preserve"> runs immediately. </w:t>
+      </w:r>
+    </w:p>
+    <w:p>
+      <w:pPr>
+        <w:numPr>
+          <w:ilvl w:val="0"/>
+          <w:numId w:val="6"/>
+        </w:numPr>
+        <w:spacing w:before="100" w:beforeAutospacing="1" w:after="100" w:afterAutospacing="1" w:line="240" w:lineRule="auto"/>
+        <w:rPr>
+          <w:rFonts w:ascii="Times New Roman" w:eastAsia="Times New Roman" w:hAnsi="Times New Roman" w:cs="Times New Roman"/>
+          <w:sz w:val="24"/>
+          <w:szCs w:val="24"/>
+          <w:lang w:eastAsia="en-IN"/>
+        </w:rPr>
+      </w:pPr>
+      <w:r>
+        <w:rPr>
+          <w:rFonts w:ascii="Times New Roman" w:eastAsia="Times New Roman" w:hAnsi="Times New Roman" w:cs="Times New Roman"/>
+          <w:sz w:val="24"/>
+          <w:szCs w:val="24"/>
+          <w:lang w:eastAsia="en-IN"/>
+        </w:rPr>
+        <w:t xml:space="preserve">It runs several minutes later. </w:t>
+      </w:r>
+    </w:p>
+    <w:p>
+      <w:pPr>
+        <w:numPr>
+          <w:ilvl w:val="0"/>
+          <w:numId w:val="6"/>
+        </w:numPr>
+        <w:spacing w:before="100" w:beforeAutospacing="1" w:after="100" w:afterAutospacing="1" w:line="240" w:lineRule="auto"/>
+        <w:rPr>
+          <w:rFonts w:ascii="Times New Roman" w:eastAsia="Times New Roman" w:hAnsi="Times New Roman" w:cs="Times New Roman"/>
+          <w:sz w:val="24"/>
+          <w:szCs w:val="24"/>
+          <w:lang w:eastAsia="en-IN"/>
+        </w:rPr>
+      </w:pPr>
+      <w:r>
+        <w:rPr>
+          <w:rFonts w:ascii="Times New Roman" w:eastAsia="Times New Roman" w:hAnsi="Times New Roman" w:cs="Times New Roman"/>
+          <w:sz w:val="24"/>
+          <w:szCs w:val="24"/>
+          <w:lang w:eastAsia="en-IN"/>
+        </w:rPr>
+        <w:t xml:space="preserve">It runs only during JVM shutdown. </w:t>
+      </w:r>
+    </w:p>
+    <w:p>
+      <w:pPr>
+        <w:numPr>
+          <w:ilvl w:val="0"/>
+          <w:numId w:val="6"/>
+        </w:numPr>
+        <w:spacing w:before="100" w:beforeAutospacing="1" w:after="100" w:afterAutospacing="1" w:line="240" w:lineRule="auto"/>
+        <w:rPr>
+          <w:rFonts w:ascii="Times New Roman" w:eastAsia="Times New Roman" w:hAnsi="Times New Roman" w:cs="Times New Roman"/>
+          <w:sz w:val="24"/>
+          <w:szCs w:val="24"/>
+          <w:lang w:eastAsia="en-IN"/>
+        </w:rPr>
+      </w:pPr>
+      <w:r>
+        <w:rPr>
+          <w:rFonts w:ascii="Times New Roman" w:eastAsia="Times New Roman" w:hAnsi="Times New Roman" w:cs="Times New Roman"/>
+          <w:sz w:val="24"/>
+          <w:szCs w:val="24"/>
+          <w:lang w:eastAsia="en-IN"/>
+        </w:rPr>
+        <w:t xml:space="preserve">It never runs before the program exits. </w:t>
+      </w:r>
+    </w:p>
+    <w:p>
+      <w:pPr>
+        <w:spacing w:before="100" w:beforeAutospacing="1" w:after="100" w:afterAutospacing="1" w:line="240" w:lineRule="auto"/>
+        <w:rPr>
+          <w:rFonts w:ascii="Times New Roman" w:eastAsia="Times New Roman" w:hAnsi="Times New Roman" w:cs="Times New Roman"/>
+          <w:sz w:val="24"/>
+          <w:szCs w:val="24"/>
+          <w:lang w:eastAsia="en-IN"/>
+        </w:rPr>
+      </w:pPr>
+      <w:r>
+        <w:rPr>
+          <w:rFonts w:ascii="Times New Roman" w:eastAsia="Times New Roman" w:hAnsi="Times New Roman" w:cs="Times New Roman"/>
+          <w:sz w:val="24"/>
+          <w:szCs w:val="24"/>
+          <w:lang w:eastAsia="en-IN"/>
+        </w:rPr>
+        <w:t>You cannot safely use it for:</w:t>
+      </w:r>
+    </w:p>
+    <w:p>
+      <w:pPr>
+        <w:numPr>
+          <w:ilvl w:val="0"/>
+          <w:numId w:val="7"/>
+        </w:numPr>
+        <w:spacing w:before="100" w:beforeAutospacing="1" w:after="100" w:afterAutospacing="1" w:line="240" w:lineRule="auto"/>
+        <w:rPr>
+          <w:rFonts w:ascii="Times New Roman" w:eastAsia="Times New Roman" w:hAnsi="Times New Roman" w:cs="Times New Roman"/>
+          <w:sz w:val="24"/>
+          <w:szCs w:val="24"/>
+          <w:lang w:eastAsia="en-IN"/>
+        </w:rPr>
+      </w:pPr>
+      <w:r>
+        <w:rPr>
+          <w:rFonts w:ascii="Times New Roman" w:eastAsia="Times New Roman" w:hAnsi="Times New Roman" w:cs="Times New Roman"/>
+          <w:sz w:val="24"/>
+          <w:szCs w:val="24"/>
+          <w:lang w:eastAsia="en-IN"/>
+        </w:rPr>
+        <w:lastRenderedPageBreak/>
+        <w:t xml:space="preserve">Closing files </w:t>
+      </w:r>
+    </w:p>
+    <w:p>
+      <w:pPr>
+        <w:numPr>
+          <w:ilvl w:val="0"/>
+          <w:numId w:val="7"/>
+        </w:numPr>
+        <w:spacing w:before="100" w:beforeAutospacing="1" w:after="100" w:afterAutospacing="1" w:line="240" w:lineRule="auto"/>
+        <w:rPr>
+          <w:rFonts w:ascii="Times New Roman" w:eastAsia="Times New Roman" w:hAnsi="Times New Roman" w:cs="Times New Roman"/>
+          <w:sz w:val="24"/>
+          <w:szCs w:val="24"/>
+          <w:lang w:eastAsia="en-IN"/>
+        </w:rPr>
+      </w:pPr>
+      <w:r>
+        <w:rPr>
+          <w:rFonts w:ascii="Times New Roman" w:eastAsia="Times New Roman" w:hAnsi="Times New Roman" w:cs="Times New Roman"/>
+          <w:sz w:val="24"/>
+          <w:szCs w:val="24"/>
+          <w:lang w:eastAsia="en-IN"/>
+        </w:rPr>
+        <w:t xml:space="preserve">Releasing database connections </w:t>
+      </w:r>
+    </w:p>
+    <w:p>
+      <w:pPr>
+        <w:numPr>
+          <w:ilvl w:val="0"/>
+          <w:numId w:val="7"/>
+        </w:numPr>
+        <w:spacing w:before="100" w:beforeAutospacing="1" w:after="100" w:afterAutospacing="1" w:line="240" w:lineRule="auto"/>
+        <w:rPr>
+          <w:rFonts w:ascii="Times New Roman" w:eastAsia="Times New Roman" w:hAnsi="Times New Roman" w:cs="Times New Roman"/>
+          <w:sz w:val="24"/>
+          <w:szCs w:val="24"/>
+          <w:lang w:eastAsia="en-IN"/>
+        </w:rPr>
+      </w:pPr>
+      <w:r>
+        <w:rPr>
+          <w:rFonts w:ascii="Times New Roman" w:eastAsia="Times New Roman" w:hAnsi="Times New Roman" w:cs="Times New Roman"/>
+          <w:sz w:val="24"/>
+          <w:szCs w:val="24"/>
+          <w:lang w:eastAsia="en-IN"/>
+        </w:rPr>
+        <w:t xml:space="preserve">Releasing sockets </w:t>
+      </w:r>
+    </w:p>
+    <w:p>
+      <w:pPr>
+        <w:numPr>
+          <w:ilvl w:val="0"/>
+          <w:numId w:val="7"/>
+        </w:numPr>
+        <w:spacing w:before="100" w:beforeAutospacing="1" w:after="100" w:afterAutospacing="1" w:line="240" w:lineRule="auto"/>
+        <w:rPr>
+          <w:rFonts w:ascii="Times New Roman" w:eastAsia="Times New Roman" w:hAnsi="Times New Roman" w:cs="Times New Roman"/>
+          <w:sz w:val="24"/>
+          <w:szCs w:val="24"/>
+          <w:lang w:eastAsia="en-IN"/>
+        </w:rPr>
+      </w:pPr>
+      <w:r>
+        <w:rPr>
+          <w:rFonts w:ascii="Times New Roman" w:eastAsia="Times New Roman" w:hAnsi="Times New Roman" w:cs="Times New Roman"/>
+          <w:sz w:val="24"/>
+          <w:szCs w:val="24"/>
+          <w:lang w:eastAsia="en-IN"/>
+        </w:rPr>
+        <w:t xml:space="preserve">Releasing locks </w:t>
+      </w:r>
+    </w:p>
+    <w:p>
+      <w:pPr>
+        <w:spacing w:before="100" w:beforeAutospacing="1" w:after="100" w:afterAutospacing="1" w:line="240" w:lineRule="auto"/>
+        <w:rPr>
+          <w:rFonts w:ascii="Times New Roman" w:eastAsia="Times New Roman" w:hAnsi="Times New Roman" w:cs="Times New Roman"/>
+          <w:sz w:val="24"/>
+          <w:szCs w:val="24"/>
+          <w:lang w:eastAsia="en-IN"/>
+        </w:rPr>
+      </w:pPr>
+      <w:r>
+        <w:rPr>
+          <w:rFonts w:ascii="Times New Roman" w:eastAsia="Times New Roman" w:hAnsi="Times New Roman" w:cs="Times New Roman"/>
+          <w:sz w:val="24"/>
+          <w:szCs w:val="24"/>
+          <w:lang w:eastAsia="en-IN"/>
+        </w:rPr>
+        <w:t>because you don't know when (or if) cleanup will happen.</w:t>
+      </w:r>
+    </w:p>
+    <w:p>
+      <w:pPr>
+        <w:spacing w:before="100" w:beforeAutospacing="1" w:after="100" w:afterAutospacing="1" w:line="240" w:lineRule="auto"/>
+        <w:outlineLvl w:val="2"/>
+        <w:rPr>
+          <w:rFonts w:ascii="Times New Roman" w:eastAsia="Times New Roman" w:hAnsi="Times New Roman" w:cs="Times New Roman"/>
+          <w:b/>
+          <w:bCs/>
+          <w:sz w:val="27"/>
+          <w:szCs w:val="27"/>
+          <w:lang w:eastAsia="en-IN"/>
+        </w:rPr>
+      </w:pPr>
+      <w:r>
+        <w:rPr>
+          <w:rFonts w:ascii="Times New Roman" w:eastAsia="Times New Roman" w:hAnsi="Times New Roman" w:cs="Times New Roman"/>
+          <w:b/>
+          <w:bCs/>
+          <w:sz w:val="27"/>
+          <w:szCs w:val="27"/>
+          <w:lang w:eastAsia="en-IN"/>
+        </w:rPr>
+        <w:t>Example of the danger</w:t>
+      </w:r>
+    </w:p>
+    <w:p>
+      <w:pPr>
+        <w:tabs>
+          <w:tab w:val="left" w:pos="916"/>
+          <w:tab w:val="left" w:pos="1832"/>
+          <w:tab w:val="left" w:pos="2748"/>
+          <w:tab w:val="left" w:pos="3664"/>
+          <w:tab w:val="left" w:pos="4580"/>
+          <w:tab w:val="left" w:pos="5496"/>
+          <w:tab w:val="left" w:pos="6412"/>
+          <w:tab w:val="left" w:pos="7328"/>
+          <w:tab w:val="left" w:pos="8244"/>
+          <w:tab w:val="left" w:pos="9160"/>
+          <w:tab w:val="left" w:pos="10076"/>
+          <w:tab w:val="left" w:pos="10992"/>
+          <w:tab w:val="left" w:pos="11908"/>
+          <w:tab w:val="left" w:pos="12824"/>
+          <w:tab w:val="left" w:pos="13740"/>
+          <w:tab w:val="left" w:pos="14656"/>
+        </w:tabs>
+        <w:spacing w:after="0" w:line="240" w:lineRule="auto"/>
+        <w:rPr>
+          <w:rFonts w:ascii="Courier New" w:eastAsia="Times New Roman" w:hAnsi="Courier New" w:cs="Courier New"/>
+          <w:sz w:val="20"/>
+          <w:szCs w:val="20"/>
+          <w:lang w:eastAsia="en-IN"/>
+        </w:rPr>
+      </w:pPr>
+      <w:r>
+        <w:rPr>
+          <w:rFonts w:ascii="Courier New" w:eastAsia="Times New Roman" w:hAnsi="Courier New" w:cs="Courier New"/>
+          <w:sz w:val="20"/>
+          <w:szCs w:val="20"/>
+          <w:lang w:eastAsia="en-IN"/>
+        </w:rPr>
+        <w:t>FileInputStream fis = new FileInputStream("data.txt");</w:t>
+      </w:r>
+    </w:p>
+    <w:p>
+      <w:pPr>
+        <w:spacing w:before="100" w:beforeAutospacing="1" w:after="100" w:afterAutospacing="1" w:line="240" w:lineRule="auto"/>
+        <w:rPr>
+          <w:rFonts w:ascii="Times New Roman" w:eastAsia="Times New Roman" w:hAnsi="Times New Roman" w:cs="Times New Roman"/>
+          <w:sz w:val="24"/>
+          <w:szCs w:val="24"/>
+          <w:lang w:eastAsia="en-IN"/>
+        </w:rPr>
+      </w:pPr>
+      <w:r>
+        <w:rPr>
+          <w:rFonts w:ascii="Times New Roman" w:eastAsia="Times New Roman" w:hAnsi="Times New Roman" w:cs="Times New Roman"/>
+          <w:sz w:val="24"/>
+          <w:szCs w:val="24"/>
+          <w:lang w:eastAsia="en-IN"/>
+        </w:rPr>
+        <w:t>If you rely on:</w:t>
+      </w:r>
+    </w:p>
+    <w:p>
+      <w:pPr>
+        <w:tabs>
+          <w:tab w:val="left" w:pos="916"/>
+          <w:tab w:val="left" w:pos="1832"/>
+          <w:tab w:val="left" w:pos="2748"/>
+          <w:tab w:val="left" w:pos="3664"/>
+          <w:tab w:val="left" w:pos="4580"/>
+          <w:tab w:val="left" w:pos="5496"/>
+          <w:tab w:val="left" w:pos="6412"/>
+          <w:tab w:val="left" w:pos="7328"/>
+          <w:tab w:val="left" w:pos="8244"/>
+          <w:tab w:val="left" w:pos="9160"/>
+          <w:tab w:val="left" w:pos="10076"/>
+          <w:tab w:val="left" w:pos="10992"/>
+          <w:tab w:val="left" w:pos="11908"/>
+          <w:tab w:val="left" w:pos="12824"/>
+          <w:tab w:val="left" w:pos="13740"/>
+          <w:tab w:val="left" w:pos="14656"/>
+        </w:tabs>
+        <w:spacing w:after="0" w:line="240" w:lineRule="auto"/>
+        <w:rPr>
+          <w:rFonts w:ascii="Courier New" w:eastAsia="Times New Roman" w:hAnsi="Courier New" w:cs="Courier New"/>
+          <w:sz w:val="20"/>
+          <w:szCs w:val="20"/>
+          <w:lang w:eastAsia="en-IN"/>
+        </w:rPr>
+      </w:pPr>
+      <w:r>
+        <w:rPr>
+          <w:rFonts w:ascii="Courier New" w:eastAsia="Times New Roman" w:hAnsi="Courier New" w:cs="Courier New"/>
+          <w:sz w:val="20"/>
+          <w:szCs w:val="20"/>
+          <w:lang w:eastAsia="en-IN"/>
+        </w:rPr>
+        <w:t>protected void finalize() {</w:t>
+      </w:r>
+      <w:r>
+        <w:rPr>
+          <w:rFonts w:ascii="Courier New" w:eastAsia="Times New Roman" w:hAnsi="Courier New" w:cs="Courier New"/>
+          <w:sz w:val="20"/>
+          <w:szCs w:val="20"/>
+          <w:lang w:eastAsia="en-IN"/>
+        </w:rPr>
+        <w:br/>
+        <w:t xml:space="preserve">    fis.close();</w:t>
+      </w:r>
+      <w:r>
+        <w:rPr>
+          <w:rFonts w:ascii="Courier New" w:eastAsia="Times New Roman" w:hAnsi="Courier New" w:cs="Courier New"/>
+          <w:sz w:val="20"/>
+          <w:szCs w:val="20"/>
+          <w:lang w:eastAsia="en-IN"/>
+        </w:rPr>
+        <w:br/>
+        <w:t>}</w:t>
+      </w:r>
+    </w:p>
+    <w:p>
+      <w:pPr>
+        <w:spacing w:before="100" w:beforeAutospacing="1" w:after="100" w:afterAutospacing="1" w:line="240" w:lineRule="auto"/>
+        <w:rPr>
+          <w:rFonts w:ascii="Times New Roman" w:eastAsia="Times New Roman" w:hAnsi="Times New Roman" w:cs="Times New Roman"/>
+          <w:sz w:val="24"/>
+          <w:szCs w:val="24"/>
+          <w:lang w:eastAsia="en-IN"/>
+        </w:rPr>
+      </w:pPr>
+      <w:r>
+        <w:rPr>
+          <w:rFonts w:ascii="Times New Roman" w:eastAsia="Times New Roman" w:hAnsi="Times New Roman" w:cs="Times New Roman"/>
+          <w:sz w:val="24"/>
+          <w:szCs w:val="24"/>
+          <w:lang w:eastAsia="en-IN"/>
+        </w:rPr>
+        <w:t>the file descriptor may remain open for an unknown amount of time, eventually causing:</w:t>
+      </w:r>
+    </w:p>
+    <w:p>
+      <w:pPr>
+        <w:tabs>
+          <w:tab w:val="left" w:pos="916"/>
+          <w:tab w:val="left" w:pos="1832"/>
+          <w:tab w:val="left" w:pos="2748"/>
+          <w:tab w:val="left" w:pos="3664"/>
+          <w:tab w:val="left" w:pos="4580"/>
+          <w:tab w:val="left" w:pos="5496"/>
+          <w:tab w:val="left" w:pos="6412"/>
+          <w:tab w:val="left" w:pos="7328"/>
+          <w:tab w:val="left" w:pos="8244"/>
+          <w:tab w:val="left" w:pos="9160"/>
+          <w:tab w:val="left" w:pos="10076"/>
+          <w:tab w:val="left" w:pos="10992"/>
+          <w:tab w:val="left" w:pos="11908"/>
+          <w:tab w:val="left" w:pos="12824"/>
+          <w:tab w:val="left" w:pos="13740"/>
+          <w:tab w:val="left" w:pos="14656"/>
+        </w:tabs>
+        <w:spacing w:after="0" w:line="240" w:lineRule="auto"/>
+        <w:rPr>
+          <w:rFonts w:ascii="Courier New" w:eastAsia="Times New Roman" w:hAnsi="Courier New" w:cs="Courier New"/>
+          <w:sz w:val="20"/>
+          <w:szCs w:val="20"/>
+          <w:lang w:eastAsia="en-IN"/>
+        </w:rPr>
+      </w:pPr>
+      <w:r>
+        <w:rPr>
+          <w:rFonts w:ascii="Courier New" w:eastAsia="Times New Roman" w:hAnsi="Courier New" w:cs="Courier New"/>
+          <w:sz w:val="20"/>
+          <w:szCs w:val="20"/>
+          <w:lang w:eastAsia="en-IN"/>
+        </w:rPr>
+        <w:t>Too many open files</w:t>
+      </w:r>
+    </w:p>
+    <w:p>
+      <w:pPr>
+        <w:spacing w:before="100" w:beforeAutospacing="1" w:after="100" w:afterAutospacing="1" w:line="240" w:lineRule="auto"/>
+        <w:rPr>
+          <w:rFonts w:ascii="Times New Roman" w:eastAsia="Times New Roman" w:hAnsi="Times New Roman" w:cs="Times New Roman"/>
+          <w:sz w:val="24"/>
+          <w:szCs w:val="24"/>
+          <w:lang w:eastAsia="en-IN"/>
+        </w:rPr>
+      </w:pPr>
+      <w:r>
+        <w:rPr>
+          <w:rFonts w:ascii="Times New Roman" w:eastAsia="Times New Roman" w:hAnsi="Times New Roman" w:cs="Times New Roman"/>
+          <w:sz w:val="24"/>
+          <w:szCs w:val="24"/>
+          <w:lang w:eastAsia="en-IN"/>
+        </w:rPr>
+        <w:t>even though objects are no longer referenced.</w:t>
+      </w:r>
+    </w:p>
+    <w:p>
+      <w:pPr>
+        <w:spacing w:before="100" w:beforeAutospacing="1" w:after="100" w:afterAutospacing="1" w:line="240" w:lineRule="auto"/>
+        <w:outlineLvl w:val="2"/>
+        <w:rPr>
+          <w:rFonts w:ascii="Times New Roman" w:eastAsia="Times New Roman" w:hAnsi="Times New Roman" w:cs="Times New Roman"/>
+          <w:b/>
+          <w:bCs/>
+          <w:sz w:val="27"/>
+          <w:szCs w:val="27"/>
+          <w:lang w:eastAsia="en-IN"/>
+        </w:rPr>
+      </w:pPr>
+      <w:r>
+        <w:rPr>
+          <w:rFonts w:ascii="Times New Roman" w:eastAsia="Times New Roman" w:hAnsi="Times New Roman" w:cs="Times New Roman"/>
+          <w:b/>
+          <w:bCs/>
+          <w:sz w:val="27"/>
+          <w:szCs w:val="27"/>
+          <w:lang w:eastAsia="en-IN"/>
+        </w:rPr>
+        <w:t>Why is it unsafe?</w:t>
+      </w:r>
+    </w:p>
+    <w:p>
+      <w:pPr>
+        <w:spacing w:before="100" w:beforeAutospacing="1" w:after="100" w:afterAutospacing="1" w:line="240" w:lineRule="auto"/>
+        <w:rPr>
+          <w:rFonts w:ascii="Times New Roman" w:eastAsia="Times New Roman" w:hAnsi="Times New Roman" w:cs="Times New Roman"/>
+          <w:sz w:val="24"/>
+          <w:szCs w:val="24"/>
+          <w:lang w:eastAsia="en-IN"/>
+        </w:rPr>
+      </w:pPr>
+      <w:r>
+        <w:rPr>
+          <w:rFonts w:ascii="Times New Roman" w:eastAsia="Times New Roman" w:hAnsi="Times New Roman" w:cs="Times New Roman"/>
+          <w:sz w:val="24"/>
+          <w:szCs w:val="24"/>
+          <w:lang w:eastAsia="en-IN"/>
+        </w:rPr>
+        <w:lastRenderedPageBreak/>
+        <w:t xml:space="preserve">An object can resurrect itself inside </w:t>
+      </w:r>
+      <w:r>
+        <w:rPr>
+          <w:rFonts w:ascii="Courier New" w:eastAsia="Times New Roman" w:hAnsi="Courier New" w:cs="Courier New"/>
+          <w:sz w:val="20"/>
+          <w:szCs w:val="20"/>
+          <w:lang w:eastAsia="en-IN"/>
+        </w:rPr>
+        <w:t>finalize()</w:t>
+      </w:r>
+      <w:r>
+        <w:rPr>
+          <w:rFonts w:ascii="Times New Roman" w:eastAsia="Times New Roman" w:hAnsi="Times New Roman" w:cs="Times New Roman"/>
+          <w:sz w:val="24"/>
+          <w:szCs w:val="24"/>
+          <w:lang w:eastAsia="en-IN"/>
+        </w:rPr>
+        <w:t>:</w:t>
+      </w:r>
+    </w:p>
+    <w:p>
+      <w:pPr>
+        <w:tabs>
+          <w:tab w:val="left" w:pos="916"/>
+          <w:tab w:val="left" w:pos="1832"/>
+          <w:tab w:val="left" w:pos="2748"/>
+          <w:tab w:val="left" w:pos="3664"/>
+          <w:tab w:val="left" w:pos="4580"/>
+          <w:tab w:val="left" w:pos="5496"/>
+          <w:tab w:val="left" w:pos="6412"/>
+          <w:tab w:val="left" w:pos="7328"/>
+          <w:tab w:val="left" w:pos="8244"/>
+          <w:tab w:val="left" w:pos="9160"/>
+          <w:tab w:val="left" w:pos="10076"/>
+          <w:tab w:val="left" w:pos="10992"/>
+          <w:tab w:val="left" w:pos="11908"/>
+          <w:tab w:val="left" w:pos="12824"/>
+          <w:tab w:val="left" w:pos="13740"/>
+          <w:tab w:val="left" w:pos="14656"/>
+        </w:tabs>
+        <w:spacing w:after="0" w:line="240" w:lineRule="auto"/>
+        <w:rPr>
+          <w:rFonts w:ascii="Courier New" w:eastAsia="Times New Roman" w:hAnsi="Courier New" w:cs="Courier New"/>
+          <w:sz w:val="20"/>
+          <w:szCs w:val="20"/>
+          <w:lang w:eastAsia="en-IN"/>
+        </w:rPr>
+      </w:pPr>
+      <w:r>
+        <w:rPr>
+          <w:rFonts w:ascii="Courier New" w:eastAsia="Times New Roman" w:hAnsi="Courier New" w:cs="Courier New"/>
+          <w:sz w:val="20"/>
+          <w:szCs w:val="20"/>
+          <w:lang w:eastAsia="en-IN"/>
+        </w:rPr>
+        <w:t>class Zombie {</w:t>
+      </w:r>
+      <w:r>
+        <w:rPr>
+          <w:rFonts w:ascii="Courier New" w:eastAsia="Times New Roman" w:hAnsi="Courier New" w:cs="Courier New"/>
+          <w:sz w:val="20"/>
+          <w:szCs w:val="20"/>
+          <w:lang w:eastAsia="en-IN"/>
+        </w:rPr>
+        <w:br/>
+        <w:t xml:space="preserve">    static Zombie saved;</w:t>
+      </w:r>
+      <w:r>
+        <w:rPr>
+          <w:rFonts w:ascii="Courier New" w:eastAsia="Times New Roman" w:hAnsi="Courier New" w:cs="Courier New"/>
+          <w:sz w:val="20"/>
+          <w:szCs w:val="20"/>
+          <w:lang w:eastAsia="en-IN"/>
+        </w:rPr>
+        <w:br/>
+      </w:r>
+      <w:r>
+        <w:rPr>
+          <w:rFonts w:ascii="Courier New" w:eastAsia="Times New Roman" w:hAnsi="Courier New" w:cs="Courier New"/>
+          <w:sz w:val="20"/>
+          <w:szCs w:val="20"/>
+          <w:lang w:eastAsia="en-IN"/>
+        </w:rPr>
+        <w:br/>
+        <w:t xml:space="preserve">    @Override</w:t>
+      </w:r>
+      <w:r>
+        <w:rPr>
+          <w:rFonts w:ascii="Courier New" w:eastAsia="Times New Roman" w:hAnsi="Courier New" w:cs="Courier New"/>
+          <w:sz w:val="20"/>
+          <w:szCs w:val="20"/>
+          <w:lang w:eastAsia="en-IN"/>
+        </w:rPr>
+        <w:br/>
+        <w:t xml:space="preserve">    protected void finalize() {</w:t>
+      </w:r>
+      <w:r>
+        <w:rPr>
+          <w:rFonts w:ascii="Courier New" w:eastAsia="Times New Roman" w:hAnsi="Courier New" w:cs="Courier New"/>
+          <w:sz w:val="20"/>
+          <w:szCs w:val="20"/>
+          <w:lang w:eastAsia="en-IN"/>
+        </w:rPr>
+        <w:br/>
+        <w:t xml:space="preserve">        saved = this;  // object becomes reachable again</w:t>
+      </w:r>
+      <w:r>
+        <w:rPr>
+          <w:rFonts w:ascii="Courier New" w:eastAsia="Times New Roman" w:hAnsi="Courier New" w:cs="Courier New"/>
+          <w:sz w:val="20"/>
+          <w:szCs w:val="20"/>
+          <w:lang w:eastAsia="en-IN"/>
+        </w:rPr>
+        <w:br/>
+        <w:t xml:space="preserve">    }</w:t>
+      </w:r>
+      <w:r>
+        <w:rPr>
+          <w:rFonts w:ascii="Courier New" w:eastAsia="Times New Roman" w:hAnsi="Courier New" w:cs="Courier New"/>
+          <w:sz w:val="20"/>
+          <w:szCs w:val="20"/>
+          <w:lang w:eastAsia="en-IN"/>
+        </w:rPr>
+        <w:br/>
+        <w:t>}</w:t>
+      </w:r>
+    </w:p>
+    <w:p>
+      <w:pPr>
+        <w:spacing w:before="100" w:beforeAutospacing="1" w:after="100" w:afterAutospacing="1" w:line="240" w:lineRule="auto"/>
+        <w:rPr>
+          <w:rFonts w:ascii="Times New Roman" w:eastAsia="Times New Roman" w:hAnsi="Times New Roman" w:cs="Times New Roman"/>
+          <w:sz w:val="24"/>
+          <w:szCs w:val="24"/>
+          <w:lang w:eastAsia="en-IN"/>
+        </w:rPr>
+      </w:pPr>
+      <w:r>
+        <w:rPr>
+          <w:rFonts w:ascii="Times New Roman" w:eastAsia="Times New Roman" w:hAnsi="Times New Roman" w:cs="Times New Roman"/>
+          <w:sz w:val="24"/>
+          <w:szCs w:val="24"/>
+          <w:lang w:eastAsia="en-IN"/>
+        </w:rPr>
+        <w:t>Now the object survives garbage collection unexpectedly, making memory management harder to reason about.</w:t>
+      </w:r>
+    </w:p>
+    <w:p>
+      <w:pPr>
+        <w:spacing w:before="100" w:beforeAutospacing="1" w:after="100" w:afterAutospacing="1" w:line="240" w:lineRule="auto"/>
+        <w:outlineLvl w:val="2"/>
+        <w:rPr>
+          <w:rFonts w:ascii="Times New Roman" w:eastAsia="Times New Roman" w:hAnsi="Times New Roman" w:cs="Times New Roman"/>
+          <w:b/>
+          <w:bCs/>
+          <w:sz w:val="27"/>
+          <w:szCs w:val="27"/>
+          <w:lang w:eastAsia="en-IN"/>
+        </w:rPr>
+      </w:pPr>
+      <w:r>
+        <w:rPr>
+          <w:rFonts w:ascii="Times New Roman" w:eastAsia="Times New Roman" w:hAnsi="Times New Roman" w:cs="Times New Roman"/>
+          <w:b/>
+          <w:bCs/>
+          <w:sz w:val="27"/>
+          <w:szCs w:val="27"/>
+          <w:lang w:eastAsia="en-IN"/>
+        </w:rPr>
+        <w:t>Modern alternatives</w:t>
+      </w:r>
+    </w:p>
+    <w:p>
+      <w:pPr>
+        <w:spacing w:before="100" w:beforeAutospacing="1" w:after="100" w:afterAutospacing="1" w:line="240" w:lineRule="auto"/>
+        <w:rPr>
+          <w:rFonts w:ascii="Times New Roman" w:eastAsia="Times New Roman" w:hAnsi="Times New Roman" w:cs="Times New Roman"/>
+          <w:sz w:val="24"/>
+          <w:szCs w:val="24"/>
+          <w:lang w:eastAsia="en-IN"/>
+        </w:rPr>
+      </w:pPr>
+      <w:r>
+        <w:rPr>
+          <w:rFonts w:ascii="Times New Roman" w:eastAsia="Times New Roman" w:hAnsi="Times New Roman" w:cs="Times New Roman"/>
+          <w:sz w:val="24"/>
+          <w:szCs w:val="24"/>
+          <w:lang w:eastAsia="en-IN"/>
+        </w:rPr>
+        <w:t>Use:</w:t>
+      </w:r>
+    </w:p>
+    <w:p>
+      <w:pPr>
+        <w:numPr>
+          <w:ilvl w:val="0"/>
+          <w:numId w:val="8"/>
+        </w:numPr>
+        <w:spacing w:before="100" w:beforeAutospacing="1" w:after="100" w:afterAutospacing="1" w:line="240" w:lineRule="auto"/>
+        <w:rPr>
+          <w:rFonts w:ascii="Times New Roman" w:eastAsia="Times New Roman" w:hAnsi="Times New Roman" w:cs="Times New Roman"/>
+          <w:sz w:val="24"/>
+          <w:szCs w:val="24"/>
+          <w:lang w:eastAsia="en-IN"/>
+        </w:rPr>
+      </w:pPr>
+      <w:r>
+        <w:rPr>
+          <w:rFonts w:ascii="Courier New" w:eastAsia="Times New Roman" w:hAnsi="Courier New" w:cs="Courier New"/>
+          <w:sz w:val="20"/>
+          <w:szCs w:val="20"/>
+          <w:lang w:eastAsia="en-IN"/>
+        </w:rPr>
+        <w:t>try-with-resources</w:t>
+      </w:r>
+      <w:r>
+        <w:rPr>
+          <w:rFonts w:ascii="Times New Roman" w:eastAsia="Times New Roman" w:hAnsi="Times New Roman" w:cs="Times New Roman"/>
+          <w:sz w:val="24"/>
+          <w:szCs w:val="24"/>
+          <w:lang w:eastAsia="en-IN"/>
+        </w:rPr>
+        <w:t xml:space="preserve"> </w:t>
+      </w:r>
+    </w:p>
+    <w:p>
+      <w:pPr>
+        <w:numPr>
+          <w:ilvl w:val="0"/>
+          <w:numId w:val="8"/>
+        </w:numPr>
+        <w:spacing w:before="100" w:beforeAutospacing="1" w:after="100" w:afterAutospacing="1" w:line="240" w:lineRule="auto"/>
+        <w:rPr>
+          <w:rFonts w:ascii="Times New Roman" w:eastAsia="Times New Roman" w:hAnsi="Times New Roman" w:cs="Times New Roman"/>
+          <w:sz w:val="24"/>
+          <w:szCs w:val="24"/>
+          <w:lang w:eastAsia="en-IN"/>
+        </w:rPr>
+      </w:pPr>
+      <w:r>
+        <w:rPr>
+          <w:rFonts w:ascii="Courier New" w:eastAsia="Times New Roman" w:hAnsi="Courier New" w:cs="Courier New"/>
+          <w:sz w:val="20"/>
+          <w:szCs w:val="20"/>
+          <w:lang w:eastAsia="en-IN"/>
+        </w:rPr>
+        <w:t>AutoCloseable</w:t>
+      </w:r>
+      <w:r>
+        <w:rPr>
+          <w:rFonts w:ascii="Times New Roman" w:eastAsia="Times New Roman" w:hAnsi="Times New Roman" w:cs="Times New Roman"/>
+          <w:sz w:val="24"/>
+          <w:szCs w:val="24"/>
+          <w:lang w:eastAsia="en-IN"/>
+        </w:rPr>
+        <w:t xml:space="preserve"> </w:t>
+      </w:r>
+    </w:p>
+    <w:p>
+      <w:pPr>
+        <w:numPr>
+          <w:ilvl w:val="0"/>
+          <w:numId w:val="8"/>
+        </w:numPr>
+        <w:spacing w:before="100" w:beforeAutospacing="1" w:after="100" w:afterAutospacing="1" w:line="240" w:lineRule="auto"/>
+        <w:rPr>
+          <w:rFonts w:ascii="Times New Roman" w:eastAsia="Times New Roman" w:hAnsi="Times New Roman" w:cs="Times New Roman"/>
+          <w:sz w:val="24"/>
+          <w:szCs w:val="24"/>
+          <w:lang w:eastAsia="en-IN"/>
+        </w:rPr>
+      </w:pPr>
+      <w:r>
+        <w:rPr>
+          <w:rFonts w:ascii="Courier New" w:eastAsia="Times New Roman" w:hAnsi="Courier New" w:cs="Courier New"/>
+          <w:sz w:val="20"/>
+          <w:szCs w:val="20"/>
+          <w:lang w:eastAsia="en-IN"/>
+        </w:rPr>
+        <w:t>Cleaner</w:t>
+      </w:r>
+      <w:r>
+        <w:rPr>
+          <w:rFonts w:ascii="Times New Roman" w:eastAsia="Times New Roman" w:hAnsi="Times New Roman" w:cs="Times New Roman"/>
+          <w:sz w:val="24"/>
+          <w:szCs w:val="24"/>
+          <w:lang w:eastAsia="en-IN"/>
+        </w:rPr>
+        <w:t xml:space="preserve"> (for rare cleanup scenarios) </w:t>
+      </w:r>
+    </w:p>
+    <w:p>
+      <w:pPr>
+        <w:numPr>
+          <w:ilvl w:val="0"/>
+          <w:numId w:val="8"/>
+        </w:numPr>
+        <w:spacing w:before="100" w:beforeAutospacing="1" w:after="100" w:afterAutospacing="1" w:line="240" w:lineRule="auto"/>
+        <w:rPr>
+          <w:rFonts w:ascii="Times New Roman" w:eastAsia="Times New Roman" w:hAnsi="Times New Roman" w:cs="Times New Roman"/>
+          <w:sz w:val="24"/>
+          <w:szCs w:val="24"/>
+          <w:lang w:eastAsia="en-IN"/>
+        </w:rPr>
+      </w:pPr>
+      <w:r>
+        <w:rPr>
+          <w:rFonts w:ascii="Times New Roman" w:eastAsia="Times New Roman" w:hAnsi="Times New Roman" w:cs="Times New Roman"/>
+          <w:sz w:val="24"/>
+          <w:szCs w:val="24"/>
+          <w:lang w:eastAsia="en-IN"/>
+        </w:rPr>
+        <w:t xml:space="preserve">Explicit </w:t>
+      </w:r>
+      <w:r>
+        <w:rPr>
+          <w:rFonts w:ascii="Courier New" w:eastAsia="Times New Roman" w:hAnsi="Courier New" w:cs="Courier New"/>
+          <w:sz w:val="20"/>
+          <w:szCs w:val="20"/>
+          <w:lang w:eastAsia="en-IN"/>
+        </w:rPr>
+        <w:t>close()</w:t>
+      </w:r>
+      <w:r>
+        <w:rPr>
+          <w:rFonts w:ascii="Times New Roman" w:eastAsia="Times New Roman" w:hAnsi="Times New Roman" w:cs="Times New Roman"/>
+          <w:sz w:val="24"/>
+          <w:szCs w:val="24"/>
+          <w:lang w:eastAsia="en-IN"/>
+        </w:rPr>
+        <w:t xml:space="preserve"> methods </w:t>
+      </w:r>
+    </w:p>
+    <w:p>
+      <w:pPr>
+        <w:spacing w:before="100" w:beforeAutospacing="1" w:after="100" w:afterAutospacing="1" w:line="240" w:lineRule="auto"/>
+        <w:outlineLvl w:val="2"/>
+        <w:rPr>
+          <w:rFonts w:ascii="Times New Roman" w:eastAsia="Times New Roman" w:hAnsi="Times New Roman" w:cs="Times New Roman"/>
+          <w:b/>
+          <w:bCs/>
+          <w:sz w:val="27"/>
+          <w:szCs w:val="27"/>
+          <w:lang w:eastAsia="en-IN"/>
+        </w:rPr>
+      </w:pPr>
+      <w:r>
+        <w:rPr>
+          <w:rFonts w:ascii="Times New Roman" w:eastAsia="Times New Roman" w:hAnsi="Times New Roman" w:cs="Times New Roman"/>
+          <w:b/>
+          <w:bCs/>
+          <w:sz w:val="27"/>
+          <w:szCs w:val="27"/>
+          <w:lang w:eastAsia="en-IN"/>
+        </w:rPr>
+        <w:t>Interview answer</w:t>
+      </w:r>
+    </w:p>
+    <w:p>
+      <w:pPr>
+        <w:spacing w:beforeAutospacing="1" w:after="100" w:afterAutospacing="1" w:line="240" w:lineRule="auto"/>
+        <w:rPr>
+          <w:rFonts w:ascii="Times New Roman" w:eastAsia="Times New Roman" w:hAnsi="Times New Roman" w:cs="Times New Roman"/>
+          <w:sz w:val="24"/>
+          <w:szCs w:val="24"/>
+          <w:lang w:eastAsia="en-IN"/>
+        </w:rPr>
+      </w:pPr>
+      <w:r>
+        <w:rPr>
+          <w:rFonts w:ascii="Times New Roman" w:eastAsia="Times New Roman" w:hAnsi="Times New Roman" w:cs="Times New Roman"/>
+          <w:sz w:val="24"/>
+          <w:szCs w:val="24"/>
+          <w:lang w:eastAsia="en-IN"/>
+        </w:rPr>
+        <w:t>"</w:t>
+      </w:r>
+      <w:r>
+        <w:rPr>
+          <w:rFonts w:ascii="Courier New" w:eastAsia="Times New Roman" w:hAnsi="Courier New" w:cs="Courier New"/>
+          <w:sz w:val="20"/>
+          <w:szCs w:val="20"/>
+          <w:lang w:eastAsia="en-IN"/>
+        </w:rPr>
+        <w:t>finalize()</w:t>
+      </w:r>
+      <w:r>
+        <w:rPr>
+          <w:rFonts w:ascii="Times New Roman" w:eastAsia="Times New Roman" w:hAnsi="Times New Roman" w:cs="Times New Roman"/>
+          <w:sz w:val="24"/>
+          <w:szCs w:val="24"/>
+          <w:lang w:eastAsia="en-IN"/>
+        </w:rPr>
+        <w:t xml:space="preserve"> is slow because objects require extra GC processing and usually survive at least one additional collection cycle. It's unpredictable because the JVM does not guarantee when or even whether </w:t>
+      </w:r>
+      <w:r>
+        <w:rPr>
+          <w:rFonts w:ascii="Courier New" w:eastAsia="Times New Roman" w:hAnsi="Courier New" w:cs="Courier New"/>
+          <w:sz w:val="20"/>
+          <w:szCs w:val="20"/>
+          <w:lang w:eastAsia="en-IN"/>
+        </w:rPr>
+        <w:t>finalize()</w:t>
+      </w:r>
+      <w:r>
+        <w:rPr>
+          <w:rFonts w:ascii="Times New Roman" w:eastAsia="Times New Roman" w:hAnsi="Times New Roman" w:cs="Times New Roman"/>
+          <w:sz w:val="24"/>
+          <w:szCs w:val="24"/>
+          <w:lang w:eastAsia="en-IN"/>
+        </w:rPr>
+        <w:t xml:space="preserve"> will </w:t>
+      </w:r>
+      <w:r>
+        <w:rPr>
+          <w:rFonts w:ascii="Times New Roman" w:eastAsia="Times New Roman" w:hAnsi="Times New Roman" w:cs="Times New Roman"/>
+          <w:sz w:val="24"/>
+          <w:szCs w:val="24"/>
+          <w:lang w:eastAsia="en-IN"/>
+        </w:rPr>
+        <w:lastRenderedPageBreak/>
+        <w:t>run. It's unsafe because finalizers can resurrect objects and delay resource release. That's why Java recommends try-with-resources and AutoCloseable instead."</w:t>
+      </w:r>
+    </w:p>
+    <w:p>
+      <w:pPr>
+        <w:spacing w:before="100" w:beforeAutospacing="1" w:after="100" w:afterAutospacing="1" w:line="240" w:lineRule="auto"/>
+        <w:rPr>
+          <w:rFonts w:ascii="Times New Roman" w:eastAsia="Times New Roman" w:hAnsi="Times New Roman" w:cs="Times New Roman"/>
+          <w:sz w:val="24"/>
+          <w:szCs w:val="24"/>
+          <w:lang w:eastAsia="en-IN"/>
+        </w:rPr>
+      </w:pPr>
+    </w:p>
+    <w:p>
+      <w:pPr>
+        <w:spacing w:before="100" w:beforeAutospacing="1" w:after="100" w:afterAutospacing="1" w:line="240" w:lineRule="auto"/>
+        <w:rPr>
+          <w:rFonts w:ascii="Times New Roman" w:eastAsia="Times New Roman" w:hAnsi="Times New Roman" w:cs="Times New Roman"/>
+          <w:sz w:val="24"/>
+          <w:szCs w:val="24"/>
+          <w:lang w:eastAsia="en-IN"/>
+        </w:rPr>
+      </w:pPr>
+    </w:p>
+    <w:p>
+      <w:pPr>
+        <w:pStyle w:val="Heading3"/>
+      </w:pPr>
+      <w:r>
+        <w:t xml:space="preserve">1. </w:t>
+      </w:r>
+      <w:r>
+        <w:rPr>
+          <w:rStyle w:val="HTMLCode"/>
+        </w:rPr>
+        <w:t>System.exit()</w:t>
+      </w:r>
+      <w:r>
+        <w:t xml:space="preserve"> — </w:t>
+      </w:r>
+      <w:r>
+        <w:rPr>
+          <w:rStyle w:val="HTMLCode"/>
+        </w:rPr>
+        <w:t>finalize()</w:t>
+      </w:r>
+      <w:r>
+        <w:t xml:space="preserve"> may never run</w:t>
+      </w:r>
+    </w:p>
+    <w:p>
+      <w:pPr>
+        <w:pStyle w:val="HTMLPreformatted"/>
+        <w:rPr>
+          <w:rStyle w:val="HTMLCode"/>
+        </w:rPr>
+      </w:pPr>
+      <w:r>
+        <w:rPr>
+          <w:rStyle w:val="HTMLCode"/>
+        </w:rPr>
+        <w:t>class Test {</w:t>
+      </w:r>
+    </w:p>
+    <w:p>
+      <w:pPr>
+        <w:pStyle w:val="HTMLPreformatted"/>
+        <w:rPr>
+          <w:rStyle w:val="HTMLCode"/>
+        </w:rPr>
+      </w:pPr>
+      <w:r>
+        <w:rPr>
+          <w:rStyle w:val="HTMLCode"/>
+        </w:rPr>
+        <w:t xml:space="preserve">    @Override</w:t>
+      </w:r>
+    </w:p>
+    <w:p>
+      <w:pPr>
+        <w:pStyle w:val="HTMLPreformatted"/>
+        <w:rPr>
+          <w:rStyle w:val="HTMLCode"/>
+        </w:rPr>
+      </w:pPr>
+      <w:r>
+        <w:rPr>
+          <w:rStyle w:val="HTMLCode"/>
+        </w:rPr>
+        <w:t xml:space="preserve">    protected void finalize() {</w:t>
+      </w:r>
+    </w:p>
+    <w:p>
+      <w:pPr>
+        <w:pStyle w:val="HTMLPreformatted"/>
+        <w:rPr>
+          <w:rStyle w:val="HTMLCode"/>
+        </w:rPr>
+      </w:pPr>
+      <w:r>
+        <w:rPr>
+          <w:rStyle w:val="HTMLCode"/>
+        </w:rPr>
+        <w:t xml:space="preserve">        System.out.println("finalize called");</w:t>
+      </w:r>
+    </w:p>
+    <w:p>
+      <w:pPr>
+        <w:pStyle w:val="HTMLPreformatted"/>
+        <w:rPr>
+          <w:rStyle w:val="HTMLCode"/>
+        </w:rPr>
+      </w:pPr>
+      <w:r>
+        <w:rPr>
+          <w:rStyle w:val="HTMLCode"/>
+        </w:rPr>
+        <w:t xml:space="preserve">    }</w:t>
+      </w:r>
+    </w:p>
+    <w:p>
+      <w:pPr>
+        <w:pStyle w:val="HTMLPreformatted"/>
+        <w:rPr>
+          <w:rStyle w:val="HTMLCode"/>
+        </w:rPr>
+      </w:pPr>
+      <w:r>
+        <w:rPr>
+          <w:rStyle w:val="HTMLCode"/>
+        </w:rPr>
+        <w:t>}</w:t>
+      </w:r>
+    </w:p>
+    <w:p>
+      <w:pPr>
+        <w:pStyle w:val="HTMLPreformatted"/>
+        <w:rPr>
+          <w:rStyle w:val="HTMLCode"/>
+        </w:rPr>
+      </w:pPr>
+    </w:p>
+    <w:p>
+      <w:pPr>
+        <w:pStyle w:val="HTMLPreformatted"/>
+        <w:rPr>
+          <w:rStyle w:val="HTMLCode"/>
+        </w:rPr>
+      </w:pPr>
+      <w:r>
+        <w:rPr>
+          <w:rStyle w:val="HTMLCode"/>
+        </w:rPr>
+        <w:t>public class Main {</w:t>
+      </w:r>
+    </w:p>
+    <w:p>
+      <w:pPr>
+        <w:pStyle w:val="HTMLPreformatted"/>
+        <w:rPr>
+          <w:rStyle w:val="HTMLCode"/>
+        </w:rPr>
+      </w:pPr>
+      <w:r>
+        <w:rPr>
+          <w:rStyle w:val="HTMLCode"/>
+        </w:rPr>
+        <w:t xml:space="preserve">    public static void main(String[] args) {</w:t>
+      </w:r>
+    </w:p>
+    <w:p>
+      <w:pPr>
+        <w:pStyle w:val="HTMLPreformatted"/>
+        <w:rPr>
+          <w:rStyle w:val="HTMLCode"/>
+        </w:rPr>
+      </w:pPr>
+      <w:r>
+        <w:rPr>
+          <w:rStyle w:val="HTMLCode"/>
+        </w:rPr>
+        <w:t xml:space="preserve">        new Test();</w:t>
+      </w:r>
+    </w:p>
+    <w:p>
+      <w:pPr>
+        <w:pStyle w:val="HTMLPreformatted"/>
+        <w:rPr>
+          <w:rStyle w:val="HTMLCode"/>
+        </w:rPr>
+      </w:pPr>
+      <w:r>
+        <w:rPr>
+          <w:rStyle w:val="HTMLCode"/>
+        </w:rPr>
+        <w:t xml:space="preserve">        System.exit(0);</w:t>
+      </w:r>
+    </w:p>
+    <w:p>
+      <w:pPr>
+        <w:pStyle w:val="HTMLPreformatted"/>
+        <w:rPr>
+          <w:rStyle w:val="HTMLCode"/>
+        </w:rPr>
+      </w:pPr>
+      <w:r>
+        <w:rPr>
+          <w:rStyle w:val="HTMLCode"/>
+        </w:rPr>
+        <w:t xml:space="preserve">    }</w:t>
+      </w:r>
+    </w:p>
+    <w:p>
+      <w:pPr>
+        <w:pStyle w:val="HTMLPreformatted"/>
+        <w:rPr>
+          <w:rStyle w:val="HTMLCode"/>
+        </w:rPr>
+      </w:pPr>
+      <w:r>
+        <w:rPr>
+          <w:rStyle w:val="HTMLCode"/>
+        </w:rPr>
+        <w:t>}</w:t>
+      </w:r>
+    </w:p>
+    <w:p>
+      <w:pPr>
+        <w:pStyle w:val="NormalWeb"/>
+      </w:pPr>
+      <w:r>
+        <w:rPr>
+          <w:rStyle w:val="Strong"/>
+        </w:rPr>
+        <w:t>Expected:</w:t>
+      </w:r>
+      <w:r>
+        <w:t xml:space="preserve"> </w:t>
+      </w:r>
+      <w:r>
+        <w:rPr>
+          <w:rStyle w:val="HTMLCode"/>
+        </w:rPr>
+        <w:t>finalize called</w:t>
+      </w:r>
+      <w:r>
+        <w:br/>
+      </w:r>
+      <w:r>
+        <w:rPr>
+          <w:rStyle w:val="Strong"/>
+        </w:rPr>
+        <w:t>Actual:</w:t>
+      </w:r>
+      <w:r>
+        <w:t xml:space="preserve"> Usually nothing is printed because the JVM shuts down before finalization.</w:t>
+      </w:r>
+    </w:p>
+    <w:p>
+      <w:r>
+        <w:pict>
+          <v:rect id="_x0000_i1045" style="width:0;height:1.5pt" o:hralign="center" o:hrstd="t" o:hr="t" fillcolor="#a0a0a0" stroked="f"/>
+        </w:pict>
+      </w:r>
+    </w:p>
+    <w:p>
+      <w:pPr>
+        <w:pStyle w:val="Heading3"/>
+      </w:pPr>
+      <w:r>
+        <w:lastRenderedPageBreak/>
+        <w:t>2. JVM crash / force kill</w:t>
+      </w:r>
+    </w:p>
+    <w:p>
+      <w:pPr>
+        <w:pStyle w:val="HTMLPreformatted"/>
+        <w:rPr>
+          <w:rStyle w:val="HTMLCode"/>
+        </w:rPr>
+      </w:pPr>
+      <w:r>
+        <w:rPr>
+          <w:rStyle w:val="HTMLCode"/>
+        </w:rPr>
+        <w:t>class Test {</w:t>
+      </w:r>
+    </w:p>
+    <w:p>
+      <w:pPr>
+        <w:pStyle w:val="HTMLPreformatted"/>
+        <w:rPr>
+          <w:rStyle w:val="HTMLCode"/>
+        </w:rPr>
+      </w:pPr>
+      <w:r>
+        <w:rPr>
+          <w:rStyle w:val="HTMLCode"/>
+        </w:rPr>
+        <w:t xml:space="preserve">    @Override</w:t>
+      </w:r>
+    </w:p>
+    <w:p>
+      <w:pPr>
+        <w:pStyle w:val="HTMLPreformatted"/>
+        <w:rPr>
+          <w:rStyle w:val="HTMLCode"/>
+        </w:rPr>
+      </w:pPr>
+      <w:r>
+        <w:rPr>
+          <w:rStyle w:val="HTMLCode"/>
+        </w:rPr>
+        <w:t xml:space="preserve">    protected void finalize() {</w:t>
+      </w:r>
+    </w:p>
+    <w:p>
+      <w:pPr>
+        <w:pStyle w:val="HTMLPreformatted"/>
+        <w:rPr>
+          <w:rStyle w:val="HTMLCode"/>
+        </w:rPr>
+      </w:pPr>
+      <w:r>
+        <w:rPr>
+          <w:rStyle w:val="HTMLCode"/>
+        </w:rPr>
+        <w:t xml:space="preserve">        System.out.println("Cleaning up...");</w:t>
+      </w:r>
+    </w:p>
+    <w:p>
+      <w:pPr>
+        <w:pStyle w:val="HTMLPreformatted"/>
+        <w:rPr>
+          <w:rStyle w:val="HTMLCode"/>
+        </w:rPr>
+      </w:pPr>
+      <w:r>
+        <w:rPr>
+          <w:rStyle w:val="HTMLCode"/>
+        </w:rPr>
+        <w:t xml:space="preserve">    }</w:t>
+      </w:r>
+    </w:p>
+    <w:p>
+      <w:pPr>
+        <w:pStyle w:val="HTMLPreformatted"/>
+        <w:rPr>
+          <w:rStyle w:val="HTMLCode"/>
+        </w:rPr>
+      </w:pPr>
+      <w:r>
+        <w:rPr>
+          <w:rStyle w:val="HTMLCode"/>
+        </w:rPr>
+        <w:t>}</w:t>
+      </w:r>
+    </w:p>
+    <w:p>
+      <w:pPr>
+        <w:pStyle w:val="NormalWeb"/>
+      </w:pPr>
+      <w:r>
+        <w:t>Run the program and then forcefully terminate it:</w:t>
+      </w:r>
+    </w:p>
+    <w:p>
+      <w:pPr>
+        <w:pStyle w:val="HTMLPreformatted"/>
+        <w:rPr>
+          <w:rStyle w:val="HTMLCode"/>
+        </w:rPr>
+      </w:pPr>
+      <w:r>
+        <w:rPr>
+          <w:rStyle w:val="HTMLCode"/>
+        </w:rPr>
+        <w:t>kill -9 &lt;pid&gt;</w:t>
+      </w:r>
+    </w:p>
+    <w:p>
+      <w:pPr>
+        <w:pStyle w:val="NormalWeb"/>
+      </w:pPr>
+      <w:r>
+        <w:rPr>
+          <w:rStyle w:val="Strong"/>
+        </w:rPr>
+        <w:t>Result:</w:t>
+      </w:r>
+      <w:r>
+        <w:t xml:space="preserve"> </w:t>
+      </w:r>
+      <w:r>
+        <w:rPr>
+          <w:rStyle w:val="HTMLCode"/>
+        </w:rPr>
+        <w:t>finalize()</w:t>
+      </w:r>
+      <w:r>
+        <w:t xml:space="preserve"> is never executed because the process is killed immediately.</w:t>
+      </w:r>
+    </w:p>
+    <w:p>
+      <w:r>
+        <w:pict>
+          <v:rect id="_x0000_i1046" style="width:0;height:1.5pt" o:hralign="center" o:hrstd="t" o:hr="t" fillcolor="#a0a0a0" stroked="f"/>
+        </w:pict>
+      </w:r>
+    </w:p>
+    <w:p>
+      <w:pPr>
+        <w:pStyle w:val="Heading3"/>
+      </w:pPr>
+      <w:r>
+        <w:t>3. No timing guarantee</w:t>
+      </w:r>
+    </w:p>
+    <w:p>
+      <w:pPr>
+        <w:pStyle w:val="HTMLPreformatted"/>
+        <w:rPr>
+          <w:rStyle w:val="HTMLCode"/>
+        </w:rPr>
+      </w:pPr>
+      <w:r>
+        <w:rPr>
+          <w:rStyle w:val="HTMLCode"/>
+        </w:rPr>
+        <w:t>class Test {</w:t>
+      </w:r>
+    </w:p>
+    <w:p>
+      <w:pPr>
+        <w:pStyle w:val="HTMLPreformatted"/>
+        <w:rPr>
+          <w:rStyle w:val="HTMLCode"/>
+        </w:rPr>
+      </w:pPr>
+      <w:r>
+        <w:rPr>
+          <w:rStyle w:val="HTMLCode"/>
+        </w:rPr>
+        <w:t xml:space="preserve">    @Override</w:t>
+      </w:r>
+    </w:p>
+    <w:p>
+      <w:pPr>
+        <w:pStyle w:val="HTMLPreformatted"/>
+        <w:rPr>
+          <w:rStyle w:val="HTMLCode"/>
+        </w:rPr>
+      </w:pPr>
+      <w:r>
+        <w:rPr>
+          <w:rStyle w:val="HTMLCode"/>
+        </w:rPr>
+        <w:t xml:space="preserve">    protected void finalize() {</w:t>
+      </w:r>
+    </w:p>
+    <w:p>
+      <w:pPr>
+        <w:pStyle w:val="HTMLPreformatted"/>
+        <w:rPr>
+          <w:rStyle w:val="HTMLCode"/>
+        </w:rPr>
+      </w:pPr>
+      <w:r>
+        <w:rPr>
+          <w:rStyle w:val="HTMLCode"/>
+        </w:rPr>
+        <w:t xml:space="preserve">        System.out.println("finalize called");</w:t>
+      </w:r>
+    </w:p>
+    <w:p>
+      <w:pPr>
+        <w:pStyle w:val="HTMLPreformatted"/>
+        <w:rPr>
+          <w:rStyle w:val="HTMLCode"/>
+        </w:rPr>
+      </w:pPr>
+      <w:r>
+        <w:rPr>
+          <w:rStyle w:val="HTMLCode"/>
+        </w:rPr>
+        <w:t xml:space="preserve">    }</w:t>
+      </w:r>
+    </w:p>
+    <w:p>
+      <w:pPr>
+        <w:pStyle w:val="HTMLPreformatted"/>
+        <w:rPr>
+          <w:rStyle w:val="HTMLCode"/>
+        </w:rPr>
+      </w:pPr>
+      <w:r>
+        <w:rPr>
+          <w:rStyle w:val="HTMLCode"/>
+        </w:rPr>
+        <w:t>}</w:t>
+      </w:r>
+    </w:p>
+    <w:p>
+      <w:pPr>
+        <w:pStyle w:val="HTMLPreformatted"/>
+        <w:rPr>
+          <w:rStyle w:val="HTMLCode"/>
+        </w:rPr>
+      </w:pPr>
+    </w:p>
+    <w:p>
+      <w:pPr>
+        <w:pStyle w:val="HTMLPreformatted"/>
+        <w:rPr>
+          <w:rStyle w:val="HTMLCode"/>
+        </w:rPr>
+      </w:pPr>
+      <w:r>
+        <w:rPr>
+          <w:rStyle w:val="HTMLCode"/>
+        </w:rPr>
+        <w:t>public class Main {</w:t>
+      </w:r>
+    </w:p>
+    <w:p>
+      <w:pPr>
+        <w:pStyle w:val="HTMLPreformatted"/>
+        <w:rPr>
+          <w:rStyle w:val="HTMLCode"/>
+        </w:rPr>
+      </w:pPr>
+      <w:r>
+        <w:rPr>
+          <w:rStyle w:val="HTMLCode"/>
+        </w:rPr>
+        <w:lastRenderedPageBreak/>
+        <w:t xml:space="preserve">    public static void main(String[] args) {</w:t>
+      </w:r>
+    </w:p>
+    <w:p>
+      <w:pPr>
+        <w:pStyle w:val="HTMLPreformatted"/>
+        <w:rPr>
+          <w:rStyle w:val="HTMLCode"/>
+        </w:rPr>
+      </w:pPr>
+      <w:r>
+        <w:rPr>
+          <w:rStyle w:val="HTMLCode"/>
+        </w:rPr>
+        <w:t xml:space="preserve">        new Test();</w:t>
+      </w:r>
+    </w:p>
+    <w:p>
+      <w:pPr>
+        <w:pStyle w:val="HTMLPreformatted"/>
+        <w:rPr>
+          <w:rStyle w:val="HTMLCode"/>
+        </w:rPr>
+      </w:pPr>
+      <w:r>
+        <w:rPr>
+          <w:rStyle w:val="HTMLCode"/>
+        </w:rPr>
+        <w:t xml:space="preserve">        System.out.println("Program ends");</w:t>
+      </w:r>
+    </w:p>
+    <w:p>
+      <w:pPr>
+        <w:pStyle w:val="HTMLPreformatted"/>
+        <w:rPr>
+          <w:rStyle w:val="HTMLCode"/>
+        </w:rPr>
+      </w:pPr>
+      <w:r>
+        <w:rPr>
+          <w:rStyle w:val="HTMLCode"/>
+        </w:rPr>
+        <w:t xml:space="preserve">    }</w:t>
+      </w:r>
+    </w:p>
+    <w:p>
+      <w:pPr>
+        <w:pStyle w:val="HTMLPreformatted"/>
+        <w:rPr>
+          <w:rStyle w:val="HTMLCode"/>
+        </w:rPr>
+      </w:pPr>
+      <w:r>
+        <w:rPr>
+          <w:rStyle w:val="HTMLCode"/>
+        </w:rPr>
+        <w:t>}</w:t>
+      </w:r>
+    </w:p>
+    <w:p>
+      <w:pPr>
+        <w:pStyle w:val="NormalWeb"/>
+      </w:pPr>
+      <w:r>
+        <w:rPr>
+          <w:rStyle w:val="Strong"/>
+        </w:rPr>
+        <w:t>Possible Output:</w:t>
+      </w:r>
+    </w:p>
+    <w:p>
+      <w:pPr>
+        <w:pStyle w:val="HTMLPreformatted"/>
+        <w:rPr>
+          <w:rStyle w:val="HTMLCode"/>
+        </w:rPr>
+      </w:pPr>
+      <w:r>
+        <w:rPr>
+          <w:rStyle w:val="HTMLCode"/>
+        </w:rPr>
+        <w:t>Program ends</w:t>
+      </w:r>
+    </w:p>
+    <w:p>
+      <w:pPr>
+        <w:pStyle w:val="NormalWeb"/>
+      </w:pPr>
+      <w:r>
+        <w:t xml:space="preserve">The program may exit before GC runs, so </w:t>
+      </w:r>
+      <w:r>
+        <w:rPr>
+          <w:rStyle w:val="HTMLCode"/>
+        </w:rPr>
+        <w:t>finalize()</w:t>
+      </w:r>
+      <w:r>
+        <w:t xml:space="preserve"> might never be called.</w:t>
+      </w:r>
+    </w:p>
+    <w:p>
+      <w:r>
+        <w:pict>
+          <v:rect id="_x0000_i1047" style="width:0;height:1.5pt" o:hralign="center" o:hrstd="t" o:hr="t" fillcolor="#a0a0a0" stroked="f"/>
+        </w:pict>
+      </w:r>
+    </w:p>
+    <w:p>
+      <w:pPr>
+        <w:pStyle w:val="Heading3"/>
+      </w:pPr>
+      <w:r>
+        <w:t>Short Interview Answer</w:t>
+      </w:r>
+    </w:p>
+    <w:p>
+      <w:pPr>
+        <w:pStyle w:val="NormalWeb"/>
+      </w:pPr>
+      <w:r>
+        <w:t>"</w:t>
+      </w:r>
+      <w:r>
+        <w:rPr>
+          <w:rStyle w:val="HTMLCode"/>
+        </w:rPr>
+        <w:t>finalize()</w:t>
+      </w:r>
+      <w:r>
+        <w:t xml:space="preserve"> is unreliable because it may not run when </w:t>
+      </w:r>
+      <w:r>
+        <w:rPr>
+          <w:rStyle w:val="HTMLCode"/>
+        </w:rPr>
+        <w:t>System.exit()</w:t>
+      </w:r>
+      <w:r>
+        <w:t xml:space="preserve"> is called, when the JVM is forcefully terminated (</w:t>
+      </w:r>
+      <w:r>
+        <w:rPr>
+          <w:rStyle w:val="HTMLCode"/>
+        </w:rPr>
+        <w:t>kill -9</w:t>
+      </w:r>
+      <w:r>
+        <w:t>), or even during normal execution since Java does not guarantee when garbage collection and finalization will occur."</w:t>
+      </w:r>
+    </w:p>
+    <w:p>
       <w:bookmarkStart w:id="0" w:name="_GoBack"/>
       <w:bookmarkEnd w:id="0"/>
     </w:p>
-    <w:p/>
     <w:sectPr>
       <w:pgSz w:w="12962" w:h="8641" w:orient="landscape" w:code="1"/>
       <w:pgMar w:top="864" w:right="1077" w:bottom="864" w:left="1077" w:header="709" w:footer="709" w:gutter="0"/>
@@ -7947,6 +10300,1191 @@
     </w:sectPr>
   </w:body>
 </w:document>
+</file>
+
+<file path=word/numbering.xml><?xml version="1.0" encoding="utf-8"?>
+<w:numbering xmlns:wpc="http://schemas.microsoft.com/office/word/2010/wordprocessingCanvas" xmlns:mc="http://schemas.openxmlformats.org/markup-compatibility/2006" xmlns:o="urn:schemas-microsoft-com:office:office" xmlns:r="http://schemas.openxmlformats.org/officeDocument/2006/relationships" xmlns:m="http://schemas.openxmlformats.org/officeDocument/2006/math" xmlns:v="urn:schemas-microsoft-com:vml" xmlns:wp14="http://schemas.microsoft.com/office/word/2010/wordprocessingDrawing" xmlns:wp="http://schemas.openxmlformats.org/drawingml/2006/wordprocessingDrawing" xmlns:w10="urn:schemas-microsoft-com:office:word" xmlns:w="http://schemas.openxmlformats.org/wordprocessingml/2006/main" xmlns:w14="http://schemas.microsoft.com/office/word/2010/wordml" xmlns:wpg="http://schemas.microsoft.com/office/word/2010/wordprocessingGroup" xmlns:wpi="http://schemas.microsoft.com/office/word/2010/wordprocessingInk" xmlns:wne="http://schemas.microsoft.com/office/word/2006/wordml" xmlns:wps="http://schemas.microsoft.com/office/word/2010/wordprocessingShape" mc:Ignorable="w14 wp14">
+  <w:abstractNum w:abstractNumId="0">
+    <w:nsid w:val="18150CD7"/>
+    <w:multiLevelType w:val="multilevel"/>
+    <w:tmpl w:val="824ABC0A"/>
+    <w:lvl w:ilvl="0">
+      <w:start w:val="1"/>
+      <w:numFmt w:val="bullet"/>
+      <w:lvlText w:val=""/>
+      <w:lvlJc w:val="left"/>
+      <w:pPr>
+        <w:tabs>
+          <w:tab w:val="num" w:pos="720"/>
+        </w:tabs>
+        <w:ind w:left="720" w:hanging="360"/>
+      </w:pPr>
+      <w:rPr>
+        <w:rFonts w:ascii="Symbol" w:hAnsi="Symbol" w:hint="default"/>
+        <w:sz w:val="20"/>
+      </w:rPr>
+    </w:lvl>
+    <w:lvl w:ilvl="1" w:tentative="1">
+      <w:start w:val="1"/>
+      <w:numFmt w:val="bullet"/>
+      <w:lvlText w:val="o"/>
+      <w:lvlJc w:val="left"/>
+      <w:pPr>
+        <w:tabs>
+          <w:tab w:val="num" w:pos="1440"/>
+        </w:tabs>
+        <w:ind w:left="1440" w:hanging="360"/>
+      </w:pPr>
+      <w:rPr>
+        <w:rFonts w:ascii="Courier New" w:hAnsi="Courier New" w:hint="default"/>
+        <w:sz w:val="20"/>
+      </w:rPr>
+    </w:lvl>
+    <w:lvl w:ilvl="2" w:tentative="1">
+      <w:start w:val="1"/>
+      <w:numFmt w:val="bullet"/>
+      <w:lvlText w:val=""/>
+      <w:lvlJc w:val="left"/>
+      <w:pPr>
+        <w:tabs>
+          <w:tab w:val="num" w:pos="2160"/>
+        </w:tabs>
+        <w:ind w:left="2160" w:hanging="360"/>
+      </w:pPr>
+      <w:rPr>
+        <w:rFonts w:ascii="Wingdings" w:hAnsi="Wingdings" w:hint="default"/>
+        <w:sz w:val="20"/>
+      </w:rPr>
+    </w:lvl>
+    <w:lvl w:ilvl="3" w:tentative="1">
+      <w:start w:val="1"/>
+      <w:numFmt w:val="bullet"/>
+      <w:lvlText w:val=""/>
+      <w:lvlJc w:val="left"/>
+      <w:pPr>
+        <w:tabs>
+          <w:tab w:val="num" w:pos="2880"/>
+        </w:tabs>
+        <w:ind w:left="2880" w:hanging="360"/>
+      </w:pPr>
+      <w:rPr>
+        <w:rFonts w:ascii="Wingdings" w:hAnsi="Wingdings" w:hint="default"/>
+        <w:sz w:val="20"/>
+      </w:rPr>
+    </w:lvl>
+    <w:lvl w:ilvl="4" w:tentative="1">
+      <w:start w:val="1"/>
+      <w:numFmt w:val="bullet"/>
+      <w:lvlText w:val=""/>
+      <w:lvlJc w:val="left"/>
+      <w:pPr>
+        <w:tabs>
+          <w:tab w:val="num" w:pos="3600"/>
+        </w:tabs>
+        <w:ind w:left="3600" w:hanging="360"/>
+      </w:pPr>
+      <w:rPr>
+        <w:rFonts w:ascii="Wingdings" w:hAnsi="Wingdings" w:hint="default"/>
+        <w:sz w:val="20"/>
+      </w:rPr>
+    </w:lvl>
+    <w:lvl w:ilvl="5" w:tentative="1">
+      <w:start w:val="1"/>
+      <w:numFmt w:val="bullet"/>
+      <w:lvlText w:val=""/>
+      <w:lvlJc w:val="left"/>
+      <w:pPr>
+        <w:tabs>
+          <w:tab w:val="num" w:pos="4320"/>
+        </w:tabs>
+        <w:ind w:left="4320" w:hanging="360"/>
+      </w:pPr>
+      <w:rPr>
+        <w:rFonts w:ascii="Wingdings" w:hAnsi="Wingdings" w:hint="default"/>
+        <w:sz w:val="20"/>
+      </w:rPr>
+    </w:lvl>
+    <w:lvl w:ilvl="6" w:tentative="1">
+      <w:start w:val="1"/>
+      <w:numFmt w:val="bullet"/>
+      <w:lvlText w:val=""/>
+      <w:lvlJc w:val="left"/>
+      <w:pPr>
+        <w:tabs>
+          <w:tab w:val="num" w:pos="5040"/>
+        </w:tabs>
+        <w:ind w:left="5040" w:hanging="360"/>
+      </w:pPr>
+      <w:rPr>
+        <w:rFonts w:ascii="Wingdings" w:hAnsi="Wingdings" w:hint="default"/>
+        <w:sz w:val="20"/>
+      </w:rPr>
+    </w:lvl>
+    <w:lvl w:ilvl="7" w:tentative="1">
+      <w:start w:val="1"/>
+      <w:numFmt w:val="bullet"/>
+      <w:lvlText w:val=""/>
+      <w:lvlJc w:val="left"/>
+      <w:pPr>
+        <w:tabs>
+          <w:tab w:val="num" w:pos="5760"/>
+        </w:tabs>
+        <w:ind w:left="5760" w:hanging="360"/>
+      </w:pPr>
+      <w:rPr>
+        <w:rFonts w:ascii="Wingdings" w:hAnsi="Wingdings" w:hint="default"/>
+        <w:sz w:val="20"/>
+      </w:rPr>
+    </w:lvl>
+    <w:lvl w:ilvl="8" w:tentative="1">
+      <w:start w:val="1"/>
+      <w:numFmt w:val="bullet"/>
+      <w:lvlText w:val=""/>
+      <w:lvlJc w:val="left"/>
+      <w:pPr>
+        <w:tabs>
+          <w:tab w:val="num" w:pos="6480"/>
+        </w:tabs>
+        <w:ind w:left="6480" w:hanging="360"/>
+      </w:pPr>
+      <w:rPr>
+        <w:rFonts w:ascii="Wingdings" w:hAnsi="Wingdings" w:hint="default"/>
+        <w:sz w:val="20"/>
+      </w:rPr>
+    </w:lvl>
+  </w:abstractNum>
+  <w:abstractNum w:abstractNumId="1">
+    <w:nsid w:val="1AFD0D72"/>
+    <w:multiLevelType w:val="multilevel"/>
+    <w:tmpl w:val="0284C86A"/>
+    <w:lvl w:ilvl="0">
+      <w:start w:val="1"/>
+      <w:numFmt w:val="decimal"/>
+      <w:lvlText w:val="%1."/>
+      <w:lvlJc w:val="left"/>
+      <w:pPr>
+        <w:tabs>
+          <w:tab w:val="num" w:pos="720"/>
+        </w:tabs>
+        <w:ind w:left="720" w:hanging="360"/>
+      </w:pPr>
+    </w:lvl>
+    <w:lvl w:ilvl="1" w:tentative="1">
+      <w:start w:val="1"/>
+      <w:numFmt w:val="decimal"/>
+      <w:lvlText w:val="%2."/>
+      <w:lvlJc w:val="left"/>
+      <w:pPr>
+        <w:tabs>
+          <w:tab w:val="num" w:pos="1440"/>
+        </w:tabs>
+        <w:ind w:left="1440" w:hanging="360"/>
+      </w:pPr>
+    </w:lvl>
+    <w:lvl w:ilvl="2" w:tentative="1">
+      <w:start w:val="1"/>
+      <w:numFmt w:val="decimal"/>
+      <w:lvlText w:val="%3."/>
+      <w:lvlJc w:val="left"/>
+      <w:pPr>
+        <w:tabs>
+          <w:tab w:val="num" w:pos="2160"/>
+        </w:tabs>
+        <w:ind w:left="2160" w:hanging="360"/>
+      </w:pPr>
+    </w:lvl>
+    <w:lvl w:ilvl="3" w:tentative="1">
+      <w:start w:val="1"/>
+      <w:numFmt w:val="decimal"/>
+      <w:lvlText w:val="%4."/>
+      <w:lvlJc w:val="left"/>
+      <w:pPr>
+        <w:tabs>
+          <w:tab w:val="num" w:pos="2880"/>
+        </w:tabs>
+        <w:ind w:left="2880" w:hanging="360"/>
+      </w:pPr>
+    </w:lvl>
+    <w:lvl w:ilvl="4" w:tentative="1">
+      <w:start w:val="1"/>
+      <w:numFmt w:val="decimal"/>
+      <w:lvlText w:val="%5."/>
+      <w:lvlJc w:val="left"/>
+      <w:pPr>
+        <w:tabs>
+          <w:tab w:val="num" w:pos="3600"/>
+        </w:tabs>
+        <w:ind w:left="3600" w:hanging="360"/>
+      </w:pPr>
+    </w:lvl>
+    <w:lvl w:ilvl="5" w:tentative="1">
+      <w:start w:val="1"/>
+      <w:numFmt w:val="decimal"/>
+      <w:lvlText w:val="%6."/>
+      <w:lvlJc w:val="left"/>
+      <w:pPr>
+        <w:tabs>
+          <w:tab w:val="num" w:pos="4320"/>
+        </w:tabs>
+        <w:ind w:left="4320" w:hanging="360"/>
+      </w:pPr>
+    </w:lvl>
+    <w:lvl w:ilvl="6" w:tentative="1">
+      <w:start w:val="1"/>
+      <w:numFmt w:val="decimal"/>
+      <w:lvlText w:val="%7."/>
+      <w:lvlJc w:val="left"/>
+      <w:pPr>
+        <w:tabs>
+          <w:tab w:val="num" w:pos="5040"/>
+        </w:tabs>
+        <w:ind w:left="5040" w:hanging="360"/>
+      </w:pPr>
+    </w:lvl>
+    <w:lvl w:ilvl="7" w:tentative="1">
+      <w:start w:val="1"/>
+      <w:numFmt w:val="decimal"/>
+      <w:lvlText w:val="%8."/>
+      <w:lvlJc w:val="left"/>
+      <w:pPr>
+        <w:tabs>
+          <w:tab w:val="num" w:pos="5760"/>
+        </w:tabs>
+        <w:ind w:left="5760" w:hanging="360"/>
+      </w:pPr>
+    </w:lvl>
+    <w:lvl w:ilvl="8" w:tentative="1">
+      <w:start w:val="1"/>
+      <w:numFmt w:val="decimal"/>
+      <w:lvlText w:val="%9."/>
+      <w:lvlJc w:val="left"/>
+      <w:pPr>
+        <w:tabs>
+          <w:tab w:val="num" w:pos="6480"/>
+        </w:tabs>
+        <w:ind w:left="6480" w:hanging="360"/>
+      </w:pPr>
+    </w:lvl>
+  </w:abstractNum>
+  <w:abstractNum w:abstractNumId="2">
+    <w:nsid w:val="301258E0"/>
+    <w:multiLevelType w:val="multilevel"/>
+    <w:tmpl w:val="C60081B6"/>
+    <w:lvl w:ilvl="0">
+      <w:start w:val="1"/>
+      <w:numFmt w:val="bullet"/>
+      <w:lvlText w:val=""/>
+      <w:lvlJc w:val="left"/>
+      <w:pPr>
+        <w:tabs>
+          <w:tab w:val="num" w:pos="720"/>
+        </w:tabs>
+        <w:ind w:left="720" w:hanging="360"/>
+      </w:pPr>
+      <w:rPr>
+        <w:rFonts w:ascii="Symbol" w:hAnsi="Symbol" w:hint="default"/>
+        <w:sz w:val="20"/>
+      </w:rPr>
+    </w:lvl>
+    <w:lvl w:ilvl="1" w:tentative="1">
+      <w:start w:val="1"/>
+      <w:numFmt w:val="bullet"/>
+      <w:lvlText w:val="o"/>
+      <w:lvlJc w:val="left"/>
+      <w:pPr>
+        <w:tabs>
+          <w:tab w:val="num" w:pos="1440"/>
+        </w:tabs>
+        <w:ind w:left="1440" w:hanging="360"/>
+      </w:pPr>
+      <w:rPr>
+        <w:rFonts w:ascii="Courier New" w:hAnsi="Courier New" w:hint="default"/>
+        <w:sz w:val="20"/>
+      </w:rPr>
+    </w:lvl>
+    <w:lvl w:ilvl="2" w:tentative="1">
+      <w:start w:val="1"/>
+      <w:numFmt w:val="bullet"/>
+      <w:lvlText w:val=""/>
+      <w:lvlJc w:val="left"/>
+      <w:pPr>
+        <w:tabs>
+          <w:tab w:val="num" w:pos="2160"/>
+        </w:tabs>
+        <w:ind w:left="2160" w:hanging="360"/>
+      </w:pPr>
+      <w:rPr>
+        <w:rFonts w:ascii="Wingdings" w:hAnsi="Wingdings" w:hint="default"/>
+        <w:sz w:val="20"/>
+      </w:rPr>
+    </w:lvl>
+    <w:lvl w:ilvl="3" w:tentative="1">
+      <w:start w:val="1"/>
+      <w:numFmt w:val="bullet"/>
+      <w:lvlText w:val=""/>
+      <w:lvlJc w:val="left"/>
+      <w:pPr>
+        <w:tabs>
+          <w:tab w:val="num" w:pos="2880"/>
+        </w:tabs>
+        <w:ind w:left="2880" w:hanging="360"/>
+      </w:pPr>
+      <w:rPr>
+        <w:rFonts w:ascii="Wingdings" w:hAnsi="Wingdings" w:hint="default"/>
+        <w:sz w:val="20"/>
+      </w:rPr>
+    </w:lvl>
+    <w:lvl w:ilvl="4" w:tentative="1">
+      <w:start w:val="1"/>
+      <w:numFmt w:val="bullet"/>
+      <w:lvlText w:val=""/>
+      <w:lvlJc w:val="left"/>
+      <w:pPr>
+        <w:tabs>
+          <w:tab w:val="num" w:pos="3600"/>
+        </w:tabs>
+        <w:ind w:left="3600" w:hanging="360"/>
+      </w:pPr>
+      <w:rPr>
+        <w:rFonts w:ascii="Wingdings" w:hAnsi="Wingdings" w:hint="default"/>
+        <w:sz w:val="20"/>
+      </w:rPr>
+    </w:lvl>
+    <w:lvl w:ilvl="5" w:tentative="1">
+      <w:start w:val="1"/>
+      <w:numFmt w:val="bullet"/>
+      <w:lvlText w:val=""/>
+      <w:lvlJc w:val="left"/>
+      <w:pPr>
+        <w:tabs>
+          <w:tab w:val="num" w:pos="4320"/>
+        </w:tabs>
+        <w:ind w:left="4320" w:hanging="360"/>
+      </w:pPr>
+      <w:rPr>
+        <w:rFonts w:ascii="Wingdings" w:hAnsi="Wingdings" w:hint="default"/>
+        <w:sz w:val="20"/>
+      </w:rPr>
+    </w:lvl>
+    <w:lvl w:ilvl="6" w:tentative="1">
+      <w:start w:val="1"/>
+      <w:numFmt w:val="bullet"/>
+      <w:lvlText w:val=""/>
+      <w:lvlJc w:val="left"/>
+      <w:pPr>
+        <w:tabs>
+          <w:tab w:val="num" w:pos="5040"/>
+        </w:tabs>
+        <w:ind w:left="5040" w:hanging="360"/>
+      </w:pPr>
+      <w:rPr>
+        <w:rFonts w:ascii="Wingdings" w:hAnsi="Wingdings" w:hint="default"/>
+        <w:sz w:val="20"/>
+      </w:rPr>
+    </w:lvl>
+    <w:lvl w:ilvl="7" w:tentative="1">
+      <w:start w:val="1"/>
+      <w:numFmt w:val="bullet"/>
+      <w:lvlText w:val=""/>
+      <w:lvlJc w:val="left"/>
+      <w:pPr>
+        <w:tabs>
+          <w:tab w:val="num" w:pos="5760"/>
+        </w:tabs>
+        <w:ind w:left="5760" w:hanging="360"/>
+      </w:pPr>
+      <w:rPr>
+        <w:rFonts w:ascii="Wingdings" w:hAnsi="Wingdings" w:hint="default"/>
+        <w:sz w:val="20"/>
+      </w:rPr>
+    </w:lvl>
+    <w:lvl w:ilvl="8" w:tentative="1">
+      <w:start w:val="1"/>
+      <w:numFmt w:val="bullet"/>
+      <w:lvlText w:val=""/>
+      <w:lvlJc w:val="left"/>
+      <w:pPr>
+        <w:tabs>
+          <w:tab w:val="num" w:pos="6480"/>
+        </w:tabs>
+        <w:ind w:left="6480" w:hanging="360"/>
+      </w:pPr>
+      <w:rPr>
+        <w:rFonts w:ascii="Wingdings" w:hAnsi="Wingdings" w:hint="default"/>
+        <w:sz w:val="20"/>
+      </w:rPr>
+    </w:lvl>
+  </w:abstractNum>
+  <w:abstractNum w:abstractNumId="3">
+    <w:nsid w:val="32EB1F87"/>
+    <w:multiLevelType w:val="multilevel"/>
+    <w:tmpl w:val="832A8378"/>
+    <w:lvl w:ilvl="0">
+      <w:start w:val="1"/>
+      <w:numFmt w:val="bullet"/>
+      <w:lvlText w:val=""/>
+      <w:lvlJc w:val="left"/>
+      <w:pPr>
+        <w:tabs>
+          <w:tab w:val="num" w:pos="720"/>
+        </w:tabs>
+        <w:ind w:left="720" w:hanging="360"/>
+      </w:pPr>
+      <w:rPr>
+        <w:rFonts w:ascii="Symbol" w:hAnsi="Symbol" w:hint="default"/>
+        <w:sz w:val="20"/>
+      </w:rPr>
+    </w:lvl>
+    <w:lvl w:ilvl="1">
+      <w:start w:val="1"/>
+      <w:numFmt w:val="bullet"/>
+      <w:lvlText w:val="o"/>
+      <w:lvlJc w:val="left"/>
+      <w:pPr>
+        <w:tabs>
+          <w:tab w:val="num" w:pos="1440"/>
+        </w:tabs>
+        <w:ind w:left="1440" w:hanging="360"/>
+      </w:pPr>
+      <w:rPr>
+        <w:rFonts w:ascii="Courier New" w:hAnsi="Courier New" w:hint="default"/>
+        <w:sz w:val="20"/>
+      </w:rPr>
+    </w:lvl>
+    <w:lvl w:ilvl="2" w:tentative="1">
+      <w:start w:val="1"/>
+      <w:numFmt w:val="bullet"/>
+      <w:lvlText w:val=""/>
+      <w:lvlJc w:val="left"/>
+      <w:pPr>
+        <w:tabs>
+          <w:tab w:val="num" w:pos="2160"/>
+        </w:tabs>
+        <w:ind w:left="2160" w:hanging="360"/>
+      </w:pPr>
+      <w:rPr>
+        <w:rFonts w:ascii="Wingdings" w:hAnsi="Wingdings" w:hint="default"/>
+        <w:sz w:val="20"/>
+      </w:rPr>
+    </w:lvl>
+    <w:lvl w:ilvl="3" w:tentative="1">
+      <w:start w:val="1"/>
+      <w:numFmt w:val="bullet"/>
+      <w:lvlText w:val=""/>
+      <w:lvlJc w:val="left"/>
+      <w:pPr>
+        <w:tabs>
+          <w:tab w:val="num" w:pos="2880"/>
+        </w:tabs>
+        <w:ind w:left="2880" w:hanging="360"/>
+      </w:pPr>
+      <w:rPr>
+        <w:rFonts w:ascii="Wingdings" w:hAnsi="Wingdings" w:hint="default"/>
+        <w:sz w:val="20"/>
+      </w:rPr>
+    </w:lvl>
+    <w:lvl w:ilvl="4" w:tentative="1">
+      <w:start w:val="1"/>
+      <w:numFmt w:val="bullet"/>
+      <w:lvlText w:val=""/>
+      <w:lvlJc w:val="left"/>
+      <w:pPr>
+        <w:tabs>
+          <w:tab w:val="num" w:pos="3600"/>
+        </w:tabs>
+        <w:ind w:left="3600" w:hanging="360"/>
+      </w:pPr>
+      <w:rPr>
+        <w:rFonts w:ascii="Wingdings" w:hAnsi="Wingdings" w:hint="default"/>
+        <w:sz w:val="20"/>
+      </w:rPr>
+    </w:lvl>
+    <w:lvl w:ilvl="5" w:tentative="1">
+      <w:start w:val="1"/>
+      <w:numFmt w:val="bullet"/>
+      <w:lvlText w:val=""/>
+      <w:lvlJc w:val="left"/>
+      <w:pPr>
+        <w:tabs>
+          <w:tab w:val="num" w:pos="4320"/>
+        </w:tabs>
+        <w:ind w:left="4320" w:hanging="360"/>
+      </w:pPr>
+      <w:rPr>
+        <w:rFonts w:ascii="Wingdings" w:hAnsi="Wingdings" w:hint="default"/>
+        <w:sz w:val="20"/>
+      </w:rPr>
+    </w:lvl>
+    <w:lvl w:ilvl="6" w:tentative="1">
+      <w:start w:val="1"/>
+      <w:numFmt w:val="bullet"/>
+      <w:lvlText w:val=""/>
+      <w:lvlJc w:val="left"/>
+      <w:pPr>
+        <w:tabs>
+          <w:tab w:val="num" w:pos="5040"/>
+        </w:tabs>
+        <w:ind w:left="5040" w:hanging="360"/>
+      </w:pPr>
+      <w:rPr>
+        <w:rFonts w:ascii="Wingdings" w:hAnsi="Wingdings" w:hint="default"/>
+        <w:sz w:val="20"/>
+      </w:rPr>
+    </w:lvl>
+    <w:lvl w:ilvl="7" w:tentative="1">
+      <w:start w:val="1"/>
+      <w:numFmt w:val="bullet"/>
+      <w:lvlText w:val=""/>
+      <w:lvlJc w:val="left"/>
+      <w:pPr>
+        <w:tabs>
+          <w:tab w:val="num" w:pos="5760"/>
+        </w:tabs>
+        <w:ind w:left="5760" w:hanging="360"/>
+      </w:pPr>
+      <w:rPr>
+        <w:rFonts w:ascii="Wingdings" w:hAnsi="Wingdings" w:hint="default"/>
+        <w:sz w:val="20"/>
+      </w:rPr>
+    </w:lvl>
+    <w:lvl w:ilvl="8" w:tentative="1">
+      <w:start w:val="1"/>
+      <w:numFmt w:val="bullet"/>
+      <w:lvlText w:val=""/>
+      <w:lvlJc w:val="left"/>
+      <w:pPr>
+        <w:tabs>
+          <w:tab w:val="num" w:pos="6480"/>
+        </w:tabs>
+        <w:ind w:left="6480" w:hanging="360"/>
+      </w:pPr>
+      <w:rPr>
+        <w:rFonts w:ascii="Wingdings" w:hAnsi="Wingdings" w:hint="default"/>
+        <w:sz w:val="20"/>
+      </w:rPr>
+    </w:lvl>
+  </w:abstractNum>
+  <w:abstractNum w:abstractNumId="4">
+    <w:nsid w:val="3DB21C84"/>
+    <w:multiLevelType w:val="multilevel"/>
+    <w:tmpl w:val="49989918"/>
+    <w:lvl w:ilvl="0">
+      <w:start w:val="1"/>
+      <w:numFmt w:val="bullet"/>
+      <w:lvlText w:val=""/>
+      <w:lvlJc w:val="left"/>
+      <w:pPr>
+        <w:tabs>
+          <w:tab w:val="num" w:pos="720"/>
+        </w:tabs>
+        <w:ind w:left="720" w:hanging="360"/>
+      </w:pPr>
+      <w:rPr>
+        <w:rFonts w:ascii="Symbol" w:hAnsi="Symbol" w:hint="default"/>
+        <w:sz w:val="20"/>
+      </w:rPr>
+    </w:lvl>
+    <w:lvl w:ilvl="1" w:tentative="1">
+      <w:start w:val="1"/>
+      <w:numFmt w:val="bullet"/>
+      <w:lvlText w:val="o"/>
+      <w:lvlJc w:val="left"/>
+      <w:pPr>
+        <w:tabs>
+          <w:tab w:val="num" w:pos="1440"/>
+        </w:tabs>
+        <w:ind w:left="1440" w:hanging="360"/>
+      </w:pPr>
+      <w:rPr>
+        <w:rFonts w:ascii="Courier New" w:hAnsi="Courier New" w:hint="default"/>
+        <w:sz w:val="20"/>
+      </w:rPr>
+    </w:lvl>
+    <w:lvl w:ilvl="2" w:tentative="1">
+      <w:start w:val="1"/>
+      <w:numFmt w:val="bullet"/>
+      <w:lvlText w:val=""/>
+      <w:lvlJc w:val="left"/>
+      <w:pPr>
+        <w:tabs>
+          <w:tab w:val="num" w:pos="2160"/>
+        </w:tabs>
+        <w:ind w:left="2160" w:hanging="360"/>
+      </w:pPr>
+      <w:rPr>
+        <w:rFonts w:ascii="Wingdings" w:hAnsi="Wingdings" w:hint="default"/>
+        <w:sz w:val="20"/>
+      </w:rPr>
+    </w:lvl>
+    <w:lvl w:ilvl="3" w:tentative="1">
+      <w:start w:val="1"/>
+      <w:numFmt w:val="bullet"/>
+      <w:lvlText w:val=""/>
+      <w:lvlJc w:val="left"/>
+      <w:pPr>
+        <w:tabs>
+          <w:tab w:val="num" w:pos="2880"/>
+        </w:tabs>
+        <w:ind w:left="2880" w:hanging="360"/>
+      </w:pPr>
+      <w:rPr>
+        <w:rFonts w:ascii="Wingdings" w:hAnsi="Wingdings" w:hint="default"/>
+        <w:sz w:val="20"/>
+      </w:rPr>
+    </w:lvl>
+    <w:lvl w:ilvl="4" w:tentative="1">
+      <w:start w:val="1"/>
+      <w:numFmt w:val="bullet"/>
+      <w:lvlText w:val=""/>
+      <w:lvlJc w:val="left"/>
+      <w:pPr>
+        <w:tabs>
+          <w:tab w:val="num" w:pos="3600"/>
+        </w:tabs>
+        <w:ind w:left="3600" w:hanging="360"/>
+      </w:pPr>
+      <w:rPr>
+        <w:rFonts w:ascii="Wingdings" w:hAnsi="Wingdings" w:hint="default"/>
+        <w:sz w:val="20"/>
+      </w:rPr>
+    </w:lvl>
+    <w:lvl w:ilvl="5" w:tentative="1">
+      <w:start w:val="1"/>
+      <w:numFmt w:val="bullet"/>
+      <w:lvlText w:val=""/>
+      <w:lvlJc w:val="left"/>
+      <w:pPr>
+        <w:tabs>
+          <w:tab w:val="num" w:pos="4320"/>
+        </w:tabs>
+        <w:ind w:left="4320" w:hanging="360"/>
+      </w:pPr>
+      <w:rPr>
+        <w:rFonts w:ascii="Wingdings" w:hAnsi="Wingdings" w:hint="default"/>
+        <w:sz w:val="20"/>
+      </w:rPr>
+    </w:lvl>
+    <w:lvl w:ilvl="6" w:tentative="1">
+      <w:start w:val="1"/>
+      <w:numFmt w:val="bullet"/>
+      <w:lvlText w:val=""/>
+      <w:lvlJc w:val="left"/>
+      <w:pPr>
+        <w:tabs>
+          <w:tab w:val="num" w:pos="5040"/>
+        </w:tabs>
+        <w:ind w:left="5040" w:hanging="360"/>
+      </w:pPr>
+      <w:rPr>
+        <w:rFonts w:ascii="Wingdings" w:hAnsi="Wingdings" w:hint="default"/>
+        <w:sz w:val="20"/>
+      </w:rPr>
+    </w:lvl>
+    <w:lvl w:ilvl="7" w:tentative="1">
+      <w:start w:val="1"/>
+      <w:numFmt w:val="bullet"/>
+      <w:lvlText w:val=""/>
+      <w:lvlJc w:val="left"/>
+      <w:pPr>
+        <w:tabs>
+          <w:tab w:val="num" w:pos="5760"/>
+        </w:tabs>
+        <w:ind w:left="5760" w:hanging="360"/>
+      </w:pPr>
+      <w:rPr>
+        <w:rFonts w:ascii="Wingdings" w:hAnsi="Wingdings" w:hint="default"/>
+        <w:sz w:val="20"/>
+      </w:rPr>
+    </w:lvl>
+    <w:lvl w:ilvl="8" w:tentative="1">
+      <w:start w:val="1"/>
+      <w:numFmt w:val="bullet"/>
+      <w:lvlText w:val=""/>
+      <w:lvlJc w:val="left"/>
+      <w:pPr>
+        <w:tabs>
+          <w:tab w:val="num" w:pos="6480"/>
+        </w:tabs>
+        <w:ind w:left="6480" w:hanging="360"/>
+      </w:pPr>
+      <w:rPr>
+        <w:rFonts w:ascii="Wingdings" w:hAnsi="Wingdings" w:hint="default"/>
+        <w:sz w:val="20"/>
+      </w:rPr>
+    </w:lvl>
+  </w:abstractNum>
+  <w:abstractNum w:abstractNumId="5">
+    <w:nsid w:val="4D561AE2"/>
+    <w:multiLevelType w:val="multilevel"/>
+    <w:tmpl w:val="16645702"/>
+    <w:lvl w:ilvl="0">
+      <w:start w:val="1"/>
+      <w:numFmt w:val="bullet"/>
+      <w:lvlText w:val=""/>
+      <w:lvlJc w:val="left"/>
+      <w:pPr>
+        <w:tabs>
+          <w:tab w:val="num" w:pos="720"/>
+        </w:tabs>
+        <w:ind w:left="720" w:hanging="360"/>
+      </w:pPr>
+      <w:rPr>
+        <w:rFonts w:ascii="Symbol" w:hAnsi="Symbol" w:hint="default"/>
+        <w:sz w:val="20"/>
+      </w:rPr>
+    </w:lvl>
+    <w:lvl w:ilvl="1" w:tentative="1">
+      <w:start w:val="1"/>
+      <w:numFmt w:val="bullet"/>
+      <w:lvlText w:val="o"/>
+      <w:lvlJc w:val="left"/>
+      <w:pPr>
+        <w:tabs>
+          <w:tab w:val="num" w:pos="1440"/>
+        </w:tabs>
+        <w:ind w:left="1440" w:hanging="360"/>
+      </w:pPr>
+      <w:rPr>
+        <w:rFonts w:ascii="Courier New" w:hAnsi="Courier New" w:hint="default"/>
+        <w:sz w:val="20"/>
+      </w:rPr>
+    </w:lvl>
+    <w:lvl w:ilvl="2" w:tentative="1">
+      <w:start w:val="1"/>
+      <w:numFmt w:val="bullet"/>
+      <w:lvlText w:val=""/>
+      <w:lvlJc w:val="left"/>
+      <w:pPr>
+        <w:tabs>
+          <w:tab w:val="num" w:pos="2160"/>
+        </w:tabs>
+        <w:ind w:left="2160" w:hanging="360"/>
+      </w:pPr>
+      <w:rPr>
+        <w:rFonts w:ascii="Wingdings" w:hAnsi="Wingdings" w:hint="default"/>
+        <w:sz w:val="20"/>
+      </w:rPr>
+    </w:lvl>
+    <w:lvl w:ilvl="3" w:tentative="1">
+      <w:start w:val="1"/>
+      <w:numFmt w:val="bullet"/>
+      <w:lvlText w:val=""/>
+      <w:lvlJc w:val="left"/>
+      <w:pPr>
+        <w:tabs>
+          <w:tab w:val="num" w:pos="2880"/>
+        </w:tabs>
+        <w:ind w:left="2880" w:hanging="360"/>
+      </w:pPr>
+      <w:rPr>
+        <w:rFonts w:ascii="Wingdings" w:hAnsi="Wingdings" w:hint="default"/>
+        <w:sz w:val="20"/>
+      </w:rPr>
+    </w:lvl>
+    <w:lvl w:ilvl="4" w:tentative="1">
+      <w:start w:val="1"/>
+      <w:numFmt w:val="bullet"/>
+      <w:lvlText w:val=""/>
+      <w:lvlJc w:val="left"/>
+      <w:pPr>
+        <w:tabs>
+          <w:tab w:val="num" w:pos="3600"/>
+        </w:tabs>
+        <w:ind w:left="3600" w:hanging="360"/>
+      </w:pPr>
+      <w:rPr>
+        <w:rFonts w:ascii="Wingdings" w:hAnsi="Wingdings" w:hint="default"/>
+        <w:sz w:val="20"/>
+      </w:rPr>
+    </w:lvl>
+    <w:lvl w:ilvl="5" w:tentative="1">
+      <w:start w:val="1"/>
+      <w:numFmt w:val="bullet"/>
+      <w:lvlText w:val=""/>
+      <w:lvlJc w:val="left"/>
+      <w:pPr>
+        <w:tabs>
+          <w:tab w:val="num" w:pos="4320"/>
+        </w:tabs>
+        <w:ind w:left="4320" w:hanging="360"/>
+      </w:pPr>
+      <w:rPr>
+        <w:rFonts w:ascii="Wingdings" w:hAnsi="Wingdings" w:hint="default"/>
+        <w:sz w:val="20"/>
+      </w:rPr>
+    </w:lvl>
+    <w:lvl w:ilvl="6" w:tentative="1">
+      <w:start w:val="1"/>
+      <w:numFmt w:val="bullet"/>
+      <w:lvlText w:val=""/>
+      <w:lvlJc w:val="left"/>
+      <w:pPr>
+        <w:tabs>
+          <w:tab w:val="num" w:pos="5040"/>
+        </w:tabs>
+        <w:ind w:left="5040" w:hanging="360"/>
+      </w:pPr>
+      <w:rPr>
+        <w:rFonts w:ascii="Wingdings" w:hAnsi="Wingdings" w:hint="default"/>
+        <w:sz w:val="20"/>
+      </w:rPr>
+    </w:lvl>
+    <w:lvl w:ilvl="7" w:tentative="1">
+      <w:start w:val="1"/>
+      <w:numFmt w:val="bullet"/>
+      <w:lvlText w:val=""/>
+      <w:lvlJc w:val="left"/>
+      <w:pPr>
+        <w:tabs>
+          <w:tab w:val="num" w:pos="5760"/>
+        </w:tabs>
+        <w:ind w:left="5760" w:hanging="360"/>
+      </w:pPr>
+      <w:rPr>
+        <w:rFonts w:ascii="Wingdings" w:hAnsi="Wingdings" w:hint="default"/>
+        <w:sz w:val="20"/>
+      </w:rPr>
+    </w:lvl>
+    <w:lvl w:ilvl="8" w:tentative="1">
+      <w:start w:val="1"/>
+      <w:numFmt w:val="bullet"/>
+      <w:lvlText w:val=""/>
+      <w:lvlJc w:val="left"/>
+      <w:pPr>
+        <w:tabs>
+          <w:tab w:val="num" w:pos="6480"/>
+        </w:tabs>
+        <w:ind w:left="6480" w:hanging="360"/>
+      </w:pPr>
+      <w:rPr>
+        <w:rFonts w:ascii="Wingdings" w:hAnsi="Wingdings" w:hint="default"/>
+        <w:sz w:val="20"/>
+      </w:rPr>
+    </w:lvl>
+  </w:abstractNum>
+  <w:abstractNum w:abstractNumId="6">
+    <w:nsid w:val="4FA124AD"/>
+    <w:multiLevelType w:val="multilevel"/>
+    <w:tmpl w:val="5E78B1BC"/>
+    <w:lvl w:ilvl="0">
+      <w:start w:val="1"/>
+      <w:numFmt w:val="bullet"/>
+      <w:lvlText w:val=""/>
+      <w:lvlJc w:val="left"/>
+      <w:pPr>
+        <w:tabs>
+          <w:tab w:val="num" w:pos="720"/>
+        </w:tabs>
+        <w:ind w:left="720" w:hanging="360"/>
+      </w:pPr>
+      <w:rPr>
+        <w:rFonts w:ascii="Symbol" w:hAnsi="Symbol" w:hint="default"/>
+        <w:sz w:val="20"/>
+      </w:rPr>
+    </w:lvl>
+    <w:lvl w:ilvl="1" w:tentative="1">
+      <w:start w:val="1"/>
+      <w:numFmt w:val="bullet"/>
+      <w:lvlText w:val="o"/>
+      <w:lvlJc w:val="left"/>
+      <w:pPr>
+        <w:tabs>
+          <w:tab w:val="num" w:pos="1440"/>
+        </w:tabs>
+        <w:ind w:left="1440" w:hanging="360"/>
+      </w:pPr>
+      <w:rPr>
+        <w:rFonts w:ascii="Courier New" w:hAnsi="Courier New" w:hint="default"/>
+        <w:sz w:val="20"/>
+      </w:rPr>
+    </w:lvl>
+    <w:lvl w:ilvl="2" w:tentative="1">
+      <w:start w:val="1"/>
+      <w:numFmt w:val="bullet"/>
+      <w:lvlText w:val=""/>
+      <w:lvlJc w:val="left"/>
+      <w:pPr>
+        <w:tabs>
+          <w:tab w:val="num" w:pos="2160"/>
+        </w:tabs>
+        <w:ind w:left="2160" w:hanging="360"/>
+      </w:pPr>
+      <w:rPr>
+        <w:rFonts w:ascii="Wingdings" w:hAnsi="Wingdings" w:hint="default"/>
+        <w:sz w:val="20"/>
+      </w:rPr>
+    </w:lvl>
+    <w:lvl w:ilvl="3" w:tentative="1">
+      <w:start w:val="1"/>
+      <w:numFmt w:val="bullet"/>
+      <w:lvlText w:val=""/>
+      <w:lvlJc w:val="left"/>
+      <w:pPr>
+        <w:tabs>
+          <w:tab w:val="num" w:pos="2880"/>
+        </w:tabs>
+        <w:ind w:left="2880" w:hanging="360"/>
+      </w:pPr>
+      <w:rPr>
+        <w:rFonts w:ascii="Wingdings" w:hAnsi="Wingdings" w:hint="default"/>
+        <w:sz w:val="20"/>
+      </w:rPr>
+    </w:lvl>
+    <w:lvl w:ilvl="4" w:tentative="1">
+      <w:start w:val="1"/>
+      <w:numFmt w:val="bullet"/>
+      <w:lvlText w:val=""/>
+      <w:lvlJc w:val="left"/>
+      <w:pPr>
+        <w:tabs>
+          <w:tab w:val="num" w:pos="3600"/>
+        </w:tabs>
+        <w:ind w:left="3600" w:hanging="360"/>
+      </w:pPr>
+      <w:rPr>
+        <w:rFonts w:ascii="Wingdings" w:hAnsi="Wingdings" w:hint="default"/>
+        <w:sz w:val="20"/>
+      </w:rPr>
+    </w:lvl>
+    <w:lvl w:ilvl="5" w:tentative="1">
+      <w:start w:val="1"/>
+      <w:numFmt w:val="bullet"/>
+      <w:lvlText w:val=""/>
+      <w:lvlJc w:val="left"/>
+      <w:pPr>
+        <w:tabs>
+          <w:tab w:val="num" w:pos="4320"/>
+        </w:tabs>
+        <w:ind w:left="4320" w:hanging="360"/>
+      </w:pPr>
+      <w:rPr>
+        <w:rFonts w:ascii="Wingdings" w:hAnsi="Wingdings" w:hint="default"/>
+        <w:sz w:val="20"/>
+      </w:rPr>
+    </w:lvl>
+    <w:lvl w:ilvl="6" w:tentative="1">
+      <w:start w:val="1"/>
+      <w:numFmt w:val="bullet"/>
+      <w:lvlText w:val=""/>
+      <w:lvlJc w:val="left"/>
+      <w:pPr>
+        <w:tabs>
+          <w:tab w:val="num" w:pos="5040"/>
+        </w:tabs>
+        <w:ind w:left="5040" w:hanging="360"/>
+      </w:pPr>
+      <w:rPr>
+        <w:rFonts w:ascii="Wingdings" w:hAnsi="Wingdings" w:hint="default"/>
+        <w:sz w:val="20"/>
+      </w:rPr>
+    </w:lvl>
+    <w:lvl w:ilvl="7" w:tentative="1">
+      <w:start w:val="1"/>
+      <w:numFmt w:val="bullet"/>
+      <w:lvlText w:val=""/>
+      <w:lvlJc w:val="left"/>
+      <w:pPr>
+        <w:tabs>
+          <w:tab w:val="num" w:pos="5760"/>
+        </w:tabs>
+        <w:ind w:left="5760" w:hanging="360"/>
+      </w:pPr>
+      <w:rPr>
+        <w:rFonts w:ascii="Wingdings" w:hAnsi="Wingdings" w:hint="default"/>
+        <w:sz w:val="20"/>
+      </w:rPr>
+    </w:lvl>
+    <w:lvl w:ilvl="8" w:tentative="1">
+      <w:start w:val="1"/>
+      <w:numFmt w:val="bullet"/>
+      <w:lvlText w:val=""/>
+      <w:lvlJc w:val="left"/>
+      <w:pPr>
+        <w:tabs>
+          <w:tab w:val="num" w:pos="6480"/>
+        </w:tabs>
+        <w:ind w:left="6480" w:hanging="360"/>
+      </w:pPr>
+      <w:rPr>
+        <w:rFonts w:ascii="Wingdings" w:hAnsi="Wingdings" w:hint="default"/>
+        <w:sz w:val="20"/>
+      </w:rPr>
+    </w:lvl>
+  </w:abstractNum>
+  <w:abstractNum w:abstractNumId="7">
+    <w:nsid w:val="7FDC71DA"/>
+    <w:multiLevelType w:val="multilevel"/>
+    <w:tmpl w:val="34D2AF7A"/>
+    <w:lvl w:ilvl="0">
+      <w:start w:val="1"/>
+      <w:numFmt w:val="bullet"/>
+      <w:lvlText w:val=""/>
+      <w:lvlJc w:val="left"/>
+      <w:pPr>
+        <w:tabs>
+          <w:tab w:val="num" w:pos="720"/>
+        </w:tabs>
+        <w:ind w:left="720" w:hanging="360"/>
+      </w:pPr>
+      <w:rPr>
+        <w:rFonts w:ascii="Symbol" w:hAnsi="Symbol" w:hint="default"/>
+        <w:sz w:val="20"/>
+      </w:rPr>
+    </w:lvl>
+    <w:lvl w:ilvl="1" w:tentative="1">
+      <w:start w:val="1"/>
+      <w:numFmt w:val="bullet"/>
+      <w:lvlText w:val="o"/>
+      <w:lvlJc w:val="left"/>
+      <w:pPr>
+        <w:tabs>
+          <w:tab w:val="num" w:pos="1440"/>
+        </w:tabs>
+        <w:ind w:left="1440" w:hanging="360"/>
+      </w:pPr>
+      <w:rPr>
+        <w:rFonts w:ascii="Courier New" w:hAnsi="Courier New" w:hint="default"/>
+        <w:sz w:val="20"/>
+      </w:rPr>
+    </w:lvl>
+    <w:lvl w:ilvl="2" w:tentative="1">
+      <w:start w:val="1"/>
+      <w:numFmt w:val="bullet"/>
+      <w:lvlText w:val=""/>
+      <w:lvlJc w:val="left"/>
+      <w:pPr>
+        <w:tabs>
+          <w:tab w:val="num" w:pos="2160"/>
+        </w:tabs>
+        <w:ind w:left="2160" w:hanging="360"/>
+      </w:pPr>
+      <w:rPr>
+        <w:rFonts w:ascii="Wingdings" w:hAnsi="Wingdings" w:hint="default"/>
+        <w:sz w:val="20"/>
+      </w:rPr>
+    </w:lvl>
+    <w:lvl w:ilvl="3" w:tentative="1">
+      <w:start w:val="1"/>
+      <w:numFmt w:val="bullet"/>
+      <w:lvlText w:val=""/>
+      <w:lvlJc w:val="left"/>
+      <w:pPr>
+        <w:tabs>
+          <w:tab w:val="num" w:pos="2880"/>
+        </w:tabs>
+        <w:ind w:left="2880" w:hanging="360"/>
+      </w:pPr>
+      <w:rPr>
+        <w:rFonts w:ascii="Wingdings" w:hAnsi="Wingdings" w:hint="default"/>
+        <w:sz w:val="20"/>
+      </w:rPr>
+    </w:lvl>
+    <w:lvl w:ilvl="4" w:tentative="1">
+      <w:start w:val="1"/>
+      <w:numFmt w:val="bullet"/>
+      <w:lvlText w:val=""/>
+      <w:lvlJc w:val="left"/>
+      <w:pPr>
+        <w:tabs>
+          <w:tab w:val="num" w:pos="3600"/>
+        </w:tabs>
+        <w:ind w:left="3600" w:hanging="360"/>
+      </w:pPr>
+      <w:rPr>
+        <w:rFonts w:ascii="Wingdings" w:hAnsi="Wingdings" w:hint="default"/>
+        <w:sz w:val="20"/>
+      </w:rPr>
+    </w:lvl>
+    <w:lvl w:ilvl="5" w:tentative="1">
+      <w:start w:val="1"/>
+      <w:numFmt w:val="bullet"/>
+      <w:lvlText w:val=""/>
+      <w:lvlJc w:val="left"/>
+      <w:pPr>
+        <w:tabs>
+          <w:tab w:val="num" w:pos="4320"/>
+        </w:tabs>
+        <w:ind w:left="4320" w:hanging="360"/>
+      </w:pPr>
+      <w:rPr>
+        <w:rFonts w:ascii="Wingdings" w:hAnsi="Wingdings" w:hint="default"/>
+        <w:sz w:val="20"/>
+      </w:rPr>
+    </w:lvl>
+    <w:lvl w:ilvl="6" w:tentative="1">
+      <w:start w:val="1"/>
+      <w:numFmt w:val="bullet"/>
+      <w:lvlText w:val=""/>
+      <w:lvlJc w:val="left"/>
+      <w:pPr>
+        <w:tabs>
+          <w:tab w:val="num" w:pos="5040"/>
+        </w:tabs>
+        <w:ind w:left="5040" w:hanging="360"/>
+      </w:pPr>
+      <w:rPr>
+        <w:rFonts w:ascii="Wingdings" w:hAnsi="Wingdings" w:hint="default"/>
+        <w:sz w:val="20"/>
+      </w:rPr>
+    </w:lvl>
+    <w:lvl w:ilvl="7" w:tentative="1">
+      <w:start w:val="1"/>
+      <w:numFmt w:val="bullet"/>
+      <w:lvlText w:val=""/>
+      <w:lvlJc w:val="left"/>
+      <w:pPr>
+        <w:tabs>
+          <w:tab w:val="num" w:pos="5760"/>
+        </w:tabs>
+        <w:ind w:left="5760" w:hanging="360"/>
+      </w:pPr>
+      <w:rPr>
+        <w:rFonts w:ascii="Wingdings" w:hAnsi="Wingdings" w:hint="default"/>
+        <w:sz w:val="20"/>
+      </w:rPr>
+    </w:lvl>
+    <w:lvl w:ilvl="8" w:tentative="1">
+      <w:start w:val="1"/>
+      <w:numFmt w:val="bullet"/>
+      <w:lvlText w:val=""/>
+      <w:lvlJc w:val="left"/>
+      <w:pPr>
+        <w:tabs>
+          <w:tab w:val="num" w:pos="6480"/>
+        </w:tabs>
+        <w:ind w:left="6480" w:hanging="360"/>
+      </w:pPr>
+      <w:rPr>
+        <w:rFonts w:ascii="Wingdings" w:hAnsi="Wingdings" w:hint="default"/>
+        <w:sz w:val="20"/>
+      </w:rPr>
+    </w:lvl>
+  </w:abstractNum>
+  <w:num w:numId="1">
+    <w:abstractNumId w:val="7"/>
+  </w:num>
+  <w:num w:numId="2">
+    <w:abstractNumId w:val="2"/>
+  </w:num>
+  <w:num w:numId="3">
+    <w:abstractNumId w:val="6"/>
+  </w:num>
+  <w:num w:numId="4">
+    <w:abstractNumId w:val="3"/>
+  </w:num>
+  <w:num w:numId="5">
+    <w:abstractNumId w:val="1"/>
+  </w:num>
+  <w:num w:numId="6">
+    <w:abstractNumId w:val="0"/>
+  </w:num>
+  <w:num w:numId="7">
+    <w:abstractNumId w:val="4"/>
+  </w:num>
+  <w:num w:numId="8">
+    <w:abstractNumId w:val="5"/>
+  </w:num>
+</w:numbering>
 </file>
 
 <file path=word/styles.xml><?xml version="1.0" encoding="utf-8"?>
@@ -8299,6 +11837,41 @@
       <w:bCs/>
     </w:rPr>
   </w:style>
+  <w:style w:type="character" w:customStyle="1" w:styleId="whitespace-normal">
+    <w:name w:val="whitespace-normal"/>
+    <w:basedOn w:val="DefaultParagraphFont"/>
+    <w:rsid w:val="008B04F0"/>
+  </w:style>
+  <w:style w:type="character" w:customStyle="1" w:styleId="n">
+    <w:name w:val="ͼn"/>
+    <w:basedOn w:val="DefaultParagraphFont"/>
+    <w:rsid w:val="008B04F0"/>
+  </w:style>
+  <w:style w:type="character" w:customStyle="1" w:styleId="m">
+    <w:name w:val="ͼm"/>
+    <w:basedOn w:val="DefaultParagraphFont"/>
+    <w:rsid w:val="008B04F0"/>
+  </w:style>
+  <w:style w:type="character" w:customStyle="1" w:styleId="g">
+    <w:name w:val="ͼg"/>
+    <w:basedOn w:val="DefaultParagraphFont"/>
+    <w:rsid w:val="008B04F0"/>
+  </w:style>
+  <w:style w:type="character" w:customStyle="1" w:styleId="k">
+    <w:name w:val="ͼk"/>
+    <w:basedOn w:val="DefaultParagraphFont"/>
+    <w:rsid w:val="002F072A"/>
+  </w:style>
+  <w:style w:type="character" w:customStyle="1" w:styleId="j">
+    <w:name w:val="ͼj"/>
+    <w:basedOn w:val="DefaultParagraphFont"/>
+    <w:rsid w:val="002F072A"/>
+  </w:style>
+  <w:style w:type="character" w:customStyle="1" w:styleId="e">
+    <w:name w:val="ͼe"/>
+    <w:basedOn w:val="DefaultParagraphFont"/>
+    <w:rsid w:val="002F072A"/>
+  </w:style>
 </w:styles>
 </file>
 
@@ -8652,6 +12225,41 @@
       <w:bCs/>
     </w:rPr>
   </w:style>
+  <w:style w:type="character" w:customStyle="1" w:styleId="whitespace-normal">
+    <w:name w:val="whitespace-normal"/>
+    <w:basedOn w:val="DefaultParagraphFont"/>
+    <w:rsid w:val="008B04F0"/>
+  </w:style>
+  <w:style w:type="character" w:customStyle="1" w:styleId="n">
+    <w:name w:val="ͼn"/>
+    <w:basedOn w:val="DefaultParagraphFont"/>
+    <w:rsid w:val="008B04F0"/>
+  </w:style>
+  <w:style w:type="character" w:customStyle="1" w:styleId="m">
+    <w:name w:val="ͼm"/>
+    <w:basedOn w:val="DefaultParagraphFont"/>
+    <w:rsid w:val="008B04F0"/>
+  </w:style>
+  <w:style w:type="character" w:customStyle="1" w:styleId="g">
+    <w:name w:val="ͼg"/>
+    <w:basedOn w:val="DefaultParagraphFont"/>
+    <w:rsid w:val="008B04F0"/>
+  </w:style>
+  <w:style w:type="character" w:customStyle="1" w:styleId="k">
+    <w:name w:val="ͼk"/>
+    <w:basedOn w:val="DefaultParagraphFont"/>
+    <w:rsid w:val="002F072A"/>
+  </w:style>
+  <w:style w:type="character" w:customStyle="1" w:styleId="j">
+    <w:name w:val="ͼj"/>
+    <w:basedOn w:val="DefaultParagraphFont"/>
+    <w:rsid w:val="002F072A"/>
+  </w:style>
+  <w:style w:type="character" w:customStyle="1" w:styleId="e">
+    <w:name w:val="ͼe"/>
+    <w:basedOn w:val="DefaultParagraphFont"/>
+    <w:rsid w:val="002F072A"/>
+  </w:style>
 </w:styles>
 </file>
 
